--- a/docs/台灣福祉_LINE_AI戰情室_開發說明書_v0.7_完整版.docx
+++ b/docs/台灣福祉_LINE_AI戰情室_開發說明書_v0.7_完整版.docx
@@ -2,7 +2,7 @@
 <file path=word/document.xml><?xml version="1.0" encoding="utf-8"?>
 <w:document xmlns:w="http://schemas.openxmlformats.org/wordprocessingml/2006/main" xmlns:m="http://schemas.openxmlformats.org/officeDocument/2006/math" xmlns:r="http://schemas.openxmlformats.org/officeDocument/2006/relationships" xmlns:o="urn:schemas-microsoft-com:office:office" xmlns:v="urn:schemas-microsoft-com:vml" xmlns:w10="urn:schemas-microsoft-com:office:word" xmlns:a="http://schemas.openxmlformats.org/drawingml/2006/main" xmlns:pic="http://schemas.openxmlformats.org/drawingml/2006/picture" xmlns:wp="http://schemas.openxmlformats.org/drawingml/2006/wordprocessingDrawing">
   <w:body>
-    <w:bookmarkStart w:id="43" w:name="X5ee3b8d15f94f373ac0fd2a9ef32264ace54f6f"/>
+    <w:bookmarkStart w:id="61" w:name="X9dbec642526ab89c85b85595ac086c5686a4e8f"/>
     <w:p>
       <w:pPr>
         <w:pStyle w:val="Heading1"/>
@@ -29,7 +29,7 @@
         <w:rPr>
           <w:rFonts w:hint="eastAsia"/>
         </w:rPr>
-        <w:t xml:space="preserve">系統開發說明書</w:t>
+        <w:t xml:space="preserve">系統設計文件</w:t>
       </w:r>
       <w:r>
         <w:t xml:space="preserve"> </w:t>
@@ -49,7 +49,7 @@
         <w:rPr>
           <w:rFonts w:hint="eastAsia"/>
         </w:rPr>
-        <w:t xml:space="preserve">交付對象：技術長／工程團隊。</w:t>
+        <w:t xml:space="preserve">交付對象：技術長／工程團隊、簡報負責人。</w:t>
       </w:r>
       <w:r>
         <w:t xml:space="preserve"> </w:t>
@@ -105,66 +105,107 @@
           <w:b/>
           <w:bCs/>
         </w:rPr>
-        <w:t xml:space="preserve">決策拍板，取代</w:t>
+        <w:t xml:space="preserve">決策拍板</w:t>
       </w:r>
       <w:r>
         <w:rPr>
           <w:b/>
           <w:bCs/>
         </w:rPr>
-        <w:t xml:space="preserve"> v0.6。</w:t>
-      </w:r>
-      <w:r>
-        <w:t xml:space="preserve"> </w:t>
-      </w:r>
-      <w:r>
-        <w:t xml:space="preserve">v0.6 </w:t>
-      </w:r>
-      <w:r>
-        <w:rPr>
-          <w:rFonts w:hint="eastAsia"/>
-        </w:rPr>
-        <w:t xml:space="preserve">的「單一系統四層角色、tickets</w:t>
-      </w:r>
-      <w:r>
-        <w:t xml:space="preserve"> </w:t>
-      </w:r>
-      <w:r>
-        <w:rPr>
-          <w:rFonts w:hint="eastAsia"/>
-        </w:rPr>
-        <w:t xml:space="preserve">通用事件表、human-in-the-loop</w:t>
-      </w:r>
-      <w:r>
-        <w:t xml:space="preserve"> </w:t>
-      </w:r>
-      <w:r>
-        <w:rPr>
-          <w:rFonts w:hint="eastAsia"/>
-        </w:rPr>
-        <w:t xml:space="preserve">簽核」方向保留並精修；矛盾與缺口（雲端/地端、多模態選型、consultant</w:t>
-      </w:r>
-      <w:r>
-        <w:t xml:space="preserve"> </w:t>
-      </w:r>
-      <w:r>
-        <w:rPr>
-          <w:rFonts w:hint="eastAsia"/>
-        </w:rPr>
-        <w:t xml:space="preserve">代簽、假名化/稽核、失效處理、成本、NFR、驗收）已補齊為可實作規格。</w:t>
-      </w:r>
-    </w:p>
-    <w:p>
-      <w:pPr>
-        <w:pStyle w:val="BlockText"/>
-      </w:pPr>
-      <w:r>
-        <w:rPr>
+        <w:t xml:space="preserve"> + </w:t>
+      </w:r>
+      <w:r>
+        <w:rPr>
+          <w:rFonts w:hint="eastAsia"/>
           <w:b/>
           <w:bCs/>
         </w:rPr>
-        <w:t xml:space="preserve">v0.7 </w:t>
-      </w:r>
+        <w:t xml:space="preserve">融入計畫書設計優勢，取代</w:t>
+      </w:r>
+      <w:r>
+        <w:rPr>
+          <w:b/>
+          <w:bCs/>
+        </w:rPr>
+        <w:t xml:space="preserve"> v0.6。</w:t>
+      </w:r>
+      <w:r>
+        <w:t xml:space="preserve"> </w:t>
+      </w:r>
+      <w:r>
+        <w:rPr>
+          <w:rFonts w:hint="eastAsia"/>
+        </w:rPr>
+        <w:t xml:space="preserve">保留</w:t>
+      </w:r>
+      <w:r>
+        <w:t xml:space="preserve"> v0.6 </w:t>
+      </w:r>
+      <w:r>
+        <w:rPr>
+          <w:rFonts w:hint="eastAsia"/>
+        </w:rPr>
+        <w:t xml:space="preserve">的「單一系統四層角色、tickets</w:t>
+      </w:r>
+      <w:r>
+        <w:t xml:space="preserve"> </w:t>
+      </w:r>
+      <w:r>
+        <w:rPr>
+          <w:rFonts w:hint="eastAsia"/>
+        </w:rPr>
+        <w:t xml:space="preserve">通用事件表、human-in-the-loop</w:t>
+      </w:r>
+      <w:r>
+        <w:t xml:space="preserve"> </w:t>
+      </w:r>
+      <w:r>
+        <w:rPr>
+          <w:rFonts w:hint="eastAsia"/>
+        </w:rPr>
+        <w:t xml:space="preserve">簽核」方向並精修；補齊矛盾與缺口（雲端/地端、多模態選型、consultant</w:t>
+      </w:r>
+      <w:r>
+        <w:t xml:space="preserve"> </w:t>
+      </w:r>
+      <w:r>
+        <w:rPr>
+          <w:rFonts w:hint="eastAsia"/>
+        </w:rPr>
+        <w:t xml:space="preserve">代簽、假名化/稽核、失效處理、成本、NFR、驗收）；並融入原計畫書已考慮到的設計優勢（現場痛點、冷啟動、跨訊息事件合併與</w:t>
+      </w:r>
+      <w:r>
+        <w:t xml:space="preserve"> KM </w:t>
+      </w:r>
+      <w:r>
+        <w:rPr>
+          <w:rFonts w:hint="eastAsia"/>
+        </w:rPr>
+        <w:t xml:space="preserve">知識卡片、LINE</w:t>
+      </w:r>
+      <w:r>
+        <w:t xml:space="preserve"> </w:t>
+      </w:r>
+      <w:r>
+        <w:rPr>
+          <w:rFonts w:hint="eastAsia"/>
+        </w:rPr>
+        <w:t xml:space="preserve">反向問答、確認迴圈三重價值、詞庫資產、POC</w:t>
+      </w:r>
+      <w:r>
+        <w:t xml:space="preserve"> </w:t>
+      </w:r>
+      <w:r>
+        <w:rPr>
+          <w:rFonts w:hint="eastAsia"/>
+        </w:rPr>
+        <w:t xml:space="preserve">實證、KPI、風險因應）。</w:t>
+      </w:r>
+    </w:p>
+    <w:p>
+      <w:pPr>
+        <w:pStyle w:val="BlockText"/>
+      </w:pPr>
       <w:r>
         <w:rPr>
           <w:rFonts w:hint="eastAsia"/>
@@ -239,7 +280,7 @@
         <w:rPr>
           <w:rFonts w:hint="eastAsia"/>
         </w:rPr>
-        <w:t xml:space="preserve">多模態逐場景選型（§三-B）：語音/知識庫索引留地端，其餘</w:t>
+        <w:t xml:space="preserve">多模態逐場景選型（§3.2）：語音/知識庫索引留地端，其餘</w:t>
       </w:r>
       <w:r>
         <w:t xml:space="preserve"> Claude </w:t>
@@ -275,7 +316,7 @@
         <w:rPr>
           <w:rFonts w:hint="eastAsia"/>
         </w:rPr>
-        <w:t xml:space="preserve">與六群組對不齊</w:t>
+        <w:t xml:space="preserve">對不齊六群組</w:t>
       </w:r>
       <w:r>
         <w:t xml:space="preserve"> → </w:t>
@@ -329,7 +370,7 @@
         <w:t xml:space="preserve">Agent（人資總務），五</w:t>
       </w:r>
       <w:r>
-        <w:t xml:space="preserve"> Agent → </w:t>
+        <w:t xml:space="preserve"> → </w:t>
       </w:r>
       <w:r>
         <w:rPr>
@@ -344,7 +385,7 @@
         <w:rPr>
           <w:rFonts w:hint="eastAsia"/>
         </w:rPr>
-        <w:t xml:space="preserve">Agent（§六、§十二）。</w:t>
+        <w:t xml:space="preserve">Agent（§六、§十三）。</w:t>
       </w:r>
     </w:p>
     <w:p>
@@ -359,7 +400,25 @@
         <w:rPr>
           <w:rFonts w:hint="eastAsia"/>
         </w:rPr>
-        <w:t xml:space="preserve">新增個資治理/假名化/稽核/RLS（§七）、可靠性與失效處理（§十）、成本量化（§十三）、NFR（§十四）、驗收測試（§十五）、整合契約（§十六）。</w:t>
+        <w:t xml:space="preserve">新增：AI</w:t>
+      </w:r>
+      <w:r>
+        <w:t xml:space="preserve"> </w:t>
+      </w:r>
+      <w:r>
+        <w:rPr>
+          <w:rFonts w:hint="eastAsia"/>
+        </w:rPr>
+        <w:t xml:space="preserve">分析核心設計（§七）、個資治理/假名化/稽核/RLS（§八）、可靠性/失效處理（§十一）、POC</w:t>
+      </w:r>
+      <w:r>
+        <w:t xml:space="preserve"> </w:t>
+      </w:r>
+      <w:r>
+        <w:rPr>
+          <w:rFonts w:hint="eastAsia"/>
+        </w:rPr>
+        <w:t xml:space="preserve">成果（§十四）、KPI（§十六）、NFR（§十七）、風險因應（§十八）、驗收測試（§十九）、整合契約（§二十）。</w:t>
       </w:r>
     </w:p>
     <w:p>
@@ -391,7 +450,7 @@
         <w:rPr>
           <w:rFonts w:hint="eastAsia"/>
         </w:rPr>
-        <w:t xml:space="preserve">，授權則強制標記＋稽核（§八）。</w:t>
+        <w:t xml:space="preserve">，授權則強制標記＋稽核（§九）。</w:t>
       </w:r>
     </w:p>
     <w:p>
@@ -406,16 +465,7 @@
         <w:rPr>
           <w:rFonts w:hint="eastAsia"/>
         </w:rPr>
-        <w:t xml:space="preserve">全文範例假名化（原</w:t>
-      </w:r>
-      <w:r>
-        <w:t xml:space="preserve"> v0.6 </w:t>
-      </w:r>
-      <w:r>
-        <w:rPr>
-          <w:rFonts w:hint="eastAsia"/>
-        </w:rPr>
-        <w:t xml:space="preserve">範例用真名，已移除）。</w:t>
+        <w:t xml:space="preserve">全文範例假名化。</w:t>
       </w:r>
     </w:p>
     <w:p>
@@ -463,7 +513,7 @@
         <w:rPr>
           <w:rFonts w:hint="eastAsia"/>
         </w:rPr>
-        <w:t xml:space="preserve">三、部署與模型架構（含多模態選型）</w:t>
+        <w:t xml:space="preserve">三、部署與模型架構</w:t>
       </w:r>
       <w:r>
         <w:t xml:space="preserve">　</w:t>
@@ -472,7 +522,7 @@
         <w:rPr>
           <w:rFonts w:hint="eastAsia"/>
         </w:rPr>
-        <w:t xml:space="preserve">四、整體系統架構</w:t>
+        <w:t xml:space="preserve">四、整體系統架構與導入冷啟動</w:t>
       </w:r>
       <w:r>
         <w:t xml:space="preserve">　</w:t>
@@ -499,7 +549,16 @@
         <w:rPr>
           <w:rFonts w:hint="eastAsia"/>
         </w:rPr>
-        <w:t xml:space="preserve">七、個資治理・假名化・資安</w:t>
+        <w:t xml:space="preserve">七、AI</w:t>
+      </w:r>
+      <w:r>
+        <w:t xml:space="preserve"> </w:t>
+      </w:r>
+      <w:r>
+        <w:rPr>
+          <w:rFonts w:hint="eastAsia"/>
+        </w:rPr>
+        <w:t xml:space="preserve">分析核心設計</w:t>
       </w:r>
       <w:r>
         <w:t xml:space="preserve">　</w:t>
@@ -508,7 +567,7 @@
         <w:rPr>
           <w:rFonts w:hint="eastAsia"/>
         </w:rPr>
-        <w:t xml:space="preserve">八、每日簽核防呆機制</w:t>
+        <w:t xml:space="preserve">八、個資治理・假名化・資安</w:t>
       </w:r>
       <w:r>
         <w:t xml:space="preserve">　</w:t>
@@ -517,7 +576,7 @@
         <w:rPr>
           <w:rFonts w:hint="eastAsia"/>
         </w:rPr>
-        <w:t xml:space="preserve">九、戰情室前端規格與指標邏輯</w:t>
+        <w:t xml:space="preserve">九、每日簽核防呆機制</w:t>
       </w:r>
       <w:r>
         <w:t xml:space="preserve">　</w:t>
@@ -526,7 +585,7 @@
         <w:rPr>
           <w:rFonts w:hint="eastAsia"/>
         </w:rPr>
-        <w:t xml:space="preserve">十、可靠性與失效處理</w:t>
+        <w:t xml:space="preserve">十、戰情室前端規格與指標邏輯</w:t>
       </w:r>
       <w:r>
         <w:t xml:space="preserve">　</w:t>
@@ -535,7 +594,16 @@
         <w:rPr>
           <w:rFonts w:hint="eastAsia"/>
         </w:rPr>
-        <w:t xml:space="preserve">十一、多模態</w:t>
+        <w:t xml:space="preserve">十一、可靠性與失效處理</w:t>
+      </w:r>
+      <w:r>
+        <w:t xml:space="preserve">　</w:t>
+      </w:r>
+      <w:r>
+        <w:rPr>
+          <w:rFonts w:hint="eastAsia"/>
+        </w:rPr>
+        <w:t xml:space="preserve">十二、多模態</w:t>
       </w:r>
       <w:r>
         <w:t xml:space="preserve"> RAG </w:t>
@@ -553,7 +621,7 @@
         <w:rPr>
           <w:rFonts w:hint="eastAsia"/>
         </w:rPr>
-        <w:t xml:space="preserve">十二、後端</w:t>
+        <w:t xml:space="preserve">十三、後端</w:t>
       </w:r>
       <w:r>
         <w:t xml:space="preserve"> AI Agent System Prompt　</w:t>
@@ -562,7 +630,7 @@
         <w:rPr>
           <w:rFonts w:hint="eastAsia"/>
         </w:rPr>
-        <w:t xml:space="preserve">十三、成本模型</w:t>
+        <w:t xml:space="preserve">十四、概念驗證（POC）成果</w:t>
       </w:r>
       <w:r>
         <w:t xml:space="preserve">　</w:t>
@@ -571,7 +639,7 @@
         <w:rPr>
           <w:rFonts w:hint="eastAsia"/>
         </w:rPr>
-        <w:t xml:space="preserve">十四、非功能需求</w:t>
+        <w:t xml:space="preserve">十五、成本模型</w:t>
       </w:r>
       <w:r>
         <w:t xml:space="preserve">　</w:t>
@@ -580,7 +648,16 @@
         <w:rPr>
           <w:rFonts w:hint="eastAsia"/>
         </w:rPr>
-        <w:t xml:space="preserve">十五、驗收與測試計畫</w:t>
+        <w:t xml:space="preserve">十六、KPI</w:t>
+      </w:r>
+      <w:r>
+        <w:t xml:space="preserve"> </w:t>
+      </w:r>
+      <w:r>
+        <w:rPr>
+          <w:rFonts w:hint="eastAsia"/>
+        </w:rPr>
+        <w:t xml:space="preserve">與預期效益</w:t>
       </w:r>
       <w:r>
         <w:t xml:space="preserve">　</w:t>
@@ -589,7 +666,7 @@
         <w:rPr>
           <w:rFonts w:hint="eastAsia"/>
         </w:rPr>
-        <w:t xml:space="preserve">十六、整合契約</w:t>
+        <w:t xml:space="preserve">十七、非功能需求</w:t>
       </w:r>
       <w:r>
         <w:t xml:space="preserve">　</w:t>
@@ -598,7 +675,7 @@
         <w:rPr>
           <w:rFonts w:hint="eastAsia"/>
         </w:rPr>
-        <w:t xml:space="preserve">十七、開發階段與時程</w:t>
+        <w:t xml:space="preserve">十八、風險與因應</w:t>
       </w:r>
       <w:r>
         <w:t xml:space="preserve">　</w:t>
@@ -607,7 +684,34 @@
         <w:rPr>
           <w:rFonts w:hint="eastAsia"/>
         </w:rPr>
-        <w:t xml:space="preserve">十八、待確認事項</w:t>
+        <w:t xml:space="preserve">十九、驗收與測試計畫</w:t>
+      </w:r>
+      <w:r>
+        <w:t xml:space="preserve">　</w:t>
+      </w:r>
+      <w:r>
+        <w:rPr>
+          <w:rFonts w:hint="eastAsia"/>
+        </w:rPr>
+        <w:t xml:space="preserve">二十、整合契約</w:t>
+      </w:r>
+      <w:r>
+        <w:t xml:space="preserve">　</w:t>
+      </w:r>
+      <w:r>
+        <w:rPr>
+          <w:rFonts w:hint="eastAsia"/>
+        </w:rPr>
+        <w:t xml:space="preserve">二十一、實施藍圖</w:t>
+      </w:r>
+      <w:r>
+        <w:t xml:space="preserve">　</w:t>
+      </w:r>
+      <w:r>
+        <w:rPr>
+          <w:rFonts w:hint="eastAsia"/>
+        </w:rPr>
+        <w:t xml:space="preserve">二十二、待確認事項</w:t>
       </w:r>
     </w:p>
     <w:p>
@@ -618,7 +722,7 @@
       </w:r>
     </w:p>
     <w:bookmarkEnd w:id="9"/>
-    <w:bookmarkStart w:id="10" w:name="一專案背景與商業目標"/>
+    <w:bookmarkStart w:id="14" w:name="一專案背景與商業目標"/>
     <w:p>
       <w:pPr>
         <w:pStyle w:val="Heading2"/>
@@ -628,6 +732,21 @@
           <w:rFonts w:hint="eastAsia"/>
         </w:rPr>
         <w:t xml:space="preserve">一、專案背景與商業目標</w:t>
+      </w:r>
+    </w:p>
+    <w:bookmarkStart w:id="10" w:name="X66ac991e4a5beef92800fda398b767415502728"/>
+    <w:p>
+      <w:pPr>
+        <w:pStyle w:val="Heading3"/>
+      </w:pPr>
+      <w:r>
+        <w:t xml:space="preserve">1.1 </w:t>
+      </w:r>
+      <w:r>
+        <w:rPr>
+          <w:rFonts w:hint="eastAsia"/>
+        </w:rPr>
+        <w:t xml:space="preserve">合作企業與補助</w:t>
       </w:r>
     </w:p>
     <w:p>
@@ -648,11 +767,9 @@
         </w:rPr>
         <w:t xml:space="preserve">：台灣福祉科技有限公司——特種車輛改裝廠（復康巴士、福祉車、到宅沐浴車）。</w:t>
       </w:r>
-    </w:p>
-    <w:p>
-      <w:pPr>
-        <w:pStyle w:val="BodyText"/>
-      </w:pPr>
+      <w:r>
+        <w:t xml:space="preserve"> </w:t>
+      </w:r>
       <w:r>
         <w:rPr>
           <w:rFonts w:hint="eastAsia"/>
@@ -749,32 +866,105 @@
         <w:t xml:space="preserve">工具導入」項目。</w:t>
       </w:r>
     </w:p>
-    <w:p>
-      <w:pPr>
-        <w:pStyle w:val="BodyText"/>
-      </w:pPr>
+    <w:bookmarkEnd w:id="10"/>
+    <w:bookmarkStart w:id="11" w:name="Xe11d1e526d9db6a4f249f495afff297edecc333"/>
+    <w:p>
+      <w:pPr>
+        <w:pStyle w:val="Heading3"/>
+      </w:pPr>
+      <w:r>
+        <w:t xml:space="preserve">1.2 </w:t>
+      </w:r>
+      <w:r>
+        <w:rPr>
+          <w:rFonts w:hint="eastAsia"/>
+        </w:rPr>
+        <w:t xml:space="preserve">現場痛點</w:t>
+      </w:r>
+    </w:p>
+    <w:p>
+      <w:pPr>
+        <w:pStyle w:val="FirstParagraph"/>
+      </w:pPr>
+      <w:r>
+        <w:rPr>
+          <w:rFonts w:hint="eastAsia"/>
+        </w:rPr>
+        <w:t xml:space="preserve">六大部門的溝通高度依賴</w:t>
+      </w:r>
+      <w:r>
+        <w:t xml:space="preserve"> LINE </w:t>
+      </w:r>
+      <w:r>
+        <w:rPr>
+          <w:rFonts w:hint="eastAsia"/>
+        </w:rPr>
+        <w:t xml:space="preserve">群組，造成資訊極度碎片化：</w:t>
+      </w:r>
+    </w:p>
+    <w:p>
+      <w:pPr>
+        <w:pStyle w:val="Compact"/>
+        <w:numPr>
+          <w:ilvl w:val="0"/>
+          <w:numId w:val="1002"/>
+        </w:numPr>
+      </w:pPr>
+      <w:r>
+        <w:rPr>
+          <w:rFonts w:hint="eastAsia"/>
+        </w:rPr>
+        <w:t xml:space="preserve">員工以自由格式在</w:t>
+      </w:r>
+      <w:r>
+        <w:t xml:space="preserve"> LINE </w:t>
+      </w:r>
+      <w:r>
+        <w:rPr>
+          <w:rFonts w:hint="eastAsia"/>
+        </w:rPr>
+        <w:t xml:space="preserve">傳日報/回報，</w:t>
+      </w:r>
       <w:r>
         <w:rPr>
           <w:rFonts w:hint="eastAsia"/>
           <w:b/>
           <w:bCs/>
         </w:rPr>
-        <w:t xml:space="preserve">變現模式</w:t>
-      </w:r>
-      <w:r>
-        <w:rPr>
-          <w:rFonts w:hint="eastAsia"/>
-        </w:rPr>
-        <w:t xml:space="preserve">：包裝為標準產品，多租戶架構，License</w:t>
-      </w:r>
-      <w:r>
-        <w:t xml:space="preserve"> </w:t>
-      </w:r>
-      <w:r>
-        <w:rPr>
-          <w:rFonts w:hint="eastAsia"/>
-        </w:rPr>
-        <w:t xml:space="preserve">授權管理。</w:t>
+        <w:t xml:space="preserve">無法統計、無法追蹤漏交</w:t>
+      </w:r>
+      <w:r>
+        <w:t xml:space="preserve">。</w:t>
+      </w:r>
+    </w:p>
+    <w:p>
+      <w:pPr>
+        <w:pStyle w:val="Compact"/>
+        <w:numPr>
+          <w:ilvl w:val="0"/>
+          <w:numId w:val="1002"/>
+        </w:numPr>
+      </w:pPr>
+      <w:r>
+        <w:rPr>
+          <w:rFonts w:hint="eastAsia"/>
+        </w:rPr>
+        <w:t xml:space="preserve">售後維修、研發法規、採購決策散落聊天室，事後查一筆歷史記錄動輒數十分鐘。</w:t>
+      </w:r>
+    </w:p>
+    <w:p>
+      <w:pPr>
+        <w:pStyle w:val="Compact"/>
+        <w:numPr>
+          <w:ilvl w:val="0"/>
+          <w:numId w:val="1002"/>
+        </w:numPr>
+      </w:pPr>
+      <w:r>
+        <w:rPr>
+          <w:rFonts w:hint="eastAsia"/>
+        </w:rPr>
+        <w:t xml:space="preserve">老師傅的維修經驗（升降機故障根因、鋼索處理手法、預防建議）隨訊息洗版流失，</w:t>
       </w:r>
       <w:r>
         <w:rPr>
@@ -782,47 +972,75 @@
           <w:b/>
           <w:bCs/>
         </w:rPr>
-        <w:t xml:space="preserve">目前</w:t>
-      </w:r>
-      <w:r>
-        <w:rPr>
+        <w:t xml:space="preserve">工廠隱形知識（KM）完全無法留存</w:t>
+      </w:r>
+      <w:r>
+        <w:t xml:space="preserve">。</w:t>
+      </w:r>
+    </w:p>
+    <w:p>
+      <w:pPr>
+        <w:pStyle w:val="Compact"/>
+        <w:numPr>
+          <w:ilvl w:val="0"/>
+          <w:numId w:val="1002"/>
+        </w:numPr>
+      </w:pPr>
+      <w:r>
+        <w:rPr>
+          <w:rFonts w:hint="eastAsia"/>
+        </w:rPr>
+        <w:t xml:space="preserve">管理層無法即時掌握六群組狀態，管理靠人肉爬訊息。</w:t>
+      </w:r>
+    </w:p>
+    <w:bookmarkEnd w:id="11"/>
+    <w:bookmarkStart w:id="12" w:name="Xbbdd85bf679e8372630c56d4c5d993dcf050279"/>
+    <w:p>
+      <w:pPr>
+        <w:pStyle w:val="Heading3"/>
+      </w:pPr>
+      <w:r>
+        <w:t xml:space="preserve">1.3 </w:t>
+      </w:r>
+      <w:r>
+        <w:rPr>
+          <w:rFonts w:hint="eastAsia"/>
+        </w:rPr>
+        <w:t xml:space="preserve">解題思路</w:t>
+      </w:r>
+    </w:p>
+    <w:p>
+      <w:pPr>
+        <w:pStyle w:val="FirstParagraph"/>
+      </w:pPr>
+      <w:r>
+        <w:rPr>
+          <w:rFonts w:hint="eastAsia"/>
           <w:b/>
           <w:bCs/>
         </w:rPr>
-        <w:t xml:space="preserve"> 20 </w:t>
-      </w:r>
-      <w:r>
-        <w:rPr>
-          <w:rFonts w:hint="eastAsia"/>
+        <w:t xml:space="preserve">不改變員工既有</w:t>
+      </w:r>
+      <w:r>
+        <w:rPr>
           <w:b/>
           <w:bCs/>
         </w:rPr>
-        <w:t xml:space="preserve">家製造業客戶排隊</w:t>
-      </w:r>
-      <w:r>
-        <w:rPr>
-          <w:rFonts w:hint="eastAsia"/>
-        </w:rPr>
-        <w:t xml:space="preserve">，系統從第一天即以多租戶設計，不可為單一客戶寫死。</w:t>
-      </w:r>
-    </w:p>
-    <w:p>
-      <w:pPr>
-        <w:pStyle w:val="BodyText"/>
-      </w:pPr>
+        <w:t xml:space="preserve"> LINE </w:t>
+      </w:r>
       <w:r>
         <w:rPr>
           <w:rFonts w:hint="eastAsia"/>
           <w:b/>
           <w:bCs/>
         </w:rPr>
-        <w:t xml:space="preserve">核心解題原則</w:t>
-      </w:r>
-      <w:r>
-        <w:rPr>
-          <w:rFonts w:hint="eastAsia"/>
-        </w:rPr>
-        <w:t xml:space="preserve">：不改變員工既有</w:t>
+        <w:t xml:space="preserve">使用習慣</w:t>
+      </w:r>
+      <w:r>
+        <w:rPr>
+          <w:rFonts w:hint="eastAsia"/>
+        </w:rPr>
+        <w:t xml:space="preserve">——員工照常在</w:t>
       </w:r>
       <w:r>
         <w:t xml:space="preserve"> LINE </w:t>
@@ -831,7 +1049,7 @@
         <w:rPr>
           <w:rFonts w:hint="eastAsia"/>
         </w:rPr>
-        <w:t xml:space="preserve">使用習慣，後端</w:t>
+        <w:t xml:space="preserve">打字、拍照、傳語音，由後端</w:t>
       </w:r>
       <w:r>
         <w:t xml:space="preserve"> AI </w:t>
@@ -840,7 +1058,163 @@
         <w:rPr>
           <w:rFonts w:hint="eastAsia"/>
         </w:rPr>
-        <w:t xml:space="preserve">負責抓取、分析、結構化，Ragic</w:t>
+        <w:t xml:space="preserve">抓取、分析、結構化：</w:t>
+      </w:r>
+    </w:p>
+    <w:p>
+      <w:pPr>
+        <w:pStyle w:val="BlockText"/>
+      </w:pPr>
+      <w:r>
+        <w:t xml:space="preserve">LINE </w:t>
+      </w:r>
+      <w:r>
+        <w:rPr>
+          <w:rFonts w:hint="eastAsia"/>
+        </w:rPr>
+        <w:t xml:space="preserve">六群組對話</w:t>
+      </w:r>
+      <w:r>
+        <w:t xml:space="preserve"> → AI </w:t>
+      </w:r>
+      <w:r>
+        <w:rPr>
+          <w:rFonts w:hint="eastAsia"/>
+        </w:rPr>
+        <w:t xml:space="preserve">語意分析（去識別後）→</w:t>
+      </w:r>
+      <w:r>
+        <w:t xml:space="preserve"> </w:t>
+      </w:r>
+      <w:r>
+        <w:rPr>
+          <w:rFonts w:hint="eastAsia"/>
+        </w:rPr>
+        <w:t xml:space="preserve">結構化匯流（Ragic</w:t>
+      </w:r>
+      <w:r>
+        <w:t xml:space="preserve"> </w:t>
+      </w:r>
+      <w:r>
+        <w:rPr>
+          <w:rFonts w:hint="eastAsia"/>
+        </w:rPr>
+        <w:t xml:space="preserve">ERP／工研院</w:t>
+      </w:r>
+      <w:r>
+        <w:t xml:space="preserve"> </w:t>
+      </w:r>
+      <w:r>
+        <w:rPr>
+          <w:rFonts w:hint="eastAsia"/>
+        </w:rPr>
+        <w:t xml:space="preserve">KM）→</w:t>
+      </w:r>
+      <w:r>
+        <w:t xml:space="preserve"> AI </w:t>
+      </w:r>
+      <w:r>
+        <w:rPr>
+          <w:rFonts w:hint="eastAsia"/>
+        </w:rPr>
+        <w:t xml:space="preserve">戰情室</w:t>
+      </w:r>
+      <w:r>
+        <w:t xml:space="preserve"> </w:t>
+      </w:r>
+      <w:r>
+        <w:rPr>
+          <w:rFonts w:hint="eastAsia"/>
+        </w:rPr>
+        <w:t xml:space="preserve">對員工而言，AI</w:t>
+      </w:r>
+      <w:r>
+        <w:t xml:space="preserve"> </w:t>
+      </w:r>
+      <w:r>
+        <w:rPr>
+          <w:rFonts w:hint="eastAsia"/>
+        </w:rPr>
+        <w:t xml:space="preserve">不是「多一套要學的系統」，而是「</w:t>
+      </w:r>
+      <w:r>
+        <w:rPr>
+          <w:rFonts w:hint="eastAsia"/>
+          <w:b/>
+          <w:bCs/>
+        </w:rPr>
+        <w:t xml:space="preserve">幫我把表填好的助理</w:t>
+      </w:r>
+      <w:r>
+        <w:rPr>
+          <w:rFonts w:hint="eastAsia"/>
+        </w:rPr>
+        <w:t xml:space="preserve">」——這是降低導入阻力的核心定位。</w:t>
+      </w:r>
+    </w:p>
+    <w:bookmarkEnd w:id="12"/>
+    <w:bookmarkStart w:id="13" w:name="Xcb6abd055762a1e7bde444081999c77fc830cb2"/>
+    <w:p>
+      <w:pPr>
+        <w:pStyle w:val="Heading3"/>
+      </w:pPr>
+      <w:r>
+        <w:t xml:space="preserve">1.4 </w:t>
+      </w:r>
+      <w:r>
+        <w:rPr>
+          <w:rFonts w:hint="eastAsia"/>
+        </w:rPr>
+        <w:t xml:space="preserve">變現與多租戶</w:t>
+      </w:r>
+    </w:p>
+    <w:p>
+      <w:pPr>
+        <w:pStyle w:val="FirstParagraph"/>
+      </w:pPr>
+      <w:r>
+        <w:rPr>
+          <w:rFonts w:hint="eastAsia"/>
+        </w:rPr>
+        <w:t xml:space="preserve">包裝為標準產品，多租戶架構，License</w:t>
+      </w:r>
+      <w:r>
+        <w:t xml:space="preserve"> </w:t>
+      </w:r>
+      <w:r>
+        <w:rPr>
+          <w:rFonts w:hint="eastAsia"/>
+        </w:rPr>
+        <w:t xml:space="preserve">授權管理。</w:t>
+      </w:r>
+      <w:r>
+        <w:rPr>
+          <w:rFonts w:hint="eastAsia"/>
+          <w:b/>
+          <w:bCs/>
+        </w:rPr>
+        <w:t xml:space="preserve">目前</w:t>
+      </w:r>
+      <w:r>
+        <w:rPr>
+          <w:b/>
+          <w:bCs/>
+        </w:rPr>
+        <w:t xml:space="preserve"> 20 </w:t>
+      </w:r>
+      <w:r>
+        <w:rPr>
+          <w:rFonts w:hint="eastAsia"/>
+          <w:b/>
+          <w:bCs/>
+        </w:rPr>
+        <w:t xml:space="preserve">家製造業客戶排隊</w:t>
+      </w:r>
+      <w:r>
+        <w:rPr>
+          <w:rFonts w:hint="eastAsia"/>
+        </w:rPr>
+        <w:t xml:space="preserve">，系統從第一天即以多租戶設計，不可為單一客戶寫死。Ragic</w:t>
       </w:r>
       <w:r>
         <w:t xml:space="preserve"> </w:t>
@@ -859,8 +1233,9 @@
         </w:pict>
       </w:r>
     </w:p>
-    <w:bookmarkEnd w:id="10"/>
-    <w:bookmarkStart w:id="11" w:name="二單一系統四層角色權限"/>
+    <w:bookmarkEnd w:id="13"/>
+    <w:bookmarkEnd w:id="14"/>
+    <w:bookmarkStart w:id="15" w:name="二單一系統四層角色權限"/>
     <w:p>
       <w:pPr>
         <w:pStyle w:val="Heading2"/>
@@ -930,7 +1305,7 @@
         <w:rPr>
           <w:rFonts w:hint="eastAsia"/>
         </w:rPr>
-        <w:t xml:space="preserve">層過濾（§七</w:t>
+        <w:t xml:space="preserve">層過濾（§8.4</w:t>
       </w:r>
       <w:r>
         <w:t xml:space="preserve"> </w:t>
@@ -1367,7 +1742,7 @@
         <w:rPr>
           <w:rFonts w:hint="eastAsia"/>
         </w:rPr>
-        <w:t xml:space="preserve">層物理隔離落實（§七）。</w:t>
+        <w:t xml:space="preserve">層物理隔離落實（§八）。</w:t>
       </w:r>
     </w:p>
     <w:p>
@@ -1494,8 +1869,8 @@
         </w:pict>
       </w:r>
     </w:p>
-    <w:bookmarkEnd w:id="11"/>
-    <w:bookmarkStart w:id="14" w:name="三部署與模型架構p0-已決策-2026-07-03"/>
+    <w:bookmarkEnd w:id="15"/>
+    <w:bookmarkStart w:id="18" w:name="三部署與模型架構p0-已決策-2026-07-03"/>
     <w:p>
       <w:pPr>
         <w:pStyle w:val="Heading2"/>
@@ -1525,7 +1900,7 @@
         <w:t xml:space="preserve">2026-07-03）</w:t>
       </w:r>
     </w:p>
-    <w:bookmarkStart w:id="12" w:name="X37ac3f2bd254c72d80841d5c64cd9a27c31cdd0"/>
+    <w:bookmarkStart w:id="16" w:name="X37ac3f2bd254c72d80841d5c64cd9a27c31cdd0"/>
     <w:p>
       <w:pPr>
         <w:pStyle w:val="Heading3"/>
@@ -2001,16 +2376,7 @@
         <w:rPr>
           <w:rFonts w:hint="eastAsia"/>
         </w:rPr>
-        <w:t xml:space="preserve">API」；此定義可驗（§十五</w:t>
-      </w:r>
-      <w:r>
-        <w:t xml:space="preserve"> </w:t>
-      </w:r>
-      <w:r>
-        <w:rPr>
-          <w:rFonts w:hint="eastAsia"/>
-        </w:rPr>
-        <w:t xml:space="preserve">測試）。日後客戶若要求更純地端，可逐群組把雲端</w:t>
+        <w:t xml:space="preserve">API」；此定義可驗（§十九）。日後客戶若要求更純地端，可逐群組把雲端</w:t>
       </w:r>
       <w:r>
         <w:t xml:space="preserve"> Claude </w:t>
@@ -2031,8 +2397,8 @@
         <w:t xml:space="preserve">模型，架構不變。</w:t>
       </w:r>
     </w:p>
-    <w:bookmarkEnd w:id="12"/>
-    <w:bookmarkStart w:id="13" w:name="X947f8d39d65f9cac08448f1a83211c862208361"/>
+    <w:bookmarkEnd w:id="16"/>
+    <w:bookmarkStart w:id="17" w:name="X947f8d39d65f9cac08448f1a83211c862208361"/>
     <w:p>
       <w:pPr>
         <w:pStyle w:val="Heading3"/>
@@ -3058,7 +3424,7 @@
               <w:rPr>
                 <w:rFonts w:hint="eastAsia"/>
               </w:rPr>
-              <w:t xml:space="preserve">Claude/工研院（§十六）</w:t>
+              <w:t xml:space="preserve">Claude/工研院（§二十）</w:t>
             </w:r>
           </w:p>
         </w:tc>
@@ -3071,9 +3437,9 @@
         </w:pict>
       </w:r>
     </w:p>
-    <w:bookmarkEnd w:id="13"/>
-    <w:bookmarkEnd w:id="14"/>
-    <w:bookmarkStart w:id="15" w:name="四整體系統架構"/>
+    <w:bookmarkEnd w:id="17"/>
+    <w:bookmarkEnd w:id="18"/>
+    <w:bookmarkStart w:id="21" w:name="四整體系統架構與導入冷啟動"/>
     <w:p>
       <w:pPr>
         <w:pStyle w:val="Heading2"/>
@@ -3082,7 +3448,22 @@
         <w:rPr>
           <w:rFonts w:hint="eastAsia"/>
         </w:rPr>
-        <w:t xml:space="preserve">四、整體系統架構</w:t>
+        <w:t xml:space="preserve">四、整體系統架構與導入冷啟動</w:t>
+      </w:r>
+    </w:p>
+    <w:bookmarkStart w:id="19" w:name="X166c0bdc9c47b98bea6583f5e008e11154204e3"/>
+    <w:p>
+      <w:pPr>
+        <w:pStyle w:val="Heading3"/>
+      </w:pPr>
+      <w:r>
+        <w:t xml:space="preserve">4.1 </w:t>
+      </w:r>
+      <w:r>
+        <w:rPr>
+          <w:rFonts w:hint="eastAsia"/>
+        </w:rPr>
+        <w:t xml:space="preserve">系統架構</w:t>
       </w:r>
     </w:p>
     <w:p>
@@ -3684,13 +4065,26 @@
           <w:rStyle w:val="VerbatimChar"/>
           <w:rFonts w:hint="eastAsia"/>
         </w:rPr>
-        <w:t xml:space="preserve">渲染）</w:t>
-      </w:r>
-      <w:r>
-        <w:rPr>
-          <w:rStyle w:val="VerbatimChar"/>
-        </w:rPr>
-        <w:t xml:space="preserve">                                                 ║</w:t>
+        <w:t xml:space="preserve">渲染）＋</w:t>
+      </w:r>
+      <w:r>
+        <w:rPr>
+          <w:rStyle w:val="VerbatimChar"/>
+        </w:rPr>
+        <w:t xml:space="preserve"> LINE </w:t>
+      </w:r>
+      <w:r>
+        <w:rPr>
+          <w:rStyle w:val="VerbatimChar"/>
+          <w:rFonts w:hint="eastAsia"/>
+        </w:rPr>
+        <w:t xml:space="preserve">反向問答（§7.5）</w:t>
+      </w:r>
+      <w:r>
+        <w:rPr>
+          <w:rStyle w:val="VerbatimChar"/>
+        </w:rPr>
+        <w:t xml:space="preserve">                           ║</w:t>
       </w:r>
       <w:r>
         <w:br/>
@@ -3761,6 +4155,153 @@
           <w:rStyle w:val="VerbatimChar"/>
         </w:rPr>
         <w:t xml:space="preserve">╚═══════════════════════════════════════════════════════════════════════════════════╝</w:t>
+      </w:r>
+    </w:p>
+    <w:bookmarkEnd w:id="19"/>
+    <w:bookmarkStart w:id="20" w:name="X84ec6de68248ecb625d04f2648d6c25bec4c450"/>
+    <w:p>
+      <w:pPr>
+        <w:pStyle w:val="Heading3"/>
+      </w:pPr>
+      <w:r>
+        <w:t xml:space="preserve">4.2 </w:t>
+      </w:r>
+      <w:r>
+        <w:rPr>
+          <w:rFonts w:hint="eastAsia"/>
+        </w:rPr>
+        <w:t xml:space="preserve">導入與冷啟動（融入計畫書優勢）</w:t>
+      </w:r>
+    </w:p>
+    <w:p>
+      <w:pPr>
+        <w:pStyle w:val="FirstParagraph"/>
+      </w:pPr>
+      <w:r>
+        <w:t xml:space="preserve">LINE Messaging API</w:t>
+      </w:r>
+      <w:r>
+        <w:t xml:space="preserve"> </w:t>
+      </w:r>
+      <w:r>
+        <w:rPr>
+          <w:rFonts w:hint="eastAsia"/>
+          <w:b/>
+          <w:bCs/>
+        </w:rPr>
+        <w:t xml:space="preserve">無法回溯</w:t>
+      </w:r>
+      <w:r>
+        <w:rPr>
+          <w:b/>
+          <w:bCs/>
+        </w:rPr>
+        <w:t xml:space="preserve"> bot </w:t>
+      </w:r>
+      <w:r>
+        <w:rPr>
+          <w:rFonts w:hint="eastAsia"/>
+          <w:b/>
+          <w:bCs/>
+        </w:rPr>
+        <w:t xml:space="preserve">加入前的歷史訊息</w:t>
+      </w:r>
+      <w:r>
+        <w:rPr>
+          <w:rFonts w:hint="eastAsia"/>
+        </w:rPr>
+        <w:t xml:space="preserve">。導入時由客戶匯出各群組聊天記錄（</w:t>
+      </w:r>
+      <w:r>
+        <w:rPr>
+          <w:rStyle w:val="VerbatimChar"/>
+        </w:rPr>
+        <w:t xml:space="preserve">.txt</w:t>
+      </w:r>
+      <w:r>
+        <w:rPr>
+          <w:rFonts w:hint="eastAsia"/>
+        </w:rPr>
+        <w:t xml:space="preserve">），</w:t>
+      </w:r>
+      <w:r>
+        <w:rPr>
+          <w:rFonts w:hint="eastAsia"/>
+          <w:b/>
+          <w:bCs/>
+        </w:rPr>
+        <w:t xml:space="preserve">第一天即以歷史資料完成分類法與詞庫調校</w:t>
+      </w:r>
+      <w:r>
+        <w:rPr>
+          <w:rFonts w:hint="eastAsia"/>
+        </w:rPr>
+        <w:t xml:space="preserve">，不需等待</w:t>
+      </w:r>
+      <w:r>
+        <w:t xml:space="preserve"> 1–2 </w:t>
+      </w:r>
+      <w:r>
+        <w:rPr>
+          <w:rFonts w:hint="eastAsia"/>
+        </w:rPr>
+        <w:t xml:space="preserve">週的訊息收集期。之後</w:t>
+      </w:r>
+      <w:r>
+        <w:t xml:space="preserve"> bot </w:t>
+      </w:r>
+      <w:r>
+        <w:rPr>
+          <w:rFonts w:hint="eastAsia"/>
+        </w:rPr>
+        <w:t xml:space="preserve">只負責即時流。</w:t>
+      </w:r>
+      <w:r>
+        <w:rPr>
+          <w:rFonts w:hint="eastAsia"/>
+          <w:b/>
+          <w:bCs/>
+        </w:rPr>
+        <w:t xml:space="preserve">每廠導入週期目標</w:t>
+      </w:r>
+      <w:r>
+        <w:rPr>
+          <w:b/>
+          <w:bCs/>
+        </w:rPr>
+        <w:t xml:space="preserve"> ≤ 2 </w:t>
+      </w:r>
+      <w:r>
+        <w:rPr>
+          <w:rFonts w:hint="eastAsia"/>
+          <w:b/>
+          <w:bCs/>
+        </w:rPr>
+        <w:t xml:space="preserve">週（含冷啟動）</w:t>
+      </w:r>
+      <w:r>
+        <w:rPr>
+          <w:rFonts w:hint="eastAsia"/>
+        </w:rPr>
+        <w:t xml:space="preserve">。（本專案已具備該匯出檔解析器，見</w:t>
+      </w:r>
+      <w:r>
+        <w:t xml:space="preserve"> </w:t>
+      </w:r>
+      <w:r>
+        <w:rPr>
+          <w:rFonts w:hint="eastAsia"/>
+        </w:rPr>
+        <w:t xml:space="preserve">§十四</w:t>
+      </w:r>
+      <w:r>
+        <w:t xml:space="preserve"> </w:t>
+      </w:r>
+      <w:r>
+        <w:rPr>
+          <w:rFonts w:hint="eastAsia"/>
+        </w:rPr>
+        <w:t xml:space="preserve">PoC。）</w:t>
       </w:r>
     </w:p>
     <w:p>
@@ -3770,8 +4311,9 @@
         </w:pict>
       </w:r>
     </w:p>
-    <w:bookmarkEnd w:id="15"/>
-    <w:bookmarkStart w:id="21" w:name="五資料架構"/>
+    <w:bookmarkEnd w:id="20"/>
+    <w:bookmarkEnd w:id="21"/>
+    <w:bookmarkStart w:id="27" w:name="五資料架構"/>
     <w:p>
       <w:pPr>
         <w:pStyle w:val="Heading2"/>
@@ -3821,7 +4363,7 @@
         <w:t xml:space="preserve">標註。</w:t>
       </w:r>
     </w:p>
-    <w:bookmarkStart w:id="16" w:name="X7e724799fad2936a4e47898d75311bb5398051b"/>
+    <w:bookmarkStart w:id="22" w:name="X7e724799fad2936a4e47898d75311bb5398051b"/>
     <w:p>
       <w:pPr>
         <w:pStyle w:val="Heading3"/>
@@ -4144,8 +4686,8 @@
         <w:t xml:space="preserve">-- 僅 aiproot_admin 可讀寫</w:t>
       </w:r>
     </w:p>
-    <w:bookmarkEnd w:id="16"/>
-    <w:bookmarkStart w:id="17" w:name="Xd67285a786d8d2fff3a99b54d7a15fece8e4336"/>
+    <w:bookmarkEnd w:id="22"/>
+    <w:bookmarkStart w:id="23" w:name="Xd67285a786d8d2fff3a99b54d7a15fece8e4336"/>
     <w:p>
       <w:pPr>
         <w:pStyle w:val="Heading3"/>
@@ -4384,8 +4926,8 @@
         <w:t xml:space="preserve">-- ‹v0.7› 原文/媒體保存期限（到期刪原文留結構化）</w:t>
       </w:r>
     </w:p>
-    <w:bookmarkEnd w:id="17"/>
-    <w:bookmarkStart w:id="18" w:name="X87e67f29ea801d9edc9e3533172972265efd882"/>
+    <w:bookmarkEnd w:id="23"/>
+    <w:bookmarkStart w:id="24" w:name="X87e67f29ea801d9edc9e3533172972265efd882"/>
     <w:p>
       <w:pPr>
         <w:pStyle w:val="Heading3"/>
@@ -4546,7 +5088,7 @@
         <w:rPr>
           <w:rStyle w:val="CommentTok"/>
         </w:rPr>
-        <w:t xml:space="preserve">-- ‹v0.7› source：correction_log 可回饋詞庫</w:t>
+        <w:t xml:space="preserve">-- ‹v0.7› source：correction_log 可回饋詞庫（§7.4）</w:t>
       </w:r>
       <w:r>
         <w:br/>
@@ -4564,8 +5106,8 @@
         <w:t xml:space="preserve">-- ‹v0.7› 僅地端，不進雲端/aiproot</w:t>
       </w:r>
     </w:p>
-    <w:bookmarkEnd w:id="18"/>
-    <w:bookmarkStart w:id="19" w:name="X24e2f799e4e05399eec0e40b39c3eac21de5bb0"/>
+    <w:bookmarkEnd w:id="24"/>
+    <w:bookmarkStart w:id="25" w:name="X24e2f799e4e05399eec0e40b39c3eac21de5bb0"/>
     <w:p>
       <w:pPr>
         <w:pStyle w:val="Heading3"/>
@@ -4942,6 +5484,54 @@
         <w:rPr>
           <w:rStyle w:val="NormalTok"/>
         </w:rPr>
+        <w:t xml:space="preserve">knowledge_cards ( card_id PK, tenant_id FK, department_id FK, ticket_id FK nullable,   </w:t>
+      </w:r>
+      <w:r>
+        <w:rPr>
+          <w:rStyle w:val="CommentTok"/>
+        </w:rPr>
+        <w:t xml:space="preserve">-- ‹v0.7› KM 知識卡片（§7.3）</w:t>
+      </w:r>
+      <w:r>
+        <w:br/>
+      </w:r>
+      <w:r>
+        <w:rPr>
+          <w:rStyle w:val="NormalTok"/>
+        </w:rPr>
+        <w:t xml:space="preserve">          title, </w:t>
+      </w:r>
+      <w:r>
+        <w:rPr>
+          <w:rStyle w:val="KeywordTok"/>
+        </w:rPr>
+        <w:t xml:space="preserve">body</w:t>
+      </w:r>
+      <w:r>
+        <w:rPr>
+          <w:rStyle w:val="NormalTok"/>
+        </w:rPr>
+        <w:t xml:space="preserve">, entity_tags[], source_message_ids[], indexed_to_rag </w:t>
+      </w:r>
+      <w:r>
+        <w:rPr>
+          <w:rStyle w:val="DataTypeTok"/>
+        </w:rPr>
+        <w:t xml:space="preserve">boolean</w:t>
+      </w:r>
+      <w:r>
+        <w:rPr>
+          <w:rStyle w:val="NormalTok"/>
+        </w:rPr>
+        <w:t xml:space="preserve">, created_at )</w:t>
+      </w:r>
+      <w:r>
+        <w:br/>
+      </w:r>
+      <w:r>
+        <w:rPr>
+          <w:rStyle w:val="NormalTok"/>
+        </w:rPr>
         <w:t xml:space="preserve">pending_review ( ticket_id FK, reason, reviewed_by nullable, reviewed_at nullable )</w:t>
       </w:r>
       <w:r>
@@ -5002,11 +5592,11 @@
         <w:rPr>
           <w:rStyle w:val="CommentTok"/>
         </w:rPr>
-        <w:t xml:space="preserve">-- ‹v0.7› Outbox（§十）</w:t>
-      </w:r>
-    </w:p>
-    <w:bookmarkEnd w:id="19"/>
-    <w:bookmarkStart w:id="20" w:name="Xb295e4532a77ab926667f9b0c7f4d249fc60f89"/>
+        <w:t xml:space="preserve">-- ‹v0.7› Outbox（§十一）</w:t>
+      </w:r>
+    </w:p>
+    <w:bookmarkEnd w:id="25"/>
+    <w:bookmarkStart w:id="26" w:name="Xb295e4532a77ab926667f9b0c7f4d249fc60f89"/>
     <w:p>
       <w:pPr>
         <w:pStyle w:val="Heading3"/>
@@ -5111,6 +5701,18 @@
           <w:rStyle w:val="NormalTok"/>
         </w:rPr>
         <w:t xml:space="preserve">assign_consultant</w:t>
+      </w:r>
+      <w:r>
+        <w:rPr>
+          <w:rStyle w:val="OperatorTok"/>
+        </w:rPr>
+        <w:t xml:space="preserve">/</w:t>
+      </w:r>
+      <w:r>
+        <w:rPr>
+          <w:rStyle w:val="NormalTok"/>
+        </w:rPr>
+        <w:t xml:space="preserve">km_query</w:t>
       </w:r>
       <w:r>
         <w:rPr>
@@ -5153,9 +5755,9 @@
         </w:pict>
       </w:r>
     </w:p>
-    <w:bookmarkEnd w:id="20"/>
-    <w:bookmarkEnd w:id="21"/>
-    <w:bookmarkStart w:id="22" w:name="六六大-line-群組對接與訊息路由"/>
+    <w:bookmarkEnd w:id="26"/>
+    <w:bookmarkEnd w:id="27"/>
+    <w:bookmarkStart w:id="28" w:name="六六大-line-群組對接與訊息路由"/>
     <w:p>
       <w:pPr>
         <w:pStyle w:val="Heading2"/>
@@ -5333,7 +5935,7 @@
               <w:rPr>
                 <w:rFonts w:hint="eastAsia"/>
               </w:rPr>
-              <w:t xml:space="preserve">Agent（§十二）</w:t>
+              <w:t xml:space="preserve">Agent（§十三）</w:t>
             </w:r>
           </w:p>
         </w:tc>
@@ -5799,8 +6401,8 @@
         </w:pict>
       </w:r>
     </w:p>
-    <w:bookmarkEnd w:id="22"/>
-    <w:bookmarkStart w:id="27" w:name="七個資治理假名化與資安v07-新增"/>
+    <w:bookmarkEnd w:id="28"/>
+    <w:bookmarkStart w:id="34" w:name="七ai-分析核心設計融入計畫書優勢"/>
     <w:p>
       <w:pPr>
         <w:pStyle w:val="Heading2"/>
@@ -5809,19 +6411,39 @@
         <w:rPr>
           <w:rFonts w:hint="eastAsia"/>
         </w:rPr>
-        <w:t xml:space="preserve">七、個資治理、假名化與資安（‹v0.7›</w:t>
-      </w:r>
-      <w:r>
-        <w:t xml:space="preserve"> </w:t>
-      </w:r>
-      <w:r>
-        <w:rPr>
-          <w:rFonts w:hint="eastAsia"/>
-        </w:rPr>
-        <w:t xml:space="preserve">新增）</w:t>
-      </w:r>
-    </w:p>
-    <w:bookmarkStart w:id="23" w:name="X05418f1db4e873c4d8650690eb878848dc6eecd"/>
+        <w:t xml:space="preserve">七、AI</w:t>
+      </w:r>
+      <w:r>
+        <w:t xml:space="preserve"> </w:t>
+      </w:r>
+      <w:r>
+        <w:rPr>
+          <w:rFonts w:hint="eastAsia"/>
+        </w:rPr>
+        <w:t xml:space="preserve">分析核心設計（融入計畫書優勢）</w:t>
+      </w:r>
+    </w:p>
+    <w:p>
+      <w:pPr>
+        <w:pStyle w:val="FirstParagraph"/>
+      </w:pPr>
+      <w:r>
+        <w:rPr>
+          <w:rFonts w:hint="eastAsia"/>
+        </w:rPr>
+        <w:t xml:space="preserve">這是把「破碎</w:t>
+      </w:r>
+      <w:r>
+        <w:t xml:space="preserve"> LINE </w:t>
+      </w:r>
+      <w:r>
+        <w:rPr>
+          <w:rFonts w:hint="eastAsia"/>
+        </w:rPr>
+        <w:t xml:space="preserve">對話」變成「可用結構化資料與可留存知識」的核心，五個設計是產品差異化所在。</w:t>
+      </w:r>
+    </w:p>
+    <w:bookmarkStart w:id="29" w:name="Xd57d471a4b88a272e38502c06ba119e3d99b70d"/>
     <w:p>
       <w:pPr>
         <w:pStyle w:val="Heading3"/>
@@ -5833,7 +6455,10 @@
         <w:rPr>
           <w:rFonts w:hint="eastAsia"/>
         </w:rPr>
-        <w:t xml:space="preserve">假名化</w:t>
+        <w:t xml:space="preserve">主檔</w:t>
+      </w:r>
+      <w:r>
+        <w:t xml:space="preserve"> grounding</w:t>
       </w:r>
     </w:p>
     <w:p>
@@ -5844,7 +6469,139 @@
         <w:rPr>
           <w:rFonts w:hint="eastAsia"/>
         </w:rPr>
-        <w:t xml:space="preserve">去識別採</w:t>
+        <w:t xml:space="preserve">抽取時以該租戶</w:t>
+      </w:r>
+      <w:r>
+        <w:t xml:space="preserve"> Ragic </w:t>
+      </w:r>
+      <w:r>
+        <w:rPr>
+          <w:rFonts w:hint="eastAsia"/>
+        </w:rPr>
+        <w:t xml:space="preserve">主檔（employees</w:t>
+      </w:r>
+      <w:r>
+        <w:t xml:space="preserve"> / vehicles / </w:t>
+      </w:r>
+      <w:r>
+        <w:rPr>
+          <w:rFonts w:hint="eastAsia"/>
+        </w:rPr>
+        <w:t xml:space="preserve">work_orders）作對應依據，把口語的「阿明」「那台沐浴車」「018</w:t>
+      </w:r>
+      <w:r>
+        <w:t xml:space="preserve"> </w:t>
+      </w:r>
+      <w:r>
+        <w:rPr>
+          <w:rFonts w:hint="eastAsia"/>
+        </w:rPr>
+        <w:t xml:space="preserve">單」解析為</w:t>
+      </w:r>
+      <w:r>
+        <w:t xml:space="preserve"> </w:t>
+      </w:r>
+      <w:r>
+        <w:rPr>
+          <w:rStyle w:val="VerbatimChar"/>
+        </w:rPr>
+        <w:t xml:space="preserve">employee_id / vehicle_id / wo_id</w:t>
+      </w:r>
+      <w:r>
+        <w:rPr>
+          <w:rFonts w:hint="eastAsia"/>
+        </w:rPr>
+        <w:t xml:space="preserve">，而非自由生成——確保寫回</w:t>
+      </w:r>
+      <w:r>
+        <w:t xml:space="preserve"> Ragic </w:t>
+      </w:r>
+      <w:r>
+        <w:rPr>
+          <w:rFonts w:hint="eastAsia"/>
+        </w:rPr>
+        <w:t xml:space="preserve">的是可對帳的實體。（注意：送雲端前人名/車號已去識別為</w:t>
+      </w:r>
+      <w:r>
+        <w:t xml:space="preserve"> </w:t>
+      </w:r>
+      <w:r>
+        <w:rPr>
+          <w:rFonts w:hint="eastAsia"/>
+        </w:rPr>
+        <w:t xml:space="preserve">token，grounding</w:t>
+      </w:r>
+      <w:r>
+        <w:t xml:space="preserve"> </w:t>
+      </w:r>
+      <w:r>
+        <w:rPr>
+          <w:rFonts w:hint="eastAsia"/>
+        </w:rPr>
+        <w:t xml:space="preserve">還原在地端完成，§三。）</w:t>
+      </w:r>
+    </w:p>
+    <w:bookmarkEnd w:id="29"/>
+    <w:bookmarkStart w:id="30" w:name="Xcf9db75b182c008f5845231db771ba3d5c64082"/>
+    <w:p>
+      <w:pPr>
+        <w:pStyle w:val="Heading3"/>
+      </w:pPr>
+      <w:r>
+        <w:t xml:space="preserve">7.2 </w:t>
+      </w:r>
+      <w:r>
+        <w:rPr>
+          <w:rFonts w:hint="eastAsia"/>
+        </w:rPr>
+        <w:t xml:space="preserve">跨訊息事件合併</w:t>
+      </w:r>
+    </w:p>
+    <w:p>
+      <w:pPr>
+        <w:pStyle w:val="FirstParagraph"/>
+      </w:pPr>
+      <w:r>
+        <w:rPr>
+          <w:rFonts w:hint="eastAsia"/>
+        </w:rPr>
+        <w:t xml:space="preserve">同一維修/生產事件常橫跨一日多則零碎訊息（報修</w:t>
+      </w:r>
+      <w:r>
+        <w:t xml:space="preserve"> → </w:t>
+      </w:r>
+      <w:r>
+        <w:rPr>
+          <w:rFonts w:hint="eastAsia"/>
+        </w:rPr>
+        <w:t xml:space="preserve">拍照</w:t>
+      </w:r>
+      <w:r>
+        <w:t xml:space="preserve"> → </w:t>
+      </w:r>
+      <w:r>
+        <w:rPr>
+          <w:rFonts w:hint="eastAsia"/>
+        </w:rPr>
+        <w:t xml:space="preserve">判斷</w:t>
+      </w:r>
+      <w:r>
+        <w:t xml:space="preserve"> → </w:t>
+      </w:r>
+      <w:r>
+        <w:rPr>
+          <w:rFonts w:hint="eastAsia"/>
+        </w:rPr>
+        <w:t xml:space="preserve">處置</w:t>
+      </w:r>
+      <w:r>
+        <w:t xml:space="preserve"> → </w:t>
+      </w:r>
+      <w:r>
+        <w:rPr>
+          <w:rFonts w:hint="eastAsia"/>
+        </w:rPr>
+        <w:t xml:space="preserve">修復）。系統以會話切分＋語意聚類，把這些訊息</w:t>
       </w:r>
       <w:r>
         <w:rPr>
@@ -5852,7 +6609,7 @@
           <w:b/>
           <w:bCs/>
         </w:rPr>
-        <w:t xml:space="preserve">佔位</w:t>
+        <w:t xml:space="preserve">合併為單筆</w:t>
       </w:r>
       <w:r>
         <w:rPr>
@@ -5863,47 +6620,68 @@
       </w:r>
       <w:r>
         <w:rPr>
-          <w:rFonts w:hint="eastAsia"/>
+          <w:rStyle w:val="VerbatimChar"/>
           <w:b/>
           <w:bCs/>
         </w:rPr>
-        <w:t xml:space="preserve">token（可還原）</w:t>
-      </w:r>
-      <w:r>
-        <w:rPr>
-          <w:rFonts w:hint="eastAsia"/>
-        </w:rPr>
-        <w:t xml:space="preserve">——因</w:t>
-      </w:r>
-      <w:r>
-        <w:t xml:space="preserve"> grounding </w:t>
-      </w:r>
-      <w:r>
-        <w:rPr>
-          <w:rFonts w:hint="eastAsia"/>
-        </w:rPr>
-        <w:t xml:space="preserve">需把「阿明」對回</w:t>
-      </w:r>
-      <w:r>
-        <w:t xml:space="preserve"> </w:t>
-      </w:r>
-      <w:r>
-        <w:rPr>
-          <w:rFonts w:hint="eastAsia"/>
-        </w:rPr>
-        <w:t xml:space="preserve">employee；對照表</w:t>
-      </w:r>
-      <w:r>
-        <w:t xml:space="preserve"> </w:t>
-      </w:r>
-      <w:r>
-        <w:rPr>
-          <w:rStyle w:val="VerbatimChar"/>
-        </w:rPr>
-        <w:t xml:space="preserve">employee_pseudonym_map</w:t>
-      </w:r>
-      <w:r>
-        <w:t xml:space="preserve"> </w:t>
+        <w:t xml:space="preserve">ticket</w:t>
+      </w:r>
+      <w:r>
+        <w:rPr>
+          <w:rFonts w:hint="eastAsia"/>
+        </w:rPr>
+        <w:t xml:space="preserve">，狀態隨進展更新（open</w:t>
+      </w:r>
+      <w:r>
+        <w:t xml:space="preserve"> → in_progress → </w:t>
+      </w:r>
+      <w:r>
+        <w:rPr>
+          <w:rFonts w:hint="eastAsia"/>
+        </w:rPr>
+        <w:t xml:space="preserve">resolved），</w:t>
+      </w:r>
+      <w:r>
+        <w:rPr>
+          <w:rStyle w:val="VerbatimChar"/>
+        </w:rPr>
+        <w:t xml:space="preserve">source_message_ids</w:t>
+      </w:r>
+      <w:r>
+        <w:t xml:space="preserve"> </w:t>
+      </w:r>
+      <w:r>
+        <w:rPr>
+          <w:rFonts w:hint="eastAsia"/>
+        </w:rPr>
+        <w:t xml:space="preserve">保留全部來源可回溯。這解決「事後查一筆記錄要翻整天訊息」的痛點。</w:t>
+      </w:r>
+    </w:p>
+    <w:bookmarkEnd w:id="30"/>
+    <w:bookmarkStart w:id="31" w:name="X343d1c8ac97f27fd03f7365e399caa3a58121ea"/>
+    <w:p>
+      <w:pPr>
+        <w:pStyle w:val="Heading3"/>
+      </w:pPr>
+      <w:r>
+        <w:t xml:space="preserve">7.3 </w:t>
+      </w:r>
+      <w:r>
+        <w:rPr>
+          <w:rFonts w:hint="eastAsia"/>
+        </w:rPr>
+        <w:t xml:space="preserve">隱形知識（KM）知識卡片留存</w:t>
+      </w:r>
+    </w:p>
+    <w:p>
+      <w:pPr>
+        <w:pStyle w:val="FirstParagraph"/>
+      </w:pPr>
+      <w:r>
+        <w:rPr>
+          <w:rFonts w:hint="eastAsia"/>
+        </w:rPr>
+        <w:t xml:space="preserve">老師傅口述的</w:t>
       </w:r>
       <w:r>
         <w:rPr>
@@ -5911,582 +6689,165 @@
           <w:b/>
           <w:bCs/>
         </w:rPr>
-        <w:t xml:space="preserve">僅存地端、絕不隨結果進雲端或</w:t>
-      </w:r>
-      <w:r>
-        <w:rPr>
+        <w:t xml:space="preserve">故障根因、處理手法、預防性建議</w:t>
+      </w:r>
+      <w:r>
+        <w:rPr>
+          <w:rFonts w:hint="eastAsia"/>
+        </w:rPr>
+        <w:t xml:space="preserve">（如「升降機鋼索半年就磨損，下次保養須以雷射對心儀重新校正」）從對話中獨立抽取為</w:t>
+      </w:r>
+      <w:r>
+        <w:t xml:space="preserve"> </w:t>
+      </w:r>
+      <w:r>
+        <w:rPr>
+          <w:rStyle w:val="VerbatimChar"/>
+        </w:rPr>
+        <w:t xml:space="preserve">knowledge_cards</w:t>
+      </w:r>
+      <w:r>
+        <w:rPr>
+          <w:rFonts w:hint="eastAsia"/>
+        </w:rPr>
+        <w:t xml:space="preserve">，帶實體標籤與來源訊息，索引進工研院</w:t>
+      </w:r>
+      <w:r>
+        <w:t xml:space="preserve"> RAG </w:t>
+      </w:r>
+      <w:r>
+        <w:rPr>
+          <w:rFonts w:hint="eastAsia"/>
+        </w:rPr>
+        <w:t xml:space="preserve">知識庫。這把「隨訊息洗版流失的隱形知識」轉為公司可累積的資產。</w:t>
+      </w:r>
+    </w:p>
+    <w:bookmarkEnd w:id="31"/>
+    <w:bookmarkStart w:id="32" w:name="X0eb33fd9b7562f92486898c11e044dca2b039e2"/>
+    <w:p>
+      <w:pPr>
+        <w:pStyle w:val="Heading3"/>
+      </w:pPr>
+      <w:r>
+        <w:t xml:space="preserve">7.4 </w:t>
+      </w:r>
+      <w:r>
+        <w:rPr>
+          <w:rFonts w:hint="eastAsia"/>
+        </w:rPr>
+        <w:t xml:space="preserve">工廠專屬詞庫（可規模化資產）</w:t>
+      </w:r>
+    </w:p>
+    <w:p>
+      <w:pPr>
+        <w:pStyle w:val="FirstParagraph"/>
+      </w:pPr>
+      <w:r>
+        <w:rPr>
+          <w:rFonts w:hint="eastAsia"/>
+        </w:rPr>
+        <w:t xml:space="preserve">台語/黑話/工廠術語（升降機、斜坡板、五油三水、FQC/IQC）→</w:t>
+      </w:r>
+      <w:r>
+        <w:t xml:space="preserve"> </w:t>
+      </w:r>
+      <w:r>
+        <w:rPr>
+          <w:rFonts w:hint="eastAsia"/>
+        </w:rPr>
+        <w:t xml:space="preserve">標準語意，存</w:t>
+      </w:r>
+      <w:r>
+        <w:t xml:space="preserve"> </w:t>
+      </w:r>
+      <w:r>
+        <w:rPr>
+          <w:rStyle w:val="VerbatimChar"/>
+        </w:rPr>
+        <w:t xml:space="preserve">tenant_vocabulary</w:t>
+      </w:r>
+      <w:r>
+        <w:rPr>
+          <w:rFonts w:hint="eastAsia"/>
+        </w:rPr>
+        <w:t xml:space="preserve">。人工簽核時的更正經</w:t>
+      </w:r>
+      <w:r>
+        <w:t xml:space="preserve"> </w:t>
+      </w:r>
+      <w:r>
+        <w:rPr>
+          <w:rStyle w:val="VerbatimChar"/>
+        </w:rPr>
+        <w:t xml:space="preserve">correction_log</w:t>
+      </w:r>
+      <w:r>
+        <w:t xml:space="preserve"> </w:t>
+      </w:r>
+      <w:r>
+        <w:rPr>
+          <w:rFonts w:hint="eastAsia"/>
           <w:b/>
           <w:bCs/>
         </w:rPr>
-        <w:t xml:space="preserve"> aiproot</w:t>
-      </w:r>
-      <w:r>
-        <w:rPr>
-          <w:rFonts w:hint="eastAsia"/>
-        </w:rPr>
-        <w:t xml:space="preserve">，其存取寫</w:t>
-      </w:r>
-      <w:r>
-        <w:t xml:space="preserve"> </w:t>
-      </w:r>
-      <w:r>
-        <w:rPr>
-          <w:rStyle w:val="VerbatimChar"/>
-        </w:rPr>
-        <w:t xml:space="preserve">audit_log</w:t>
-      </w:r>
-      <w:r>
-        <w:rPr>
-          <w:rFonts w:hint="eastAsia"/>
-        </w:rPr>
-        <w:t xml:space="preserve">。送雲端/顯示於</w:t>
-      </w:r>
-      <w:r>
-        <w:t xml:space="preserve"> aiproot </w:t>
-      </w:r>
-      <w:r>
-        <w:rPr>
-          <w:rFonts w:hint="eastAsia"/>
-        </w:rPr>
-        <w:t xml:space="preserve">的一律是</w:t>
-      </w:r>
-      <w:r>
-        <w:t xml:space="preserve"> token </w:t>
-      </w:r>
-      <w:r>
-        <w:rPr>
-          <w:rFonts w:hint="eastAsia"/>
-        </w:rPr>
-        <w:t xml:space="preserve">或聚合。</w:t>
-      </w:r>
-    </w:p>
-    <w:bookmarkEnd w:id="23"/>
-    <w:bookmarkStart w:id="24" w:name="X28e2c643d50be3c4e2f414f53e2dc9661879dd5"/>
-    <w:p>
-      <w:pPr>
-        <w:pStyle w:val="Heading3"/>
-      </w:pPr>
-      <w:r>
-        <w:t xml:space="preserve">7.2 </w:t>
-      </w:r>
-      <w:r>
-        <w:rPr>
-          <w:rFonts w:hint="eastAsia"/>
-        </w:rPr>
-        <w:t xml:space="preserve">知情同意（state</w:t>
-      </w:r>
-      <w:r>
-        <w:t xml:space="preserve"> </w:t>
-      </w:r>
-      <w:r>
-        <w:rPr>
-          <w:rFonts w:hint="eastAsia"/>
-        </w:rPr>
-        <w:t xml:space="preserve">machine）</w:t>
-      </w:r>
-    </w:p>
-    <w:p>
-      <w:pPr>
-        <w:pStyle w:val="SourceCode"/>
-      </w:pPr>
-      <w:r>
-        <w:rPr>
-          <w:rStyle w:val="VerbatimChar"/>
-          <w:rFonts w:hint="eastAsia"/>
-        </w:rPr>
-        <w:t xml:space="preserve">群組導入</w:t>
-      </w:r>
-      <w:r>
-        <w:rPr>
-          <w:rStyle w:val="VerbatimChar"/>
-        </w:rPr>
-        <w:t xml:space="preserve"> → LINE </w:t>
-      </w:r>
-      <w:r>
-        <w:rPr>
-          <w:rStyle w:val="VerbatimChar"/>
-          <w:rFonts w:hint="eastAsia"/>
-        </w:rPr>
-        <w:t xml:space="preserve">公告同意文案（記</w:t>
-      </w:r>
-      <w:r>
-        <w:rPr>
-          <w:rStyle w:val="VerbatimChar"/>
-        </w:rPr>
-        <w:t xml:space="preserve"> </w:t>
-      </w:r>
-      <w:r>
-        <w:rPr>
-          <w:rStyle w:val="VerbatimChar"/>
-          <w:rFonts w:hint="eastAsia"/>
-        </w:rPr>
-        <w:t xml:space="preserve">consent_log：notice_date/text/version）</w:t>
-      </w:r>
-      <w:r>
-        <w:br/>
-      </w:r>
-      <w:r>
-        <w:rPr>
-          <w:rStyle w:val="VerbatimChar"/>
-        </w:rPr>
-        <w:t xml:space="preserve">        → </w:t>
-      </w:r>
-      <w:r>
-        <w:rPr>
-          <w:rStyle w:val="VerbatimChar"/>
-          <w:rFonts w:hint="eastAsia"/>
-        </w:rPr>
-        <w:t xml:space="preserve">成員可退出（opt_out=true，其訊息不納入分析）</w:t>
-      </w:r>
-      <w:r>
-        <w:br/>
-      </w:r>
-      <w:r>
-        <w:rPr>
-          <w:rStyle w:val="VerbatimChar"/>
-        </w:rPr>
-        <w:t xml:space="preserve">        → </w:t>
-      </w:r>
-      <w:r>
-        <w:rPr>
-          <w:rStyle w:val="VerbatimChar"/>
-          <w:rFonts w:hint="eastAsia"/>
-        </w:rPr>
-        <w:t xml:space="preserve">文案版本變更</w:t>
-      </w:r>
-      <w:r>
-        <w:rPr>
-          <w:rStyle w:val="VerbatimChar"/>
-        </w:rPr>
-        <w:t xml:space="preserve"> → </w:t>
-      </w:r>
-      <w:r>
-        <w:rPr>
-          <w:rStyle w:val="VerbatimChar"/>
-          <w:rFonts w:hint="eastAsia"/>
-        </w:rPr>
-        <w:t xml:space="preserve">重新公告</w:t>
-      </w:r>
-    </w:p>
-    <w:bookmarkEnd w:id="24"/>
-    <w:bookmarkStart w:id="25" w:name="Xb42cef0e55a325c769d8eec9be25c972fdae15b"/>
-    <w:p>
-      <w:pPr>
-        <w:pStyle w:val="Heading3"/>
-      </w:pPr>
-      <w:r>
-        <w:t xml:space="preserve">7.3 </w:t>
-      </w:r>
-      <w:r>
-        <w:rPr>
-          <w:rFonts w:hint="eastAsia"/>
-        </w:rPr>
-        <w:t xml:space="preserve">保存期限（資料最小化）</w:t>
-      </w:r>
-    </w:p>
-    <w:p>
-      <w:pPr>
-        <w:pStyle w:val="FirstParagraph"/>
-      </w:pPr>
-      <w:r>
-        <w:rPr>
-          <w:rStyle w:val="VerbatimChar"/>
-        </w:rPr>
-        <w:t xml:space="preserve">raw_messages.content</w:t>
-      </w:r>
-      <w:r>
-        <w:t xml:space="preserve"> </w:t>
-      </w:r>
-      <w:r>
-        <w:rPr>
-          <w:rFonts w:hint="eastAsia"/>
-        </w:rPr>
-        <w:t xml:space="preserve">原文保存</w:t>
-      </w:r>
-      <w:r>
-        <w:t xml:space="preserve"> N </w:t>
-      </w:r>
-      <w:r>
-        <w:rPr>
-          <w:rFonts w:hint="eastAsia"/>
-        </w:rPr>
-        <w:t xml:space="preserve">天（建議</w:t>
-      </w:r>
-      <w:r>
-        <w:t xml:space="preserve"> </w:t>
-      </w:r>
-      <w:r>
-        <w:rPr>
-          <w:rFonts w:hint="eastAsia"/>
-        </w:rPr>
-        <w:t xml:space="preserve">30–90，租戶可設）後刪除原文、僅保留結構化</w:t>
-      </w:r>
-      <w:r>
-        <w:t xml:space="preserve"> tickets </w:t>
-      </w:r>
-      <w:r>
-        <w:rPr>
-          <w:rFonts w:hint="eastAsia"/>
-        </w:rPr>
-        <w:t xml:space="preserve">與去識別摘要；媒體設</w:t>
-      </w:r>
-      <w:r>
-        <w:t xml:space="preserve"> </w:t>
-      </w:r>
-      <w:r>
-        <w:rPr>
-          <w:rFonts w:hint="eastAsia"/>
-        </w:rPr>
-        <w:t xml:space="preserve">TTL。由</w:t>
-      </w:r>
-      <w:r>
-        <w:t xml:space="preserve"> </w:t>
-      </w:r>
-      <w:r>
-        <w:rPr>
-          <w:rStyle w:val="VerbatimChar"/>
-        </w:rPr>
-        <w:t xml:space="preserve">retention_policy</w:t>
-      </w:r>
-      <w:r>
-        <w:t xml:space="preserve"> </w:t>
-      </w:r>
-      <w:r>
-        <w:rPr>
-          <w:rFonts w:hint="eastAsia"/>
-        </w:rPr>
-        <w:t xml:space="preserve">控。</w:t>
-      </w:r>
-    </w:p>
-    <w:bookmarkEnd w:id="25"/>
-    <w:bookmarkStart w:id="26" w:name="X47485192152af02be913d186607c698d3aff924"/>
-    <w:p>
-      <w:pPr>
-        <w:pStyle w:val="Heading3"/>
-      </w:pPr>
-      <w:r>
-        <w:t xml:space="preserve">7.4 </w:t>
-      </w:r>
-      <w:r>
-        <w:rPr>
-          <w:rFonts w:hint="eastAsia"/>
-        </w:rPr>
-        <w:t xml:space="preserve">稽核與租戶隔離縱深防禦</w:t>
-      </w:r>
-    </w:p>
-    <w:p>
-      <w:pPr>
-        <w:pStyle w:val="Compact"/>
-        <w:numPr>
-          <w:ilvl w:val="0"/>
-          <w:numId w:val="1002"/>
-        </w:numPr>
-      </w:pPr>
+        <w:t xml:space="preserve">回饋詞庫</w:t>
+      </w:r>
+      <w:r>
+        <w:rPr>
+          <w:rFonts w:hint="eastAsia"/>
+        </w:rPr>
+        <w:t xml:space="preserve">（</w:t>
+      </w:r>
+      <w:r>
+        <w:rPr>
+          <w:rStyle w:val="VerbatimChar"/>
+        </w:rPr>
+        <w:t xml:space="preserve">source=correction</w:t>
+      </w:r>
+      <w:r>
+        <w:rPr>
+          <w:rFonts w:hint="eastAsia"/>
+        </w:rPr>
+        <w:t xml:space="preserve">），越用越準。</w:t>
+      </w:r>
       <w:r>
         <w:rPr>
           <w:rFonts w:hint="eastAsia"/>
           <w:b/>
           <w:bCs/>
         </w:rPr>
-        <w:t xml:space="preserve">全存取寫</w:t>
-      </w:r>
-      <w:r>
-        <w:rPr>
-          <w:b/>
-          <w:bCs/>
-        </w:rPr>
-        <w:t xml:space="preserve"> </w:t>
-      </w:r>
-      <w:r>
-        <w:rPr>
-          <w:rStyle w:val="VerbatimChar"/>
-          <w:b/>
-          <w:bCs/>
-        </w:rPr>
-        <w:t xml:space="preserve">audit_log</w:t>
-      </w:r>
-      <w:r>
-        <w:rPr>
-          <w:rFonts w:hint="eastAsia"/>
-        </w:rPr>
-        <w:t xml:space="preserve">（actor/role/action/tenant/target/result）。</w:t>
-      </w:r>
-    </w:p>
-    <w:p>
-      <w:pPr>
-        <w:pStyle w:val="Compact"/>
-        <w:numPr>
-          <w:ilvl w:val="0"/>
-          <w:numId w:val="1002"/>
-        </w:numPr>
-      </w:pPr>
-      <w:r>
-        <w:rPr>
-          <w:b/>
-          <w:bCs/>
-        </w:rPr>
-        <w:t xml:space="preserve">DB </w:t>
-      </w:r>
-      <w:r>
-        <w:rPr>
-          <w:rFonts w:hint="eastAsia"/>
-          <w:b/>
-          <w:bCs/>
-        </w:rPr>
-        <w:t xml:space="preserve">層</w:t>
-      </w:r>
-      <w:r>
-        <w:rPr>
-          <w:b/>
-          <w:bCs/>
-        </w:rPr>
-        <w:t xml:space="preserve"> Row-Level </w:t>
-      </w:r>
-      <w:r>
-        <w:rPr>
-          <w:rFonts w:hint="eastAsia"/>
-          <w:b/>
-          <w:bCs/>
-        </w:rPr>
-        <w:t xml:space="preserve">Security（RLS）作第二道防線</w:t>
-      </w:r>
-      <w:r>
-        <w:rPr>
-          <w:rFonts w:hint="eastAsia"/>
-        </w:rPr>
-        <w:t xml:space="preserve">：不只</w:t>
-      </w:r>
-      <w:r>
-        <w:t xml:space="preserve"> API </w:t>
-      </w:r>
-      <w:r>
-        <w:rPr>
-          <w:rFonts w:hint="eastAsia"/>
-        </w:rPr>
-        <w:t xml:space="preserve">過濾，DB</w:t>
-      </w:r>
-      <w:r>
-        <w:t xml:space="preserve"> policy </w:t>
-      </w:r>
-      <w:r>
-        <w:rPr>
-          <w:rFonts w:hint="eastAsia"/>
-        </w:rPr>
-        <w:t xml:space="preserve">依連線的</w:t>
-      </w:r>
-      <w:r>
-        <w:t xml:space="preserve"> tenant_id/role </w:t>
-      </w:r>
-      <w:r>
-        <w:rPr>
-          <w:rFonts w:hint="eastAsia"/>
-        </w:rPr>
-        <w:t xml:space="preserve">強制過濾；API</w:t>
-      </w:r>
-      <w:r>
-        <w:t xml:space="preserve"> </w:t>
-      </w:r>
-      <w:r>
-        <w:rPr>
-          <w:rFonts w:hint="eastAsia"/>
-        </w:rPr>
-        <w:t xml:space="preserve">邏輯寫錯仍擋得住跨租戶查詢。</w:t>
-      </w:r>
-    </w:p>
-    <w:p>
-      <w:pPr>
-        <w:pStyle w:val="Compact"/>
-        <w:numPr>
-          <w:ilvl w:val="0"/>
-          <w:numId w:val="1002"/>
-        </w:numPr>
-      </w:pPr>
-      <w:r>
-        <w:rPr>
-          <w:rStyle w:val="VerbatimChar"/>
-        </w:rPr>
-        <w:t xml:space="preserve">aiproot_admin</w:t>
-      </w:r>
-      <w:r>
-        <w:t xml:space="preserve"> </w:t>
-      </w:r>
-      <w:r>
-        <w:rPr>
-          <w:rFonts w:hint="eastAsia"/>
-        </w:rPr>
-        <w:t xml:space="preserve">在</w:t>
-      </w:r>
-      <w:r>
-        <w:t xml:space="preserve"> DB </w:t>
-      </w:r>
-      <w:r>
-        <w:rPr>
-          <w:rFonts w:hint="eastAsia"/>
-        </w:rPr>
-        <w:t xml:space="preserve">層即被限制為聚合檢視（view</w:t>
-      </w:r>
-      <w:r>
-        <w:t xml:space="preserve"> </w:t>
-      </w:r>
-      <w:r>
-        <w:rPr>
-          <w:rFonts w:hint="eastAsia"/>
-        </w:rPr>
-        <w:t xml:space="preserve">只暴露</w:t>
-      </w:r>
-      <w:r>
-        <w:t xml:space="preserve"> </w:t>
-      </w:r>
-      <w:r>
-        <w:rPr>
-          <w:rStyle w:val="VerbatimChar"/>
-        </w:rPr>
-        <w:t xml:space="preserve">COUNT()</w:t>
-      </w:r>
-      <w:r>
-        <w:t xml:space="preserve">/</w:t>
-      </w:r>
-      <w:r>
-        <w:rPr>
-          <w:rStyle w:val="VerbatimChar"/>
-        </w:rPr>
-        <w:t xml:space="preserve">GROUP BY</w:t>
-      </w:r>
-      <w:r>
-        <w:rPr>
-          <w:rFonts w:hint="eastAsia"/>
-        </w:rPr>
-        <w:t xml:space="preserve">，物理上取不到</w:t>
-      </w:r>
-      <w:r>
-        <w:t xml:space="preserve"> </w:t>
-      </w:r>
-      <w:r>
-        <w:rPr>
-          <w:rStyle w:val="VerbatimChar"/>
-        </w:rPr>
-        <w:t xml:space="preserve">tickets.summary</w:t>
-      </w:r>
-      <w:r>
-        <w:rPr>
-          <w:rFonts w:hint="eastAsia"/>
-        </w:rPr>
-        <w:t xml:space="preserve">）。</w:t>
-      </w:r>
-    </w:p>
-    <w:p>
-      <w:r>
-        <w:pict>
-          <v:rect style="width:0;height:1.5pt" o:hralign="center" o:hrstd="t" o:hr="t"/>
-        </w:pict>
-      </w:r>
-    </w:p>
-    <w:bookmarkEnd w:id="26"/>
-    <w:bookmarkEnd w:id="27"/>
-    <w:bookmarkStart w:id="28" w:name="八每日簽核防呆機制human-in-the-loop"/>
-    <w:p>
-      <w:pPr>
-        <w:pStyle w:val="Heading2"/>
-      </w:pPr>
-      <w:r>
-        <w:rPr>
-          <w:rFonts w:hint="eastAsia"/>
-        </w:rPr>
-        <w:t xml:space="preserve">八、每日簽核防呆機制（Human-in-the-loop）</w:t>
-      </w:r>
-    </w:p>
-    <w:p>
-      <w:pPr>
-        <w:pStyle w:val="FirstParagraph"/>
-      </w:pPr>
-      <w:r>
-        <w:rPr>
-          <w:rFonts w:hint="eastAsia"/>
-          <w:b/>
-          <w:bCs/>
-        </w:rPr>
-        <w:t xml:space="preserve">核心原則</w:t>
-      </w:r>
-      <w:r>
-        <w:rPr>
-          <w:rFonts w:hint="eastAsia"/>
-        </w:rPr>
-        <w:t xml:space="preserve">：</w:t>
-      </w:r>
-      <w:r>
-        <w:rPr>
-          <w:rStyle w:val="VerbatimChar"/>
-        </w:rPr>
-        <w:t xml:space="preserve">confirm_status</w:t>
-      </w:r>
-      <w:r>
-        <w:t xml:space="preserve"> </w:t>
-      </w:r>
-      <w:r>
-        <w:rPr>
-          <w:rFonts w:hint="eastAsia"/>
-        </w:rPr>
-        <w:t xml:space="preserve">未轉</w:t>
-      </w:r>
-      <w:r>
-        <w:t xml:space="preserve"> </w:t>
-      </w:r>
-      <w:r>
-        <w:rPr>
-          <w:rStyle w:val="VerbatimChar"/>
-          <w:rFonts w:hint="eastAsia"/>
-        </w:rPr>
-        <w:t xml:space="preserve">已簽核</w:t>
-      </w:r>
-      <w:r>
-        <w:t xml:space="preserve"> </w:t>
-      </w:r>
-      <w:r>
-        <w:rPr>
-          <w:rFonts w:hint="eastAsia"/>
-        </w:rPr>
-        <w:t xml:space="preserve">前，資料視為草稿，不寫</w:t>
-      </w:r>
-      <w:r>
-        <w:t xml:space="preserve"> </w:t>
-      </w:r>
-      <w:r>
-        <w:rPr>
-          <w:rFonts w:hint="eastAsia"/>
-        </w:rPr>
-        <w:t xml:space="preserve">Ragic（</w:t>
-      </w:r>
-      <w:r>
-        <w:rPr>
-          <w:rStyle w:val="VerbatimChar"/>
-          <w:rFonts w:hint="eastAsia"/>
-        </w:rPr>
-        <w:t xml:space="preserve">sync_status_ragic=未同步</w:t>
-      </w:r>
-      <w:r>
-        <w:rPr>
-          <w:rFonts w:hint="eastAsia"/>
-        </w:rPr>
-        <w:t xml:space="preserve">）、不計入正式統計。</w:t>
-      </w:r>
-    </w:p>
-    <w:p>
-      <w:pPr>
-        <w:pStyle w:val="BodyText"/>
-      </w:pPr>
-      <w:r>
-        <w:rPr>
-          <w:rFonts w:hint="eastAsia"/>
-          <w:b/>
-          <w:bCs/>
-        </w:rPr>
-        <w:t xml:space="preserve">流程</w:t>
-      </w:r>
-      <w:r>
-        <w:rPr>
-          <w:rFonts w:hint="eastAsia"/>
-        </w:rPr>
-        <w:t xml:space="preserve">：</w:t>
+        <w:t xml:space="preserve">每租戶累積專屬詞庫，是可規模化的資料護城河</w:t>
+      </w:r>
+      <w:r>
+        <w:rPr>
+          <w:rFonts w:hint="eastAsia"/>
+        </w:rPr>
+        <w:t xml:space="preserve">——換一家客戶，底層架構不動，只需累積該廠詞庫。</w:t>
+      </w:r>
+    </w:p>
+    <w:bookmarkEnd w:id="32"/>
+    <w:bookmarkStart w:id="33" w:name="Xae6dcd46246e19e8ac07acbe41fe5334d0c58c2"/>
+    <w:p>
+      <w:pPr>
+        <w:pStyle w:val="Heading3"/>
+      </w:pPr>
+      <w:r>
+        <w:t xml:space="preserve">7.5 </w:t>
+      </w:r>
+      <w:r>
+        <w:rPr>
+          <w:rFonts w:hint="eastAsia"/>
+        </w:rPr>
+        <w:t xml:space="preserve">雙軌輸出與</w:t>
+      </w:r>
+      <w:r>
+        <w:t xml:space="preserve"> LINE </w:t>
+      </w:r>
+      <w:r>
+        <w:rPr>
+          <w:rFonts w:hint="eastAsia"/>
+        </w:rPr>
+        <w:t xml:space="preserve">反向問答</w:t>
       </w:r>
     </w:p>
     <w:p>
@@ -6500,17 +6861,43 @@
       <w:r>
         <w:rPr>
           <w:rFonts w:hint="eastAsia"/>
-        </w:rPr>
-        <w:t xml:space="preserve">每日批次分析</w:t>
-      </w:r>
-      <w:r>
-        <w:t xml:space="preserve"> → </w:t>
-      </w:r>
-      <w:r>
-        <w:rPr>
-          <w:rFonts w:hint="eastAsia"/>
-        </w:rPr>
-        <w:t xml:space="preserve">依群組彙整當日新增/更新項目。</w:t>
+          <w:b/>
+          <w:bCs/>
+        </w:rPr>
+        <w:t xml:space="preserve">雙軌輸出</w:t>
+      </w:r>
+      <w:r>
+        <w:rPr>
+          <w:rFonts w:hint="eastAsia"/>
+        </w:rPr>
+        <w:t xml:space="preserve">：進度類（報工/工單/採購）走結構化</w:t>
+      </w:r>
+      <w:r>
+        <w:t xml:space="preserve"> API </w:t>
+      </w:r>
+      <w:r>
+        <w:rPr>
+          <w:rFonts w:hint="eastAsia"/>
+        </w:rPr>
+        <w:t xml:space="preserve">寫入</w:t>
+      </w:r>
+      <w:r>
+        <w:t xml:space="preserve"> Ragic </w:t>
+      </w:r>
+      <w:r>
+        <w:rPr>
+          <w:rFonts w:hint="eastAsia"/>
+        </w:rPr>
+        <w:t xml:space="preserve">表；知識類（維修經驗/研發法規）摘要成知識卡片進</w:t>
+      </w:r>
+      <w:r>
+        <w:t xml:space="preserve"> RAG </w:t>
+      </w:r>
+      <w:r>
+        <w:rPr>
+          <w:rFonts w:hint="eastAsia"/>
+        </w:rPr>
+        <w:t xml:space="preserve">知識庫。</w:t>
       </w:r>
     </w:p>
     <w:p>
@@ -6523,18 +6910,492 @@
       </w:pPr>
       <w:r>
         <w:rPr>
-          <w:rStyle w:val="VerbatimChar"/>
-        </w:rPr>
-        <w:t xml:space="preserve">group_owner</w:t>
-      </w:r>
-      <w:r>
-        <w:t xml:space="preserve"> </w:t>
-      </w:r>
-      <w:r>
-        <w:rPr>
-          <w:rFonts w:hint="eastAsia"/>
-        </w:rPr>
-        <w:t xml:space="preserve">於簽核面板展開明細，逐筆查看信心度。</w:t>
+          <w:b/>
+          <w:bCs/>
+        </w:rPr>
+        <w:t xml:space="preserve">LINE </w:t>
+      </w:r>
+      <w:r>
+        <w:rPr>
+          <w:rFonts w:hint="eastAsia"/>
+          <w:b/>
+          <w:bCs/>
+        </w:rPr>
+        <w:t xml:space="preserve">反向問答</w:t>
+      </w:r>
+      <w:r>
+        <w:rPr>
+          <w:rFonts w:hint="eastAsia"/>
+        </w:rPr>
+        <w:t xml:space="preserve">：員工可在原</w:t>
+      </w:r>
+      <w:r>
+        <w:t xml:space="preserve"> LINE </w:t>
+      </w:r>
+      <w:r>
+        <w:rPr>
+          <w:rFonts w:hint="eastAsia"/>
+        </w:rPr>
+        <w:t xml:space="preserve">群組直接提問（如「這台復康巴士上次升降機異音怎麼處理？」），bot</w:t>
+      </w:r>
+      <w:r>
+        <w:t xml:space="preserve"> </w:t>
+      </w:r>
+      <w:r>
+        <w:rPr>
+          <w:rFonts w:hint="eastAsia"/>
+        </w:rPr>
+        <w:t xml:space="preserve">以</w:t>
+      </w:r>
+      <w:r>
+        <w:t xml:space="preserve"> </w:t>
+      </w:r>
+      <w:r>
+        <w:rPr>
+          <w:rStyle w:val="VerbatimChar"/>
+        </w:rPr>
+        <w:t xml:space="preserve">reply</w:t>
+      </w:r>
+      <w:r>
+        <w:rPr>
+          <w:rFonts w:hint="eastAsia"/>
+        </w:rPr>
+        <w:t xml:space="preserve">（不計費）回覆歷史處理記錄與來源。</w:t>
+      </w:r>
+      <w:r>
+        <w:rPr>
+          <w:rFonts w:hint="eastAsia"/>
+          <w:b/>
+          <w:bCs/>
+        </w:rPr>
+        <w:t xml:space="preserve">資料流因此雙向</w:t>
+      </w:r>
+      <w:r>
+        <w:rPr>
+          <w:rFonts w:hint="eastAsia"/>
+        </w:rPr>
+        <w:t xml:space="preserve">——員工不只是被抽取的對象，也是知識庫的受益者，這給了讓知識進系統的內在動機。（KM</w:t>
+      </w:r>
+      <w:r>
+        <w:t xml:space="preserve"> </w:t>
+      </w:r>
+      <w:r>
+        <w:rPr>
+          <w:rFonts w:hint="eastAsia"/>
+        </w:rPr>
+        <w:t xml:space="preserve">查詢寫</w:t>
+      </w:r>
+      <w:r>
+        <w:t xml:space="preserve"> </w:t>
+      </w:r>
+      <w:r>
+        <w:rPr>
+          <w:rStyle w:val="VerbatimChar"/>
+        </w:rPr>
+        <w:t xml:space="preserve">audit_log(action=km_query)</w:t>
+      </w:r>
+      <w:r>
+        <w:rPr>
+          <w:rFonts w:hint="eastAsia"/>
+        </w:rPr>
+        <w:t xml:space="preserve">。）</w:t>
+      </w:r>
+    </w:p>
+    <w:p>
+      <w:r>
+        <w:pict>
+          <v:rect style="width:0;height:1.5pt" o:hralign="center" o:hrstd="t" o:hr="t"/>
+        </w:pict>
+      </w:r>
+    </w:p>
+    <w:bookmarkEnd w:id="33"/>
+    <w:bookmarkEnd w:id="34"/>
+    <w:bookmarkStart w:id="39" w:name="八個資治理假名化與資安v07-新增"/>
+    <w:p>
+      <w:pPr>
+        <w:pStyle w:val="Heading2"/>
+      </w:pPr>
+      <w:r>
+        <w:rPr>
+          <w:rFonts w:hint="eastAsia"/>
+        </w:rPr>
+        <w:t xml:space="preserve">八、個資治理、假名化與資安（‹v0.7›</w:t>
+      </w:r>
+      <w:r>
+        <w:t xml:space="preserve"> </w:t>
+      </w:r>
+      <w:r>
+        <w:rPr>
+          <w:rFonts w:hint="eastAsia"/>
+        </w:rPr>
+        <w:t xml:space="preserve">新增）</w:t>
+      </w:r>
+    </w:p>
+    <w:bookmarkStart w:id="35" w:name="X0bf5082bdadd4369a47221e9e0bb66b73f08ece"/>
+    <w:p>
+      <w:pPr>
+        <w:pStyle w:val="Heading3"/>
+      </w:pPr>
+      <w:r>
+        <w:t xml:space="preserve">8.1 </w:t>
+      </w:r>
+      <w:r>
+        <w:rPr>
+          <w:rFonts w:hint="eastAsia"/>
+        </w:rPr>
+        <w:t xml:space="preserve">假名化</w:t>
+      </w:r>
+    </w:p>
+    <w:p>
+      <w:pPr>
+        <w:pStyle w:val="FirstParagraph"/>
+      </w:pPr>
+      <w:r>
+        <w:rPr>
+          <w:rFonts w:hint="eastAsia"/>
+        </w:rPr>
+        <w:t xml:space="preserve">去識別採</w:t>
+      </w:r>
+      <w:r>
+        <w:rPr>
+          <w:rFonts w:hint="eastAsia"/>
+          <w:b/>
+          <w:bCs/>
+        </w:rPr>
+        <w:t xml:space="preserve">佔位</w:t>
+      </w:r>
+      <w:r>
+        <w:rPr>
+          <w:b/>
+          <w:bCs/>
+        </w:rPr>
+        <w:t xml:space="preserve"> </w:t>
+      </w:r>
+      <w:r>
+        <w:rPr>
+          <w:rFonts w:hint="eastAsia"/>
+          <w:b/>
+          <w:bCs/>
+        </w:rPr>
+        <w:t xml:space="preserve">token（可還原）</w:t>
+      </w:r>
+      <w:r>
+        <w:rPr>
+          <w:rFonts w:hint="eastAsia"/>
+        </w:rPr>
+        <w:t xml:space="preserve">——因</w:t>
+      </w:r>
+      <w:r>
+        <w:t xml:space="preserve"> grounding </w:t>
+      </w:r>
+      <w:r>
+        <w:rPr>
+          <w:rFonts w:hint="eastAsia"/>
+        </w:rPr>
+        <w:t xml:space="preserve">需把「阿明」對回</w:t>
+      </w:r>
+      <w:r>
+        <w:t xml:space="preserve"> </w:t>
+      </w:r>
+      <w:r>
+        <w:rPr>
+          <w:rFonts w:hint="eastAsia"/>
+        </w:rPr>
+        <w:t xml:space="preserve">employee；對照表</w:t>
+      </w:r>
+      <w:r>
+        <w:t xml:space="preserve"> </w:t>
+      </w:r>
+      <w:r>
+        <w:rPr>
+          <w:rStyle w:val="VerbatimChar"/>
+        </w:rPr>
+        <w:t xml:space="preserve">employee_pseudonym_map</w:t>
+      </w:r>
+      <w:r>
+        <w:t xml:space="preserve"> </w:t>
+      </w:r>
+      <w:r>
+        <w:rPr>
+          <w:rFonts w:hint="eastAsia"/>
+          <w:b/>
+          <w:bCs/>
+        </w:rPr>
+        <w:t xml:space="preserve">僅存地端、絕不隨結果進雲端或</w:t>
+      </w:r>
+      <w:r>
+        <w:rPr>
+          <w:b/>
+          <w:bCs/>
+        </w:rPr>
+        <w:t xml:space="preserve"> aiproot</w:t>
+      </w:r>
+      <w:r>
+        <w:rPr>
+          <w:rFonts w:hint="eastAsia"/>
+        </w:rPr>
+        <w:t xml:space="preserve">，其存取寫</w:t>
+      </w:r>
+      <w:r>
+        <w:t xml:space="preserve"> </w:t>
+      </w:r>
+      <w:r>
+        <w:rPr>
+          <w:rStyle w:val="VerbatimChar"/>
+        </w:rPr>
+        <w:t xml:space="preserve">audit_log</w:t>
+      </w:r>
+      <w:r>
+        <w:rPr>
+          <w:rFonts w:hint="eastAsia"/>
+        </w:rPr>
+        <w:t xml:space="preserve">。送雲端/顯示於</w:t>
+      </w:r>
+      <w:r>
+        <w:t xml:space="preserve"> aiproot </w:t>
+      </w:r>
+      <w:r>
+        <w:rPr>
+          <w:rFonts w:hint="eastAsia"/>
+        </w:rPr>
+        <w:t xml:space="preserve">的一律是</w:t>
+      </w:r>
+      <w:r>
+        <w:t xml:space="preserve"> token </w:t>
+      </w:r>
+      <w:r>
+        <w:rPr>
+          <w:rFonts w:hint="eastAsia"/>
+        </w:rPr>
+        <w:t xml:space="preserve">或聚合。</w:t>
+      </w:r>
+    </w:p>
+    <w:bookmarkEnd w:id="35"/>
+    <w:bookmarkStart w:id="36" w:name="Xd4f6cc7509561db8dbc2460c8a68248979b7112"/>
+    <w:p>
+      <w:pPr>
+        <w:pStyle w:val="Heading3"/>
+      </w:pPr>
+      <w:r>
+        <w:t xml:space="preserve">8.2 </w:t>
+      </w:r>
+      <w:r>
+        <w:rPr>
+          <w:rFonts w:hint="eastAsia"/>
+        </w:rPr>
+        <w:t xml:space="preserve">知情同意（state</w:t>
+      </w:r>
+      <w:r>
+        <w:t xml:space="preserve"> </w:t>
+      </w:r>
+      <w:r>
+        <w:rPr>
+          <w:rFonts w:hint="eastAsia"/>
+        </w:rPr>
+        <w:t xml:space="preserve">machine）</w:t>
+      </w:r>
+    </w:p>
+    <w:p>
+      <w:pPr>
+        <w:pStyle w:val="SourceCode"/>
+      </w:pPr>
+      <w:r>
+        <w:rPr>
+          <w:rStyle w:val="VerbatimChar"/>
+          <w:rFonts w:hint="eastAsia"/>
+        </w:rPr>
+        <w:t xml:space="preserve">群組導入</w:t>
+      </w:r>
+      <w:r>
+        <w:rPr>
+          <w:rStyle w:val="VerbatimChar"/>
+        </w:rPr>
+        <w:t xml:space="preserve"> → LINE </w:t>
+      </w:r>
+      <w:r>
+        <w:rPr>
+          <w:rStyle w:val="VerbatimChar"/>
+          <w:rFonts w:hint="eastAsia"/>
+        </w:rPr>
+        <w:t xml:space="preserve">公告同意文案（記</w:t>
+      </w:r>
+      <w:r>
+        <w:rPr>
+          <w:rStyle w:val="VerbatimChar"/>
+        </w:rPr>
+        <w:t xml:space="preserve"> </w:t>
+      </w:r>
+      <w:r>
+        <w:rPr>
+          <w:rStyle w:val="VerbatimChar"/>
+          <w:rFonts w:hint="eastAsia"/>
+        </w:rPr>
+        <w:t xml:space="preserve">consent_log：notice_date/text/version）</w:t>
+      </w:r>
+      <w:r>
+        <w:br/>
+      </w:r>
+      <w:r>
+        <w:rPr>
+          <w:rStyle w:val="VerbatimChar"/>
+        </w:rPr>
+        <w:t xml:space="preserve">        → </w:t>
+      </w:r>
+      <w:r>
+        <w:rPr>
+          <w:rStyle w:val="VerbatimChar"/>
+          <w:rFonts w:hint="eastAsia"/>
+        </w:rPr>
+        <w:t xml:space="preserve">成員可退出（opt_out=true，其訊息不納入分析）</w:t>
+      </w:r>
+      <w:r>
+        <w:br/>
+      </w:r>
+      <w:r>
+        <w:rPr>
+          <w:rStyle w:val="VerbatimChar"/>
+        </w:rPr>
+        <w:t xml:space="preserve">        → </w:t>
+      </w:r>
+      <w:r>
+        <w:rPr>
+          <w:rStyle w:val="VerbatimChar"/>
+          <w:rFonts w:hint="eastAsia"/>
+        </w:rPr>
+        <w:t xml:space="preserve">文案版本變更</w:t>
+      </w:r>
+      <w:r>
+        <w:rPr>
+          <w:rStyle w:val="VerbatimChar"/>
+        </w:rPr>
+        <w:t xml:space="preserve"> → </w:t>
+      </w:r>
+      <w:r>
+        <w:rPr>
+          <w:rStyle w:val="VerbatimChar"/>
+          <w:rFonts w:hint="eastAsia"/>
+        </w:rPr>
+        <w:t xml:space="preserve">重新公告</w:t>
+      </w:r>
+    </w:p>
+    <w:bookmarkEnd w:id="36"/>
+    <w:bookmarkStart w:id="37" w:name="X4ae7b5a46cdcf73f94841ce211306ba2407cf60"/>
+    <w:p>
+      <w:pPr>
+        <w:pStyle w:val="Heading3"/>
+      </w:pPr>
+      <w:r>
+        <w:t xml:space="preserve">8.3 </w:t>
+      </w:r>
+      <w:r>
+        <w:rPr>
+          <w:rFonts w:hint="eastAsia"/>
+        </w:rPr>
+        <w:t xml:space="preserve">保存期限（資料最小化）</w:t>
+      </w:r>
+    </w:p>
+    <w:p>
+      <w:pPr>
+        <w:pStyle w:val="FirstParagraph"/>
+      </w:pPr>
+      <w:r>
+        <w:rPr>
+          <w:rStyle w:val="VerbatimChar"/>
+        </w:rPr>
+        <w:t xml:space="preserve">raw_messages.content</w:t>
+      </w:r>
+      <w:r>
+        <w:t xml:space="preserve"> </w:t>
+      </w:r>
+      <w:r>
+        <w:rPr>
+          <w:rFonts w:hint="eastAsia"/>
+        </w:rPr>
+        <w:t xml:space="preserve">原文保存</w:t>
+      </w:r>
+      <w:r>
+        <w:t xml:space="preserve"> N </w:t>
+      </w:r>
+      <w:r>
+        <w:rPr>
+          <w:rFonts w:hint="eastAsia"/>
+        </w:rPr>
+        <w:t xml:space="preserve">天（建議</w:t>
+      </w:r>
+      <w:r>
+        <w:t xml:space="preserve"> </w:t>
+      </w:r>
+      <w:r>
+        <w:rPr>
+          <w:rFonts w:hint="eastAsia"/>
+        </w:rPr>
+        <w:t xml:space="preserve">30–90，租戶可設）後刪除原文、僅保留結構化</w:t>
+      </w:r>
+      <w:r>
+        <w:t xml:space="preserve"> tickets </w:t>
+      </w:r>
+      <w:r>
+        <w:rPr>
+          <w:rFonts w:hint="eastAsia"/>
+        </w:rPr>
+        <w:t xml:space="preserve">與去識別摘要；媒體設</w:t>
+      </w:r>
+      <w:r>
+        <w:t xml:space="preserve"> </w:t>
+      </w:r>
+      <w:r>
+        <w:rPr>
+          <w:rFonts w:hint="eastAsia"/>
+        </w:rPr>
+        <w:t xml:space="preserve">TTL。由</w:t>
+      </w:r>
+      <w:r>
+        <w:t xml:space="preserve"> </w:t>
+      </w:r>
+      <w:r>
+        <w:rPr>
+          <w:rStyle w:val="VerbatimChar"/>
+        </w:rPr>
+        <w:t xml:space="preserve">retention_policy</w:t>
+      </w:r>
+      <w:r>
+        <w:t xml:space="preserve"> </w:t>
+      </w:r>
+      <w:r>
+        <w:rPr>
+          <w:rFonts w:hint="eastAsia"/>
+        </w:rPr>
+        <w:t xml:space="preserve">控。</w:t>
+      </w:r>
+      <w:r>
+        <w:rPr>
+          <w:rFonts w:hint="eastAsia"/>
+          <w:b/>
+          <w:bCs/>
+        </w:rPr>
+        <w:t xml:space="preserve">閒聊類訊息僅分類、不留存內容</w:t>
+      </w:r>
+      <w:r>
+        <w:rPr>
+          <w:rFonts w:hint="eastAsia"/>
+        </w:rPr>
+        <w:t xml:space="preserve">（呼應「不是監看聊天」的定位，§9）。</w:t>
+      </w:r>
+    </w:p>
+    <w:bookmarkEnd w:id="37"/>
+    <w:bookmarkStart w:id="38" w:name="X830bb31755d8a5b8948593280fd20b9466314b7"/>
+    <w:p>
+      <w:pPr>
+        <w:pStyle w:val="Heading3"/>
+      </w:pPr>
+      <w:r>
+        <w:t xml:space="preserve">8.4 </w:t>
+      </w:r>
+      <w:r>
+        <w:rPr>
+          <w:rFonts w:hint="eastAsia"/>
+        </w:rPr>
+        <w:t xml:space="preserve">稽核與租戶隔離縱深防禦</w:t>
       </w:r>
     </w:p>
     <w:p>
@@ -6542,14 +7403,37 @@
         <w:pStyle w:val="Compact"/>
         <w:numPr>
           <w:ilvl w:val="0"/>
-          <w:numId w:val="1003"/>
+          <w:numId w:val="1004"/>
         </w:numPr>
       </w:pPr>
       <w:r>
         <w:rPr>
           <w:rFonts w:hint="eastAsia"/>
-        </w:rPr>
-        <w:t xml:space="preserve">低信心項目標「已即時攔截」，需人工補資訊才轉正式。</w:t>
+          <w:b/>
+          <w:bCs/>
+        </w:rPr>
+        <w:t xml:space="preserve">全存取寫</w:t>
+      </w:r>
+      <w:r>
+        <w:rPr>
+          <w:b/>
+          <w:bCs/>
+        </w:rPr>
+        <w:t xml:space="preserve"> </w:t>
+      </w:r>
+      <w:r>
+        <w:rPr>
+          <w:rStyle w:val="VerbatimChar"/>
+          <w:b/>
+          <w:bCs/>
+        </w:rPr>
+        <w:t xml:space="preserve">audit_log</w:t>
+      </w:r>
+      <w:r>
+        <w:rPr>
+          <w:rFonts w:hint="eastAsia"/>
+        </w:rPr>
+        <w:t xml:space="preserve">（actor/role/action/tenant/target/result）。</w:t>
       </w:r>
     </w:p>
     <w:p>
@@ -6557,60 +7441,80 @@
         <w:pStyle w:val="Compact"/>
         <w:numPr>
           <w:ilvl w:val="0"/>
-          <w:numId w:val="1003"/>
+          <w:numId w:val="1004"/>
         </w:numPr>
       </w:pPr>
       <w:r>
         <w:rPr>
-          <w:rFonts w:hint="eastAsia"/>
-        </w:rPr>
-        <w:t xml:space="preserve">負責人點確認</w:t>
-      </w:r>
-      <w:r>
-        <w:t xml:space="preserve"> → </w:t>
-      </w:r>
-      <w:r>
-        <w:rPr>
-          <w:rFonts w:hint="eastAsia"/>
-        </w:rPr>
-        <w:t xml:space="preserve">該批</w:t>
-      </w:r>
-      <w:r>
-        <w:t xml:space="preserve"> </w:t>
-      </w:r>
-      <w:r>
-        <w:rPr>
-          <w:rStyle w:val="VerbatimChar"/>
-          <w:rFonts w:hint="eastAsia"/>
-        </w:rPr>
-        <w:t xml:space="preserve">confirm_status=已簽核</w:t>
-      </w:r>
-      <w:r>
-        <w:t xml:space="preserve"> </w:t>
-      </w:r>
-      <w:r>
-        <w:t xml:space="preserve">→ </w:t>
-      </w:r>
-      <w:r>
-        <w:rPr>
-          <w:rFonts w:hint="eastAsia"/>
-        </w:rPr>
-        <w:t xml:space="preserve">入</w:t>
-      </w:r>
-      <w:r>
-        <w:t xml:space="preserve"> </w:t>
-      </w:r>
-      <w:r>
-        <w:rPr>
-          <w:rStyle w:val="VerbatimChar"/>
-        </w:rPr>
-        <w:t xml:space="preserve">ragic_sync_outbox</w:t>
-      </w:r>
-      <w:r>
-        <w:rPr>
-          <w:rFonts w:hint="eastAsia"/>
-        </w:rPr>
-        <w:t xml:space="preserve">（§十）。</w:t>
+          <w:b/>
+          <w:bCs/>
+        </w:rPr>
+        <w:t xml:space="preserve">DB </w:t>
+      </w:r>
+      <w:r>
+        <w:rPr>
+          <w:rFonts w:hint="eastAsia"/>
+          <w:b/>
+          <w:bCs/>
+        </w:rPr>
+        <w:t xml:space="preserve">層</w:t>
+      </w:r>
+      <w:r>
+        <w:rPr>
+          <w:b/>
+          <w:bCs/>
+        </w:rPr>
+        <w:t xml:space="preserve"> Row-Level </w:t>
+      </w:r>
+      <w:r>
+        <w:rPr>
+          <w:rFonts w:hint="eastAsia"/>
+          <w:b/>
+          <w:bCs/>
+        </w:rPr>
+        <w:t xml:space="preserve">Security（RLS）作第二道防線</w:t>
+      </w:r>
+      <w:r>
+        <w:rPr>
+          <w:rFonts w:hint="eastAsia"/>
+        </w:rPr>
+        <w:t xml:space="preserve">：不只</w:t>
+      </w:r>
+      <w:r>
+        <w:t xml:space="preserve"> API </w:t>
+      </w:r>
+      <w:r>
+        <w:rPr>
+          <w:rFonts w:hint="eastAsia"/>
+        </w:rPr>
+        <w:t xml:space="preserve">過濾，DB</w:t>
+      </w:r>
+      <w:r>
+        <w:t xml:space="preserve"> policy </w:t>
+      </w:r>
+      <w:r>
+        <w:rPr>
+          <w:rFonts w:hint="eastAsia"/>
+        </w:rPr>
+        <w:t xml:space="preserve">依連線的</w:t>
+      </w:r>
+      <w:r>
+        <w:t xml:space="preserve"> tenant_id/role </w:t>
+      </w:r>
+      <w:r>
+        <w:rPr>
+          <w:rFonts w:hint="eastAsia"/>
+        </w:rPr>
+        <w:t xml:space="preserve">強制過濾；API</w:t>
+      </w:r>
+      <w:r>
+        <w:t xml:space="preserve"> </w:t>
+      </w:r>
+      <w:r>
+        <w:rPr>
+          <w:rFonts w:hint="eastAsia"/>
+        </w:rPr>
+        <w:t xml:space="preserve">邏輯寫錯仍擋得住跨租戶查詢。</w:t>
       </w:r>
     </w:p>
     <w:p>
@@ -6618,276 +7522,80 @@
         <w:pStyle w:val="Compact"/>
         <w:numPr>
           <w:ilvl w:val="0"/>
-          <w:numId w:val="1003"/>
+          <w:numId w:val="1004"/>
         </w:numPr>
       </w:pPr>
       <w:r>
         <w:rPr>
-          <w:rFonts w:hint="eastAsia"/>
-        </w:rPr>
-        <w:t xml:space="preserve">逾</w:t>
-      </w:r>
-      <w:r>
-        <w:t xml:space="preserve"> 24 </w:t>
-      </w:r>
-      <w:r>
-        <w:rPr>
-          <w:rFonts w:hint="eastAsia"/>
-        </w:rPr>
-        <w:t xml:space="preserve">小時未簽核</w:t>
-      </w:r>
-      <w:r>
-        <w:t xml:space="preserve"> → </w:t>
-      </w:r>
-      <w:r>
-        <w:rPr>
-          <w:rFonts w:hint="eastAsia"/>
-        </w:rPr>
-        <w:t xml:space="preserve">自動轉</w:t>
-      </w:r>
-      <w:r>
-        <w:t xml:space="preserve"> </w:t>
-      </w:r>
-      <w:r>
-        <w:rPr>
-          <w:rStyle w:val="VerbatimChar"/>
-          <w:rFonts w:hint="eastAsia"/>
-        </w:rPr>
-        <w:t xml:space="preserve">逾時警示</w:t>
-      </w:r>
-      <w:r>
-        <w:rPr>
-          <w:rFonts w:hint="eastAsia"/>
-        </w:rPr>
-        <w:t xml:space="preserve">，戰情室紅燈，列入待複核。</w:t>
-      </w:r>
-    </w:p>
-    <w:p>
-      <w:pPr>
-        <w:pStyle w:val="FirstParagraph"/>
-      </w:pPr>
-      <w:r>
-        <w:rPr>
-          <w:b/>
-          <w:bCs/>
-        </w:rPr>
-        <w:t xml:space="preserve">consultant </w:t>
-      </w:r>
-      <w:r>
-        <w:rPr>
-          <w:rFonts w:hint="eastAsia"/>
-          <w:b/>
-          <w:bCs/>
-        </w:rPr>
-        <w:t xml:space="preserve">代簽（P0</w:t>
-      </w:r>
-      <w:r>
-        <w:rPr>
-          <w:b/>
-          <w:bCs/>
-        </w:rPr>
-        <w:t xml:space="preserve"> </w:t>
-      </w:r>
-      <w:r>
-        <w:rPr>
-          <w:rFonts w:hint="eastAsia"/>
-          <w:b/>
-          <w:bCs/>
-        </w:rPr>
-        <w:t xml:space="preserve">已決策）</w:t>
-      </w:r>
-      <w:r>
-        <w:rPr>
-          <w:rFonts w:hint="eastAsia"/>
-        </w:rPr>
-        <w:t xml:space="preserve">：</w:t>
-      </w:r>
-      <w:r>
-        <w:rPr>
-          <w:rFonts w:hint="eastAsia"/>
-          <w:b/>
-          <w:bCs/>
-        </w:rPr>
-        <w:t xml:space="preserve">預設不可代簽</w:t>
-      </w:r>
-      <w:r>
-        <w:rPr>
-          <w:rFonts w:hint="eastAsia"/>
-        </w:rPr>
-        <w:t xml:space="preserve">。若導入初期需協助，採「代理簽核」但</w:t>
-      </w:r>
-      <w:r>
-        <w:rPr>
-          <w:rFonts w:hint="eastAsia"/>
-          <w:b/>
-          <w:bCs/>
-        </w:rPr>
-        <w:t xml:space="preserve">強制標記</w:t>
-      </w:r>
-      <w:r>
-        <w:rPr>
-          <w:b/>
-          <w:bCs/>
-        </w:rPr>
-        <w:t xml:space="preserve"> </w:t>
-      </w:r>
-      <w:r>
-        <w:rPr>
-          <w:rStyle w:val="VerbatimChar"/>
-          <w:b/>
-          <w:bCs/>
-        </w:rPr>
-        <w:t xml:space="preserve">proxy_by=consultant</w:t>
-      </w:r>
-      <w:r>
-        <w:rPr>
-          <w:rFonts w:hint="eastAsia"/>
-          <w:b/>
-          <w:bCs/>
-        </w:rPr>
-        <w:t xml:space="preserve">、寫</w:t>
-      </w:r>
-      <w:r>
-        <w:rPr>
-          <w:b/>
-          <w:bCs/>
-        </w:rPr>
-        <w:t xml:space="preserve"> </w:t>
-      </w:r>
-      <w:r>
-        <w:rPr>
-          <w:rStyle w:val="VerbatimChar"/>
-          <w:b/>
-          <w:bCs/>
-        </w:rPr>
-        <w:t xml:space="preserve">audit_log(action=proxy_sign)</w:t>
-      </w:r>
-      <w:r>
-        <w:rPr>
-          <w:rFonts w:hint="eastAsia"/>
-          <w:b/>
-          <w:bCs/>
-        </w:rPr>
-        <w:t xml:space="preserve">、戰情室與</w:t>
-      </w:r>
-      <w:r>
-        <w:rPr>
-          <w:b/>
-          <w:bCs/>
-        </w:rPr>
-        <w:t xml:space="preserve"> Ragic </w:t>
-      </w:r>
-      <w:r>
-        <w:rPr>
-          <w:rFonts w:hint="eastAsia"/>
-          <w:b/>
-          <w:bCs/>
-        </w:rPr>
-        <w:t xml:space="preserve">皆顯示「代簽」徽章</w:t>
-      </w:r>
-      <w:r>
-        <w:rPr>
-          <w:rFonts w:hint="eastAsia"/>
-        </w:rPr>
-        <w:t xml:space="preserve">，且需客戶一次性書面授權（</w:t>
-      </w:r>
-      <w:r>
-        <w:rPr>
-          <w:rStyle w:val="VerbatimChar"/>
-        </w:rPr>
-        <w:t xml:space="preserve">consultant_assignments.can_proxy_signoff</w:t>
-      </w:r>
-      <w:r>
-        <w:t xml:space="preserve"> </w:t>
-      </w:r>
-      <w:r>
-        <w:t xml:space="preserve">+</w:t>
-      </w:r>
-      <w:r>
-        <w:t xml:space="preserve"> </w:t>
-      </w:r>
-      <w:r>
-        <w:rPr>
-          <w:rStyle w:val="VerbatimChar"/>
-        </w:rPr>
-        <w:t xml:space="preserve">authorized_by</w:t>
-      </w:r>
-      <w:r>
-        <w:rPr>
-          <w:rFonts w:hint="eastAsia"/>
-        </w:rPr>
-        <w:t xml:space="preserve">）。責任可追溯，把關不失真。</w:t>
-      </w:r>
-    </w:p>
-    <w:p>
-      <w:pPr>
-        <w:pStyle w:val="BodyText"/>
-      </w:pPr>
-      <w:r>
-        <w:rPr>
-          <w:b/>
-          <w:bCs/>
-        </w:rPr>
-        <w:t xml:space="preserve">LINE </w:t>
-      </w:r>
-      <w:r>
-        <w:rPr>
-          <w:rFonts w:hint="eastAsia"/>
-          <w:b/>
-          <w:bCs/>
-        </w:rPr>
-        <w:t xml:space="preserve">端補充</w:t>
-      </w:r>
-      <w:r>
-        <w:rPr>
-          <w:rFonts w:hint="eastAsia"/>
-        </w:rPr>
-        <w:t xml:space="preserve">：可用</w:t>
-      </w:r>
-      <w:r>
-        <w:t xml:space="preserve"> Flex Message </w:t>
-      </w:r>
-      <w:r>
-        <w:rPr>
-          <w:rFonts w:hint="eastAsia"/>
-        </w:rPr>
-        <w:t xml:space="preserve">經</w:t>
-      </w:r>
-      <w:r>
-        <w:t xml:space="preserve"> </w:t>
-      </w:r>
-      <w:r>
-        <w:rPr>
-          <w:rStyle w:val="VerbatimChar"/>
-        </w:rPr>
-        <w:t xml:space="preserve">reply_token</w:t>
-      </w:r>
-      <w:r>
-        <w:t xml:space="preserve"> </w:t>
-      </w:r>
-      <w:r>
-        <w:rPr>
-          <w:rFonts w:hint="eastAsia"/>
-        </w:rPr>
-        <w:t xml:space="preserve">回覆群組（不計費），與面板同步；token</w:t>
-      </w:r>
-      <w:r>
-        <w:t xml:space="preserve"> </w:t>
-      </w:r>
-      <w:r>
-        <w:rPr>
-          <w:rFonts w:hint="eastAsia"/>
-        </w:rPr>
-        <w:t xml:space="preserve">約</w:t>
-      </w:r>
-      <w:r>
-        <w:t xml:space="preserve"> 1 </w:t>
-      </w:r>
-      <w:r>
-        <w:rPr>
-          <w:rFonts w:hint="eastAsia"/>
-        </w:rPr>
-        <w:t xml:space="preserve">分鐘失效，過期則導引至戰情室。</w:t>
+          <w:rStyle w:val="VerbatimChar"/>
+        </w:rPr>
+        <w:t xml:space="preserve">aiproot_admin</w:t>
+      </w:r>
+      <w:r>
+        <w:t xml:space="preserve"> </w:t>
+      </w:r>
+      <w:r>
+        <w:rPr>
+          <w:rFonts w:hint="eastAsia"/>
+        </w:rPr>
+        <w:t xml:space="preserve">在</w:t>
+      </w:r>
+      <w:r>
+        <w:t xml:space="preserve"> DB </w:t>
+      </w:r>
+      <w:r>
+        <w:rPr>
+          <w:rFonts w:hint="eastAsia"/>
+        </w:rPr>
+        <w:t xml:space="preserve">層即被限制為聚合檢視（view</w:t>
+      </w:r>
+      <w:r>
+        <w:t xml:space="preserve"> </w:t>
+      </w:r>
+      <w:r>
+        <w:rPr>
+          <w:rFonts w:hint="eastAsia"/>
+        </w:rPr>
+        <w:t xml:space="preserve">只暴露</w:t>
+      </w:r>
+      <w:r>
+        <w:t xml:space="preserve"> </w:t>
+      </w:r>
+      <w:r>
+        <w:rPr>
+          <w:rStyle w:val="VerbatimChar"/>
+        </w:rPr>
+        <w:t xml:space="preserve">COUNT()</w:t>
+      </w:r>
+      <w:r>
+        <w:t xml:space="preserve">/</w:t>
+      </w:r>
+      <w:r>
+        <w:rPr>
+          <w:rStyle w:val="VerbatimChar"/>
+        </w:rPr>
+        <w:t xml:space="preserve">GROUP BY</w:t>
+      </w:r>
+      <w:r>
+        <w:rPr>
+          <w:rFonts w:hint="eastAsia"/>
+        </w:rPr>
+        <w:t xml:space="preserve">，物理上取不到</w:t>
+      </w:r>
+      <w:r>
+        <w:t xml:space="preserve"> </w:t>
+      </w:r>
+      <w:r>
+        <w:rPr>
+          <w:rStyle w:val="VerbatimChar"/>
+        </w:rPr>
+        <w:t xml:space="preserve">tickets.summary</w:t>
+      </w:r>
+      <w:r>
+        <w:rPr>
+          <w:rFonts w:hint="eastAsia"/>
+        </w:rPr>
+        <w:t xml:space="preserve">）。</w:t>
       </w:r>
     </w:p>
     <w:p>
@@ -6897,8 +7605,9 @@
         </w:pict>
       </w:r>
     </w:p>
-    <w:bookmarkEnd w:id="28"/>
-    <w:bookmarkStart w:id="29" w:name="九戰情室前端規格與指標邏輯"/>
+    <w:bookmarkEnd w:id="38"/>
+    <w:bookmarkEnd w:id="39"/>
+    <w:bookmarkStart w:id="41" w:name="九每日簽核防呆機制human-in-the-loop"/>
     <w:p>
       <w:pPr>
         <w:pStyle w:val="Heading2"/>
@@ -6907,7 +7616,7 @@
         <w:rPr>
           <w:rFonts w:hint="eastAsia"/>
         </w:rPr>
-        <w:t xml:space="preserve">九、戰情室前端規格與指標邏輯</w:t>
+        <w:t xml:space="preserve">九、每日簽核防呆機制（Human-in-the-loop）</w:t>
       </w:r>
     </w:p>
     <w:p>
@@ -6920,6 +7629,668 @@
           <w:b/>
           <w:bCs/>
         </w:rPr>
+        <w:t xml:space="preserve">核心原則</w:t>
+      </w:r>
+      <w:r>
+        <w:rPr>
+          <w:rFonts w:hint="eastAsia"/>
+        </w:rPr>
+        <w:t xml:space="preserve">：</w:t>
+      </w:r>
+      <w:r>
+        <w:rPr>
+          <w:rStyle w:val="VerbatimChar"/>
+        </w:rPr>
+        <w:t xml:space="preserve">confirm_status</w:t>
+      </w:r>
+      <w:r>
+        <w:t xml:space="preserve"> </w:t>
+      </w:r>
+      <w:r>
+        <w:rPr>
+          <w:rFonts w:hint="eastAsia"/>
+        </w:rPr>
+        <w:t xml:space="preserve">未轉</w:t>
+      </w:r>
+      <w:r>
+        <w:t xml:space="preserve"> </w:t>
+      </w:r>
+      <w:r>
+        <w:rPr>
+          <w:rStyle w:val="VerbatimChar"/>
+          <w:rFonts w:hint="eastAsia"/>
+        </w:rPr>
+        <w:t xml:space="preserve">已簽核</w:t>
+      </w:r>
+      <w:r>
+        <w:t xml:space="preserve"> </w:t>
+      </w:r>
+      <w:r>
+        <w:rPr>
+          <w:rFonts w:hint="eastAsia"/>
+        </w:rPr>
+        <w:t xml:space="preserve">前，資料視為草稿，不寫</w:t>
+      </w:r>
+      <w:r>
+        <w:t xml:space="preserve"> </w:t>
+      </w:r>
+      <w:r>
+        <w:rPr>
+          <w:rFonts w:hint="eastAsia"/>
+        </w:rPr>
+        <w:t xml:space="preserve">Ragic（</w:t>
+      </w:r>
+      <w:r>
+        <w:rPr>
+          <w:rStyle w:val="VerbatimChar"/>
+          <w:rFonts w:hint="eastAsia"/>
+        </w:rPr>
+        <w:t xml:space="preserve">sync_status_ragic=未同步</w:t>
+      </w:r>
+      <w:r>
+        <w:rPr>
+          <w:rFonts w:hint="eastAsia"/>
+        </w:rPr>
+        <w:t xml:space="preserve">）、不計入正式統計。</w:t>
+      </w:r>
+    </w:p>
+    <w:p>
+      <w:pPr>
+        <w:pStyle w:val="BodyText"/>
+      </w:pPr>
+      <w:r>
+        <w:rPr>
+          <w:rFonts w:hint="eastAsia"/>
+          <w:b/>
+          <w:bCs/>
+        </w:rPr>
+        <w:t xml:space="preserve">流程</w:t>
+      </w:r>
+      <w:r>
+        <w:rPr>
+          <w:rFonts w:hint="eastAsia"/>
+        </w:rPr>
+        <w:t xml:space="preserve">：</w:t>
+      </w:r>
+    </w:p>
+    <w:p>
+      <w:pPr>
+        <w:pStyle w:val="Compact"/>
+        <w:numPr>
+          <w:ilvl w:val="0"/>
+          <w:numId w:val="1005"/>
+        </w:numPr>
+      </w:pPr>
+      <w:r>
+        <w:rPr>
+          <w:rFonts w:hint="eastAsia"/>
+        </w:rPr>
+        <w:t xml:space="preserve">每日批次分析</w:t>
+      </w:r>
+      <w:r>
+        <w:t xml:space="preserve"> → </w:t>
+      </w:r>
+      <w:r>
+        <w:rPr>
+          <w:rFonts w:hint="eastAsia"/>
+        </w:rPr>
+        <w:t xml:space="preserve">依群組彙整當日新增/更新項目。</w:t>
+      </w:r>
+    </w:p>
+    <w:p>
+      <w:pPr>
+        <w:pStyle w:val="Compact"/>
+        <w:numPr>
+          <w:ilvl w:val="0"/>
+          <w:numId w:val="1005"/>
+        </w:numPr>
+      </w:pPr>
+      <w:r>
+        <w:rPr>
+          <w:rStyle w:val="VerbatimChar"/>
+        </w:rPr>
+        <w:t xml:space="preserve">group_owner</w:t>
+      </w:r>
+      <w:r>
+        <w:t xml:space="preserve"> </w:t>
+      </w:r>
+      <w:r>
+        <w:rPr>
+          <w:rFonts w:hint="eastAsia"/>
+        </w:rPr>
+        <w:t xml:space="preserve">於簽核面板展開明細，逐筆查看信心度。</w:t>
+      </w:r>
+    </w:p>
+    <w:p>
+      <w:pPr>
+        <w:pStyle w:val="Compact"/>
+        <w:numPr>
+          <w:ilvl w:val="0"/>
+          <w:numId w:val="1005"/>
+        </w:numPr>
+      </w:pPr>
+      <w:r>
+        <w:rPr>
+          <w:rFonts w:hint="eastAsia"/>
+        </w:rPr>
+        <w:t xml:space="preserve">低信心項目標「已即時攔截」，需人工補資訊才轉正式。</w:t>
+      </w:r>
+    </w:p>
+    <w:p>
+      <w:pPr>
+        <w:pStyle w:val="Compact"/>
+        <w:numPr>
+          <w:ilvl w:val="0"/>
+          <w:numId w:val="1005"/>
+        </w:numPr>
+      </w:pPr>
+      <w:r>
+        <w:rPr>
+          <w:rFonts w:hint="eastAsia"/>
+        </w:rPr>
+        <w:t xml:space="preserve">負責人點確認</w:t>
+      </w:r>
+      <w:r>
+        <w:t xml:space="preserve"> → </w:t>
+      </w:r>
+      <w:r>
+        <w:rPr>
+          <w:rFonts w:hint="eastAsia"/>
+        </w:rPr>
+        <w:t xml:space="preserve">該批</w:t>
+      </w:r>
+      <w:r>
+        <w:t xml:space="preserve"> </w:t>
+      </w:r>
+      <w:r>
+        <w:rPr>
+          <w:rStyle w:val="VerbatimChar"/>
+          <w:rFonts w:hint="eastAsia"/>
+        </w:rPr>
+        <w:t xml:space="preserve">confirm_status=已簽核</w:t>
+      </w:r>
+      <w:r>
+        <w:t xml:space="preserve"> </w:t>
+      </w:r>
+      <w:r>
+        <w:t xml:space="preserve">→ </w:t>
+      </w:r>
+      <w:r>
+        <w:rPr>
+          <w:rFonts w:hint="eastAsia"/>
+        </w:rPr>
+        <w:t xml:space="preserve">入</w:t>
+      </w:r>
+      <w:r>
+        <w:t xml:space="preserve"> </w:t>
+      </w:r>
+      <w:r>
+        <w:rPr>
+          <w:rStyle w:val="VerbatimChar"/>
+        </w:rPr>
+        <w:t xml:space="preserve">ragic_sync_outbox</w:t>
+      </w:r>
+      <w:r>
+        <w:rPr>
+          <w:rFonts w:hint="eastAsia"/>
+        </w:rPr>
+        <w:t xml:space="preserve">（§十一）。</w:t>
+      </w:r>
+    </w:p>
+    <w:p>
+      <w:pPr>
+        <w:pStyle w:val="Compact"/>
+        <w:numPr>
+          <w:ilvl w:val="0"/>
+          <w:numId w:val="1005"/>
+        </w:numPr>
+      </w:pPr>
+      <w:r>
+        <w:rPr>
+          <w:rFonts w:hint="eastAsia"/>
+        </w:rPr>
+        <w:t xml:space="preserve">逾</w:t>
+      </w:r>
+      <w:r>
+        <w:t xml:space="preserve"> 24 </w:t>
+      </w:r>
+      <w:r>
+        <w:rPr>
+          <w:rFonts w:hint="eastAsia"/>
+        </w:rPr>
+        <w:t xml:space="preserve">小時未簽核</w:t>
+      </w:r>
+      <w:r>
+        <w:t xml:space="preserve"> → </w:t>
+      </w:r>
+      <w:r>
+        <w:rPr>
+          <w:rFonts w:hint="eastAsia"/>
+        </w:rPr>
+        <w:t xml:space="preserve">自動轉</w:t>
+      </w:r>
+      <w:r>
+        <w:t xml:space="preserve"> </w:t>
+      </w:r>
+      <w:r>
+        <w:rPr>
+          <w:rStyle w:val="VerbatimChar"/>
+          <w:rFonts w:hint="eastAsia"/>
+        </w:rPr>
+        <w:t xml:space="preserve">逾時警示</w:t>
+      </w:r>
+      <w:r>
+        <w:rPr>
+          <w:rFonts w:hint="eastAsia"/>
+        </w:rPr>
+        <w:t xml:space="preserve">，戰情室紅燈，列入待複核。</w:t>
+      </w:r>
+    </w:p>
+    <w:bookmarkStart w:id="40" w:name="X85036768044594acc3db9db3eba652fd191407b"/>
+    <w:p>
+      <w:pPr>
+        <w:pStyle w:val="Heading3"/>
+      </w:pPr>
+      <w:r>
+        <w:t xml:space="preserve">9.1 </w:t>
+      </w:r>
+      <w:r>
+        <w:rPr>
+          <w:rFonts w:hint="eastAsia"/>
+        </w:rPr>
+        <w:t xml:space="preserve">確認迴圈的三重價值（融入計畫書優勢）</w:t>
+      </w:r>
+    </w:p>
+    <w:p>
+      <w:pPr>
+        <w:pStyle w:val="FirstParagraph"/>
+      </w:pPr>
+      <w:r>
+        <w:t xml:space="preserve">「AI </w:t>
+      </w:r>
+      <w:r>
+        <w:rPr>
+          <w:rFonts w:hint="eastAsia"/>
+        </w:rPr>
+        <w:t xml:space="preserve">草稿</w:t>
+      </w:r>
+      <w:r>
+        <w:t xml:space="preserve"> → </w:t>
+      </w:r>
+      <w:r>
+        <w:rPr>
+          <w:rFonts w:hint="eastAsia"/>
+        </w:rPr>
+        <w:t xml:space="preserve">一鍵確認」的迴圈同時解決三件事：</w:t>
+      </w:r>
+    </w:p>
+    <w:p>
+      <w:pPr>
+        <w:pStyle w:val="Compact"/>
+        <w:numPr>
+          <w:ilvl w:val="0"/>
+          <w:numId w:val="1006"/>
+        </w:numPr>
+      </w:pPr>
+      <w:r>
+        <w:rPr>
+          <w:rFonts w:hint="eastAsia"/>
+          <w:b/>
+          <w:bCs/>
+        </w:rPr>
+        <w:t xml:space="preserve">資料品質</w:t>
+      </w:r>
+      <w:r>
+        <w:rPr>
+          <w:rFonts w:hint="eastAsia"/>
+        </w:rPr>
+        <w:t xml:space="preserve">：AI</w:t>
+      </w:r>
+      <w:r>
+        <w:t xml:space="preserve"> </w:t>
+      </w:r>
+      <w:r>
+        <w:rPr>
+          <w:rFonts w:hint="eastAsia"/>
+        </w:rPr>
+        <w:t xml:space="preserve">錯誤/低信心在入正式系統前被人攔截，最終寫入正確率趨近</w:t>
+      </w:r>
+      <w:r>
+        <w:t xml:space="preserve"> 100%。</w:t>
+      </w:r>
+    </w:p>
+    <w:p>
+      <w:pPr>
+        <w:pStyle w:val="Compact"/>
+        <w:numPr>
+          <w:ilvl w:val="0"/>
+          <w:numId w:val="1006"/>
+        </w:numPr>
+      </w:pPr>
+      <w:r>
+        <w:rPr>
+          <w:rFonts w:hint="eastAsia"/>
+          <w:b/>
+          <w:bCs/>
+        </w:rPr>
+        <w:t xml:space="preserve">導入信任</w:t>
+      </w:r>
+      <w:r>
+        <w:rPr>
+          <w:rFonts w:hint="eastAsia"/>
+        </w:rPr>
+        <w:t xml:space="preserve">：由客戶自己的部門負責人把關，責任在客戶端，不是</w:t>
+      </w:r>
+      <w:r>
+        <w:t xml:space="preserve"> AI </w:t>
+      </w:r>
+      <w:r>
+        <w:rPr>
+          <w:rFonts w:hint="eastAsia"/>
+        </w:rPr>
+        <w:t xml:space="preserve">說了算。</w:t>
+      </w:r>
+    </w:p>
+    <w:p>
+      <w:pPr>
+        <w:pStyle w:val="Compact"/>
+        <w:numPr>
+          <w:ilvl w:val="0"/>
+          <w:numId w:val="1006"/>
+        </w:numPr>
+      </w:pPr>
+      <w:r>
+        <w:rPr>
+          <w:rFonts w:hint="eastAsia"/>
+          <w:b/>
+          <w:bCs/>
+        </w:rPr>
+        <w:t xml:space="preserve">化解「被監控」心理阻力</w:t>
+      </w:r>
+      <w:r>
+        <w:rPr>
+          <w:rFonts w:hint="eastAsia"/>
+        </w:rPr>
+        <w:t xml:space="preserve">：AI</w:t>
+      </w:r>
+      <w:r>
+        <w:t xml:space="preserve"> </w:t>
+      </w:r>
+      <w:r>
+        <w:rPr>
+          <w:rFonts w:hint="eastAsia"/>
+        </w:rPr>
+        <w:t xml:space="preserve">定位是「幫填表的助理」而非「監看聊天」；閒聊不留存（§8.3）。這是讓一線員工願意維持既有</w:t>
+      </w:r>
+      <w:r>
+        <w:t xml:space="preserve"> LINE </w:t>
+      </w:r>
+      <w:r>
+        <w:rPr>
+          <w:rFonts w:hint="eastAsia"/>
+        </w:rPr>
+        <w:t xml:space="preserve">習慣、不抗拒導入的關鍵。</w:t>
+      </w:r>
+    </w:p>
+    <w:p>
+      <w:pPr>
+        <w:pStyle w:val="FirstParagraph"/>
+      </w:pPr>
+      <w:r>
+        <w:rPr>
+          <w:b/>
+          <w:bCs/>
+        </w:rPr>
+        <w:t xml:space="preserve">consultant </w:t>
+      </w:r>
+      <w:r>
+        <w:rPr>
+          <w:rFonts w:hint="eastAsia"/>
+          <w:b/>
+          <w:bCs/>
+        </w:rPr>
+        <w:t xml:space="preserve">代簽（P0</w:t>
+      </w:r>
+      <w:r>
+        <w:rPr>
+          <w:b/>
+          <w:bCs/>
+        </w:rPr>
+        <w:t xml:space="preserve"> </w:t>
+      </w:r>
+      <w:r>
+        <w:rPr>
+          <w:rFonts w:hint="eastAsia"/>
+          <w:b/>
+          <w:bCs/>
+        </w:rPr>
+        <w:t xml:space="preserve">已決策）</w:t>
+      </w:r>
+      <w:r>
+        <w:rPr>
+          <w:rFonts w:hint="eastAsia"/>
+        </w:rPr>
+        <w:t xml:space="preserve">：</w:t>
+      </w:r>
+      <w:r>
+        <w:rPr>
+          <w:rFonts w:hint="eastAsia"/>
+          <w:b/>
+          <w:bCs/>
+        </w:rPr>
+        <w:t xml:space="preserve">預設不可代簽</w:t>
+      </w:r>
+      <w:r>
+        <w:rPr>
+          <w:rFonts w:hint="eastAsia"/>
+        </w:rPr>
+        <w:t xml:space="preserve">。若導入初期需協助，採「代理簽核」但</w:t>
+      </w:r>
+      <w:r>
+        <w:rPr>
+          <w:rFonts w:hint="eastAsia"/>
+          <w:b/>
+          <w:bCs/>
+        </w:rPr>
+        <w:t xml:space="preserve">強制標記</w:t>
+      </w:r>
+      <w:r>
+        <w:rPr>
+          <w:b/>
+          <w:bCs/>
+        </w:rPr>
+        <w:t xml:space="preserve"> </w:t>
+      </w:r>
+      <w:r>
+        <w:rPr>
+          <w:rStyle w:val="VerbatimChar"/>
+          <w:b/>
+          <w:bCs/>
+        </w:rPr>
+        <w:t xml:space="preserve">proxy_by=consultant</w:t>
+      </w:r>
+      <w:r>
+        <w:rPr>
+          <w:rFonts w:hint="eastAsia"/>
+          <w:b/>
+          <w:bCs/>
+        </w:rPr>
+        <w:t xml:space="preserve">、寫</w:t>
+      </w:r>
+      <w:r>
+        <w:rPr>
+          <w:b/>
+          <w:bCs/>
+        </w:rPr>
+        <w:t xml:space="preserve"> </w:t>
+      </w:r>
+      <w:r>
+        <w:rPr>
+          <w:rStyle w:val="VerbatimChar"/>
+          <w:b/>
+          <w:bCs/>
+        </w:rPr>
+        <w:t xml:space="preserve">audit_log(action=proxy_sign)</w:t>
+      </w:r>
+      <w:r>
+        <w:rPr>
+          <w:rFonts w:hint="eastAsia"/>
+          <w:b/>
+          <w:bCs/>
+        </w:rPr>
+        <w:t xml:space="preserve">、戰情室與</w:t>
+      </w:r>
+      <w:r>
+        <w:rPr>
+          <w:b/>
+          <w:bCs/>
+        </w:rPr>
+        <w:t xml:space="preserve"> Ragic </w:t>
+      </w:r>
+      <w:r>
+        <w:rPr>
+          <w:rFonts w:hint="eastAsia"/>
+          <w:b/>
+          <w:bCs/>
+        </w:rPr>
+        <w:t xml:space="preserve">皆顯示「代簽」徽章</w:t>
+      </w:r>
+      <w:r>
+        <w:rPr>
+          <w:rFonts w:hint="eastAsia"/>
+        </w:rPr>
+        <w:t xml:space="preserve">，且需客戶一次性書面授權（</w:t>
+      </w:r>
+      <w:r>
+        <w:rPr>
+          <w:rStyle w:val="VerbatimChar"/>
+        </w:rPr>
+        <w:t xml:space="preserve">consultant_assignments.can_proxy_signoff</w:t>
+      </w:r>
+      <w:r>
+        <w:t xml:space="preserve"> </w:t>
+      </w:r>
+      <w:r>
+        <w:t xml:space="preserve">+</w:t>
+      </w:r>
+      <w:r>
+        <w:t xml:space="preserve"> </w:t>
+      </w:r>
+      <w:r>
+        <w:rPr>
+          <w:rStyle w:val="VerbatimChar"/>
+        </w:rPr>
+        <w:t xml:space="preserve">authorized_by</w:t>
+      </w:r>
+      <w:r>
+        <w:rPr>
+          <w:rFonts w:hint="eastAsia"/>
+        </w:rPr>
+        <w:t xml:space="preserve">）。責任可追溯，把關不失真。</w:t>
+      </w:r>
+    </w:p>
+    <w:p>
+      <w:pPr>
+        <w:pStyle w:val="BodyText"/>
+      </w:pPr>
+      <w:r>
+        <w:rPr>
+          <w:b/>
+          <w:bCs/>
+        </w:rPr>
+        <w:t xml:space="preserve">LINE </w:t>
+      </w:r>
+      <w:r>
+        <w:rPr>
+          <w:rFonts w:hint="eastAsia"/>
+          <w:b/>
+          <w:bCs/>
+        </w:rPr>
+        <w:t xml:space="preserve">端補充</w:t>
+      </w:r>
+      <w:r>
+        <w:rPr>
+          <w:rFonts w:hint="eastAsia"/>
+        </w:rPr>
+        <w:t xml:space="preserve">：可用</w:t>
+      </w:r>
+      <w:r>
+        <w:t xml:space="preserve"> Flex Message </w:t>
+      </w:r>
+      <w:r>
+        <w:rPr>
+          <w:rFonts w:hint="eastAsia"/>
+        </w:rPr>
+        <w:t xml:space="preserve">經</w:t>
+      </w:r>
+      <w:r>
+        <w:t xml:space="preserve"> </w:t>
+      </w:r>
+      <w:r>
+        <w:rPr>
+          <w:rStyle w:val="VerbatimChar"/>
+        </w:rPr>
+        <w:t xml:space="preserve">reply_token</w:t>
+      </w:r>
+      <w:r>
+        <w:t xml:space="preserve"> </w:t>
+      </w:r>
+      <w:r>
+        <w:rPr>
+          <w:rFonts w:hint="eastAsia"/>
+        </w:rPr>
+        <w:t xml:space="preserve">回覆群組（不計費），與面板同步；token</w:t>
+      </w:r>
+      <w:r>
+        <w:t xml:space="preserve"> </w:t>
+      </w:r>
+      <w:r>
+        <w:rPr>
+          <w:rFonts w:hint="eastAsia"/>
+        </w:rPr>
+        <w:t xml:space="preserve">約</w:t>
+      </w:r>
+      <w:r>
+        <w:t xml:space="preserve"> 1 </w:t>
+      </w:r>
+      <w:r>
+        <w:rPr>
+          <w:rFonts w:hint="eastAsia"/>
+        </w:rPr>
+        <w:t xml:space="preserve">分鐘失效，過期則導引至戰情室。</w:t>
+      </w:r>
+    </w:p>
+    <w:p>
+      <w:r>
+        <w:pict>
+          <v:rect style="width:0;height:1.5pt" o:hralign="center" o:hrstd="t" o:hr="t"/>
+        </w:pict>
+      </w:r>
+    </w:p>
+    <w:bookmarkEnd w:id="40"/>
+    <w:bookmarkEnd w:id="41"/>
+    <w:bookmarkStart w:id="42" w:name="十戰情室前端規格與指標邏輯"/>
+    <w:p>
+      <w:pPr>
+        <w:pStyle w:val="Heading2"/>
+      </w:pPr>
+      <w:r>
+        <w:rPr>
+          <w:rFonts w:hint="eastAsia"/>
+        </w:rPr>
+        <w:t xml:space="preserve">十、戰情室前端規格與指標邏輯</w:t>
+      </w:r>
+    </w:p>
+    <w:p>
+      <w:pPr>
+        <w:pStyle w:val="FirstParagraph"/>
+      </w:pPr>
+      <w:r>
+        <w:rPr>
+          <w:rFonts w:hint="eastAsia"/>
+          <w:b/>
+          <w:bCs/>
+        </w:rPr>
         <w:t xml:space="preserve">設計鐵律：畫面每一個數字都必須能回答「從哪張表算出來」，不接受純裝飾示意數字。</w:t>
       </w:r>
       <w:r>
@@ -6950,7 +8321,16 @@
         <w:rPr>
           <w:rFonts w:hint="eastAsia"/>
         </w:rPr>
-        <w:t xml:space="preserve">實算出三環形指標。</w:t>
+        <w:t xml:space="preserve">實算出三環形指標（實跑得</w:t>
+      </w:r>
+      <w:r>
+        <w:t xml:space="preserve"> </w:t>
+      </w:r>
+      <w:r>
+        <w:rPr>
+          <w:rFonts w:hint="eastAsia"/>
+        </w:rPr>
+        <w:t xml:space="preserve">33%/67%/62%）。</w:t>
       </w:r>
     </w:p>
     <w:tbl>
@@ -7150,7 +8530,7 @@
               <w:rPr>
                 <w:rFonts w:hint="eastAsia"/>
               </w:rPr>
-              <w:t xml:space="preserve">§十.4）</w:t>
+              <w:t xml:space="preserve">§11.4）</w:t>
             </w:r>
           </w:p>
         </w:tc>
@@ -7395,30 +8775,45 @@
               <w:pStyle w:val="Compact"/>
             </w:pPr>
             <w:r>
-              <w:t xml:space="preserve">RAG </w:t>
-            </w:r>
-            <w:r>
-              <w:rPr>
-                <w:rFonts w:hint="eastAsia"/>
-              </w:rPr>
-              <w:t xml:space="preserve">索引文件累積數</w:t>
-            </w:r>
-          </w:p>
-        </w:tc>
-        <w:tc>
-          <w:tcPr/>
-          <w:p>
-            <w:pPr>
-              <w:pStyle w:val="Compact"/>
-            </w:pPr>
-            <w:r>
-              <w:t xml:space="preserve">RAG </w:t>
-            </w:r>
-            <w:r>
-              <w:rPr>
-                <w:rFonts w:hint="eastAsia"/>
-              </w:rPr>
-              <w:t xml:space="preserve">索引服務</w:t>
+              <w:rPr>
+                <w:rStyle w:val="VerbatimChar"/>
+              </w:rPr>
+              <w:t xml:space="preserve">knowledge_cards</w:t>
+            </w:r>
+            <w:r>
+              <w:t xml:space="preserve"> </w:t>
+            </w:r>
+            <w:r>
+              <w:t xml:space="preserve">/ RAG </w:t>
+            </w:r>
+            <w:r>
+              <w:rPr>
+                <w:rFonts w:hint="eastAsia"/>
+              </w:rPr>
+              <w:t xml:space="preserve">索引累積數</w:t>
+            </w:r>
+          </w:p>
+        </w:tc>
+        <w:tc>
+          <w:tcPr/>
+          <w:p>
+            <w:pPr>
+              <w:pStyle w:val="Compact"/>
+            </w:pPr>
+            <w:r>
+              <w:rPr>
+                <w:rStyle w:val="VerbatimChar"/>
+              </w:rPr>
+              <w:t xml:space="preserve">knowledge_cards</w:t>
+            </w:r>
+            <w:r>
+              <w:t xml:space="preserve">、RAG </w:t>
+            </w:r>
+            <w:r>
+              <w:rPr>
+                <w:rFonts w:hint="eastAsia"/>
+              </w:rPr>
+              <w:t xml:space="preserve">索引</w:t>
             </w:r>
           </w:p>
         </w:tc>
@@ -7840,7 +9235,7 @@
         <w:rPr>
           <w:rFonts w:hint="eastAsia"/>
         </w:rPr>
-        <w:t xml:space="preserve">前端美學另見設計文件；本案採</w:t>
+        <w:t xml:space="preserve">前端美學：本案採</w:t>
       </w:r>
       <w:r>
         <w:t xml:space="preserve"> </w:t>
@@ -7867,7 +9262,19 @@
         <w:rPr>
           <w:rFonts w:hint="eastAsia"/>
         </w:rPr>
-        <w:t xml:space="preserve">數字，每數字掛來源表），呼應上述鐵律。</w:t>
+        <w:t xml:space="preserve">數字，每數字掛來源表），呼應上述鐵律。三角色視圖已有資料綁定原型（</w:t>
+      </w:r>
+      <w:r>
+        <w:rPr>
+          <w:rStyle w:val="VerbatimChar"/>
+        </w:rPr>
+        <w:t xml:space="preserve">src/warroom/</w:t>
+      </w:r>
+      <w:r>
+        <w:rPr>
+          <w:rFonts w:hint="eastAsia"/>
+        </w:rPr>
+        <w:t xml:space="preserve">）。</w:t>
       </w:r>
     </w:p>
     <w:p>
@@ -7877,8 +9284,8 @@
         </w:pict>
       </w:r>
     </w:p>
-    <w:bookmarkEnd w:id="29"/>
-    <w:bookmarkStart w:id="34" w:name="十可靠性與失效處理v07-新增"/>
+    <w:bookmarkEnd w:id="42"/>
+    <w:bookmarkStart w:id="47" w:name="十一可靠性與失效處理v07-新增"/>
     <w:p>
       <w:pPr>
         <w:pStyle w:val="Heading2"/>
@@ -7887,7 +9294,7 @@
         <w:rPr>
           <w:rFonts w:hint="eastAsia"/>
         </w:rPr>
-        <w:t xml:space="preserve">十、可靠性與失效處理（‹v0.7›</w:t>
+        <w:t xml:space="preserve">十一、可靠性與失效處理（‹v0.7›</w:t>
       </w:r>
       <w:r>
         <w:t xml:space="preserve"> </w:t>
@@ -7899,13 +9306,13 @@
         <w:t xml:space="preserve">新增）</w:t>
       </w:r>
     </w:p>
-    <w:bookmarkStart w:id="30" w:name="Xd87fdcf9c9644f7ab927096a88225509696ac79"/>
+    <w:bookmarkStart w:id="43" w:name="X820d65c8ea53b5794d4fb26add5e70a721461db"/>
     <w:p>
       <w:pPr>
         <w:pStyle w:val="Heading3"/>
       </w:pPr>
       <w:r>
-        <w:t xml:space="preserve">10.1 </w:t>
+        <w:t xml:space="preserve">11.1 </w:t>
       </w:r>
       <w:r>
         <w:rPr>
@@ -8000,14 +9407,14 @@
         <w:t xml:space="preserve">次後告警。</w:t>
       </w:r>
     </w:p>
-    <w:bookmarkEnd w:id="30"/>
-    <w:bookmarkStart w:id="31" w:name="Xa93a7acf2290f6104904f3595982f670e11bc49"/>
+    <w:bookmarkEnd w:id="43"/>
+    <w:bookmarkStart w:id="44" w:name="Xba27188554e40e22cf5a4e52af6974a75340236"/>
     <w:p>
       <w:pPr>
         <w:pStyle w:val="Heading3"/>
       </w:pPr>
       <w:r>
-        <w:t xml:space="preserve">10.2 Ragic </w:t>
+        <w:t xml:space="preserve">11.2 Ragic </w:t>
       </w:r>
       <w:r>
         <w:rPr>
@@ -8145,14 +9552,14 @@
         <w:t xml:space="preserve">其實沒進」的靜默遺失。</w:t>
       </w:r>
     </w:p>
-    <w:bookmarkEnd w:id="31"/>
-    <w:bookmarkStart w:id="32" w:name="X97f44adee4963bc1c6e547281420adbfb505486"/>
+    <w:bookmarkEnd w:id="44"/>
+    <w:bookmarkStart w:id="45" w:name="X250d6d6b2bd3030666ec919160c0fb6dd884dd4"/>
     <w:p>
       <w:pPr>
         <w:pStyle w:val="Heading3"/>
       </w:pPr>
       <w:r>
-        <w:t xml:space="preserve">10.3 LLM </w:t>
+        <w:t xml:space="preserve">11.3 LLM </w:t>
       </w:r>
       <w:r>
         <w:rPr>
@@ -8190,14 +9597,14 @@
         <w:t xml:space="preserve">§三方案），戰情室標「今日分析延遲」，不靜默跳過。</w:t>
       </w:r>
     </w:p>
-    <w:bookmarkEnd w:id="32"/>
-    <w:bookmarkStart w:id="33" w:name="Xdb7fd6e0c541b5296bf98f53a688fe350f25eb1"/>
+    <w:bookmarkEnd w:id="45"/>
+    <w:bookmarkStart w:id="46" w:name="Xde86681450dec78d90ae265ae7b01910cb4995d"/>
     <w:p>
       <w:pPr>
         <w:pStyle w:val="Heading3"/>
       </w:pPr>
       <w:r>
-        <w:t xml:space="preserve">10.4 </w:t>
+        <w:t xml:space="preserve">11.4 </w:t>
       </w:r>
       <w:r>
         <w:rPr>
@@ -8411,9 +9818,9 @@
         </w:pict>
       </w:r>
     </w:p>
-    <w:bookmarkEnd w:id="33"/>
-    <w:bookmarkEnd w:id="34"/>
-    <w:bookmarkStart w:id="35" w:name="十一多模態-rag-與-sft-微調"/>
+    <w:bookmarkEnd w:id="46"/>
+    <w:bookmarkEnd w:id="47"/>
+    <w:bookmarkStart w:id="48" w:name="十二多模態-rag-與-sft-微調"/>
     <w:p>
       <w:pPr>
         <w:pStyle w:val="Heading2"/>
@@ -8422,7 +9829,7 @@
         <w:rPr>
           <w:rFonts w:hint="eastAsia"/>
         </w:rPr>
-        <w:t xml:space="preserve">十一、多模態</w:t>
+        <w:t xml:space="preserve">十二、多模態</w:t>
       </w:r>
       <w:r>
         <w:t xml:space="preserve"> RAG </w:t>
@@ -8503,7 +9910,25 @@
         <w:rPr>
           <w:rFonts w:hint="eastAsia"/>
         </w:rPr>
-        <w:t xml:space="preserve">精準回答（含來源標記）。知識庫索引留地端（§三）。</w:t>
+        <w:t xml:space="preserve">精準回答（含來源標記）。知識庫索引留地端（§三）；支援</w:t>
+      </w:r>
+      <w:r>
+        <w:t xml:space="preserve"> §7.5 </w:t>
+      </w:r>
+      <w:r>
+        <w:rPr>
+          <w:rFonts w:hint="eastAsia"/>
+        </w:rPr>
+        <w:t xml:space="preserve">的</w:t>
+      </w:r>
+      <w:r>
+        <w:t xml:space="preserve"> LINE </w:t>
+      </w:r>
+      <w:r>
+        <w:rPr>
+          <w:rFonts w:hint="eastAsia"/>
+        </w:rPr>
+        <w:t xml:space="preserve">反向問答與戰情室智慧檢索。</w:t>
       </w:r>
     </w:p>
     <w:p>
@@ -8562,7 +9987,7 @@
         <w:rPr>
           <w:rFonts w:hint="eastAsia"/>
         </w:rPr>
-        <w:t xml:space="preserve">§九鐵律）。</w:t>
+        <w:t xml:space="preserve">§十鐵律）。</w:t>
       </w:r>
     </w:p>
     <w:p>
@@ -8572,8 +9997,8 @@
         </w:pict>
       </w:r>
     </w:p>
-    <w:bookmarkEnd w:id="35"/>
-    <w:bookmarkStart w:id="36" w:name="十二後端-ai-agent-system-prompt六-agent範例已假名化"/>
+    <w:bookmarkEnd w:id="48"/>
+    <w:bookmarkStart w:id="49" w:name="十三後端-ai-agent-system-prompt六-agent範例已假名化"/>
     <w:p>
       <w:pPr>
         <w:pStyle w:val="Heading2"/>
@@ -8582,7 +10007,7 @@
         <w:rPr>
           <w:rFonts w:hint="eastAsia"/>
         </w:rPr>
-        <w:t xml:space="preserve">十二、後端</w:t>
+        <w:t xml:space="preserve">十三、後端</w:t>
       </w:r>
       <w:r>
         <w:t xml:space="preserve"> AI Agent System </w:t>
@@ -8966,8 +10391,8 @@
         </w:pict>
       </w:r>
     </w:p>
-    <w:bookmarkEnd w:id="36"/>
-    <w:bookmarkStart w:id="37" w:name="十三成本模型v07-量化數字為估算須實測校正"/>
+    <w:bookmarkEnd w:id="49"/>
+    <w:bookmarkStart w:id="50" w:name="十四概念驗證poc成果"/>
     <w:p>
       <w:pPr>
         <w:pStyle w:val="Heading2"/>
@@ -8976,62 +10401,86 @@
         <w:rPr>
           <w:rFonts w:hint="eastAsia"/>
         </w:rPr>
-        <w:t xml:space="preserve">十三、成本模型（‹v0.7›</w:t>
-      </w:r>
-      <w:r>
-        <w:t xml:space="preserve"> </w:t>
-      </w:r>
-      <w:r>
-        <w:rPr>
-          <w:rFonts w:hint="eastAsia"/>
-        </w:rPr>
-        <w:t xml:space="preserve">量化；數字為估算，須實測校正）</w:t>
+        <w:t xml:space="preserve">十四、概念驗證（POC）成果</w:t>
       </w:r>
     </w:p>
     <w:p>
       <w:pPr>
         <w:pStyle w:val="FirstParagraph"/>
       </w:pPr>
+      <w:r>
+        <w:rPr>
+          <w:rFonts w:hint="eastAsia"/>
+        </w:rPr>
+        <w:t xml:space="preserve">已完成端到端</w:t>
+      </w:r>
+      <w:r>
+        <w:t xml:space="preserve"> </w:t>
+      </w:r>
+      <w:r>
+        <w:rPr>
+          <w:rFonts w:hint="eastAsia"/>
+        </w:rPr>
+        <w:t xml:space="preserve">prototype（LINE</w:t>
+      </w:r>
+      <w:r>
+        <w:t xml:space="preserve"> </w:t>
+      </w:r>
+      <w:r>
+        <w:rPr>
+          <w:rFonts w:hint="eastAsia"/>
+        </w:rPr>
+        <w:t xml:space="preserve">匯出檔</w:t>
+      </w:r>
+      <w:r>
+        <w:t xml:space="preserve"> → AI </w:t>
+      </w:r>
+      <w:r>
+        <w:rPr>
+          <w:rFonts w:hint="eastAsia"/>
+        </w:rPr>
+        <w:t xml:space="preserve">分類抽取</w:t>
+      </w:r>
+      <w:r>
+        <w:t xml:space="preserve"> → </w:t>
+      </w:r>
+      <w:r>
+        <w:rPr>
+          <w:rFonts w:hint="eastAsia"/>
+        </w:rPr>
+        <w:t xml:space="preserve">結構化輸出</w:t>
+      </w:r>
+      <w:r>
+        <w:t xml:space="preserve"> → </w:t>
+      </w:r>
+      <w:r>
+        <w:rPr>
+          <w:rFonts w:hint="eastAsia"/>
+        </w:rPr>
+        <w:t xml:space="preserve">視覺化報告），並以</w:t>
+      </w:r>
       <w:r>
         <w:rPr>
           <w:rFonts w:hint="eastAsia"/>
           <w:b/>
           <w:bCs/>
         </w:rPr>
-        <w:t xml:space="preserve">假設</w:t>
-      </w:r>
-      <w:r>
-        <w:rPr>
-          <w:rFonts w:hint="eastAsia"/>
-        </w:rPr>
-        <w:t xml:space="preserve">：每租戶</w:t>
-      </w:r>
-      <w:r>
-        <w:t xml:space="preserve"> 6 </w:t>
-      </w:r>
-      <w:r>
-        <w:rPr>
-          <w:rFonts w:hint="eastAsia"/>
-        </w:rPr>
-        <w:t xml:space="preserve">群組、每日</w:t>
-      </w:r>
-      <w:r>
-        <w:t xml:space="preserve"> 150–300 </w:t>
-      </w:r>
-      <w:r>
-        <w:rPr>
-          <w:rFonts w:hint="eastAsia"/>
-        </w:rPr>
-        <w:t xml:space="preserve">則訊息、每日批次一次、prompt</w:t>
-      </w:r>
-      <w:r>
-        <w:t xml:space="preserve"> caching </w:t>
-      </w:r>
-      <w:r>
-        <w:rPr>
-          <w:rFonts w:hint="eastAsia"/>
-        </w:rPr>
-        <w:t xml:space="preserve">命中主檔、去識別後文本較短。</w:t>
+        <w:t xml:space="preserve">模擬工廠對話</w:t>
+      </w:r>
+      <w:r>
+        <w:rPr>
+          <w:rFonts w:hint="eastAsia"/>
+        </w:rPr>
+        <w:t xml:space="preserve">（含台語混寫、口語、照片、多行日報，共</w:t>
+      </w:r>
+      <w:r>
+        <w:t xml:space="preserve"> 77 </w:t>
+      </w:r>
+      <w:r>
+        <w:rPr>
+          <w:rFonts w:hint="eastAsia"/>
+        </w:rPr>
+        <w:t xml:space="preserve">則）驗證核心能力：</w:t>
       </w:r>
     </w:p>
     <w:tbl>
@@ -9058,21 +10507,21 @@
               <w:rPr>
                 <w:rFonts w:hint="eastAsia"/>
               </w:rPr>
-              <w:t xml:space="preserve">項目</w:t>
-            </w:r>
-          </w:p>
-        </w:tc>
-        <w:tc>
-          <w:tcPr/>
-          <w:p>
-            <w:pPr>
-              <w:pStyle w:val="Compact"/>
-            </w:pPr>
-            <w:r>
-              <w:rPr>
-                <w:rFonts w:hint="eastAsia"/>
-              </w:rPr>
-              <w:t xml:space="preserve">估算</w:t>
+              <w:t xml:space="preserve">驗證項目</w:t>
+            </w:r>
+          </w:p>
+        </w:tc>
+        <w:tc>
+          <w:tcPr/>
+          <w:p>
+            <w:pPr>
+              <w:pStyle w:val="Compact"/>
+            </w:pPr>
+            <w:r>
+              <w:rPr>
+                <w:rFonts w:hint="eastAsia"/>
+              </w:rPr>
+              <w:t xml:space="preserve">結果</w:t>
             </w:r>
           </w:p>
         </w:tc>
@@ -9088,57 +10537,21 @@
               <w:rPr>
                 <w:rFonts w:hint="eastAsia"/>
               </w:rPr>
-              <w:t xml:space="preserve">雲端</w:t>
-            </w:r>
-            <w:r>
-              <w:t xml:space="preserve"> </w:t>
-            </w:r>
-            <w:r>
-              <w:rPr>
-                <w:rFonts w:hint="eastAsia"/>
-              </w:rPr>
-              <w:t xml:space="preserve">LLM／租戶／日</w:t>
-            </w:r>
-          </w:p>
-        </w:tc>
-        <w:tc>
-          <w:tcPr/>
-          <w:p>
-            <w:pPr>
-              <w:pStyle w:val="Compact"/>
-            </w:pPr>
-            <w:r>
-              <w:rPr>
-                <w:rFonts w:hint="eastAsia"/>
-              </w:rPr>
-              <w:t xml:space="preserve">~NT$15–40（分階：日報用</w:t>
-            </w:r>
-            <w:r>
-              <w:t xml:space="preserve"> </w:t>
-            </w:r>
-            <w:r>
-              <w:rPr>
-                <w:rFonts w:hint="eastAsia"/>
-              </w:rPr>
-              <w:t xml:space="preserve">Haiku、售後/vision</w:t>
-            </w:r>
-            <w:r>
-              <w:t xml:space="preserve"> </w:t>
-            </w:r>
-            <w:r>
-              <w:rPr>
-                <w:rFonts w:hint="eastAsia"/>
-              </w:rPr>
-              <w:t xml:space="preserve">用</w:t>
-            </w:r>
-            <w:r>
-              <w:t xml:space="preserve"> </w:t>
-            </w:r>
-            <w:r>
-              <w:rPr>
-                <w:rFonts w:hint="eastAsia"/>
-              </w:rPr>
-              <w:t xml:space="preserve">Sonnet）</w:t>
+              <w:t xml:space="preserve">訊息分類覆蓋率</w:t>
+            </w:r>
+          </w:p>
+        </w:tc>
+        <w:tc>
+          <w:tcPr/>
+          <w:p>
+            <w:pPr>
+              <w:pStyle w:val="Compact"/>
+            </w:pPr>
+            <w:r>
+              <w:rPr>
+                <w:rFonts w:hint="eastAsia"/>
+              </w:rPr>
+              <w:t xml:space="preserve">100%（零漏分類）</w:t>
             </w:r>
           </w:p>
         </w:tc>
@@ -9151,30 +10564,24 @@
               <w:pStyle w:val="Compact"/>
             </w:pPr>
             <w:r>
-              <w:t xml:space="preserve">20 </w:t>
-            </w:r>
-            <w:r>
-              <w:rPr>
-                <w:rFonts w:hint="eastAsia"/>
-              </w:rPr>
-              <w:t xml:space="preserve">租戶／月</w:t>
-            </w:r>
-          </w:p>
-        </w:tc>
-        <w:tc>
-          <w:tcPr/>
-          <w:p>
-            <w:pPr>
-              <w:pStyle w:val="Compact"/>
-            </w:pPr>
-            <w:r>
-              <w:t xml:space="preserve">~NT$0.9–2.4 </w:t>
-            </w:r>
-            <w:r>
-              <w:rPr>
-                <w:rFonts w:hint="eastAsia"/>
-              </w:rPr>
-              <w:t xml:space="preserve">萬</w:t>
+              <w:rPr>
+                <w:rFonts w:hint="eastAsia"/>
+              </w:rPr>
+              <w:t xml:space="preserve">日報結構化</w:t>
+            </w:r>
+          </w:p>
+        </w:tc>
+        <w:tc>
+          <w:tcPr/>
+          <w:p>
+            <w:pPr>
+              <w:pStyle w:val="Compact"/>
+            </w:pPr>
+            <w:r>
+              <w:rPr>
+                <w:rFonts w:hint="eastAsia"/>
+              </w:rPr>
+              <w:t xml:space="preserve">欄位完整、數值正確</w:t>
             </w:r>
           </w:p>
         </w:tc>
@@ -9190,54 +10597,21 @@
               <w:rPr>
                 <w:rFonts w:hint="eastAsia"/>
               </w:rPr>
-              <w:t xml:space="preserve">地端</w:t>
-            </w:r>
-            <w:r>
-              <w:t xml:space="preserve"> GPU capex</w:t>
-            </w:r>
-          </w:p>
-        </w:tc>
-        <w:tc>
-          <w:tcPr/>
-          <w:p>
-            <w:pPr>
-              <w:pStyle w:val="Compact"/>
-            </w:pPr>
-            <w:r>
-              <w:t xml:space="preserve">1 </w:t>
-            </w:r>
-            <w:r>
-              <w:rPr>
-                <w:rFonts w:hint="eastAsia"/>
-              </w:rPr>
-              <w:t xml:space="preserve">張推論級</w:t>
-            </w:r>
-            <w:r>
-              <w:t xml:space="preserve"> </w:t>
-            </w:r>
-            <w:r>
-              <w:rPr>
-                <w:rFonts w:hint="eastAsia"/>
-              </w:rPr>
-              <w:t xml:space="preserve">GPU（Whisper</w:t>
-            </w:r>
-            <w:r>
-              <w:t xml:space="preserve"> </w:t>
-            </w:r>
-            <w:r>
-              <w:rPr>
-                <w:rFonts w:hint="eastAsia"/>
-              </w:rPr>
-              <w:t xml:space="preserve">ASR＋BGE-M3</w:t>
-            </w:r>
-            <w:r>
-              <w:t xml:space="preserve"> </w:t>
-            </w:r>
-            <w:r>
-              <w:rPr>
-                <w:rFonts w:hint="eastAsia"/>
-              </w:rPr>
-              <w:t xml:space="preserve">索引＋NER），一次性</w:t>
+              <w:t xml:space="preserve">實體對應（grounding）</w:t>
+            </w:r>
+          </w:p>
+        </w:tc>
+        <w:tc>
+          <w:tcPr/>
+          <w:p>
+            <w:pPr>
+              <w:pStyle w:val="Compact"/>
+            </w:pPr>
+            <w:r>
+              <w:rPr>
+                <w:rFonts w:hint="eastAsia"/>
+              </w:rPr>
+              <w:t xml:space="preserve">暱稱→人員、口語→設備、單號簡稱自動補全，全對（§7.1）</w:t>
             </w:r>
           </w:p>
         </w:tc>
@@ -9250,27 +10624,165 @@
               <w:pStyle w:val="Compact"/>
             </w:pPr>
             <w:r>
-              <w:t xml:space="preserve">PoC </w:t>
-            </w:r>
-            <w:r>
-              <w:rPr>
-                <w:rFonts w:hint="eastAsia"/>
-              </w:rPr>
-              <w:t xml:space="preserve">實測參考</w:t>
-            </w:r>
-          </w:p>
-        </w:tc>
-        <w:tc>
-          <w:tcPr/>
-          <w:p>
-            <w:pPr>
-              <w:pStyle w:val="Compact"/>
-            </w:pPr>
-            <w:r>
-              <w:rPr>
-                <w:rFonts w:hint="eastAsia"/>
-              </w:rPr>
-              <w:t xml:space="preserve">單群組單日</w:t>
+              <w:rPr>
+                <w:rFonts w:hint="eastAsia"/>
+              </w:rPr>
+              <w:t xml:space="preserve">台語/黑話理解</w:t>
+            </w:r>
+          </w:p>
+        </w:tc>
+        <w:tc>
+          <w:tcPr/>
+          <w:p>
+            <w:pPr>
+              <w:pStyle w:val="Compact"/>
+            </w:pPr>
+            <w:r>
+              <w:rPr>
+                <w:rFonts w:hint="eastAsia"/>
+              </w:rPr>
+              <w:t xml:space="preserve">經詞庫正確解析（§7.4）</w:t>
+            </w:r>
+          </w:p>
+        </w:tc>
+      </w:tr>
+      <w:tr>
+        <w:tc>
+          <w:tcPr/>
+          <w:p>
+            <w:pPr>
+              <w:pStyle w:val="Compact"/>
+            </w:pPr>
+            <w:r>
+              <w:rPr>
+                <w:rFonts w:hint="eastAsia"/>
+              </w:rPr>
+              <w:t xml:space="preserve">跨訊息事件合併</w:t>
+            </w:r>
+          </w:p>
+        </w:tc>
+        <w:tc>
+          <w:tcPr/>
+          <w:p>
+            <w:pPr>
+              <w:pStyle w:val="Compact"/>
+            </w:pPr>
+            <w:r>
+              <w:rPr>
+                <w:rFonts w:hint="eastAsia"/>
+              </w:rPr>
+              <w:t xml:space="preserve">橫跨一日</w:t>
+            </w:r>
+            <w:r>
+              <w:t xml:space="preserve"> 10 </w:t>
+            </w:r>
+            <w:r>
+              <w:rPr>
+                <w:rFonts w:hint="eastAsia"/>
+              </w:rPr>
+              <w:t xml:space="preserve">則零碎訊息合併為單筆完整記錄、狀態自動標記（§7.2）</w:t>
+            </w:r>
+          </w:p>
+        </w:tc>
+      </w:tr>
+      <w:tr>
+        <w:tc>
+          <w:tcPr/>
+          <w:p>
+            <w:pPr>
+              <w:pStyle w:val="Compact"/>
+            </w:pPr>
+            <w:r>
+              <w:rPr>
+                <w:rFonts w:hint="eastAsia"/>
+              </w:rPr>
+              <w:t xml:space="preserve">隱形知識抽取</w:t>
+            </w:r>
+          </w:p>
+        </w:tc>
+        <w:tc>
+          <w:tcPr/>
+          <w:p>
+            <w:pPr>
+              <w:pStyle w:val="Compact"/>
+            </w:pPr>
+            <w:r>
+              <w:rPr>
+                <w:rFonts w:hint="eastAsia"/>
+              </w:rPr>
+              <w:t xml:space="preserve">師傅口述預防性建議獨立留存為知識卡片（§7.3）</w:t>
+            </w:r>
+          </w:p>
+        </w:tc>
+      </w:tr>
+      <w:tr>
+        <w:tc>
+          <w:tcPr/>
+          <w:p>
+            <w:pPr>
+              <w:pStyle w:val="Compact"/>
+            </w:pPr>
+            <w:r>
+              <w:rPr>
+                <w:rFonts w:hint="eastAsia"/>
+              </w:rPr>
+              <w:t xml:space="preserve">資料誠實性</w:t>
+            </w:r>
+          </w:p>
+        </w:tc>
+        <w:tc>
+          <w:tcPr/>
+          <w:p>
+            <w:pPr>
+              <w:pStyle w:val="Compact"/>
+            </w:pPr>
+            <w:r>
+              <w:rPr>
+                <w:rFonts w:hint="eastAsia"/>
+              </w:rPr>
+              <w:t xml:space="preserve">缺漏欄位輸出</w:t>
+            </w:r>
+            <w:r>
+              <w:t xml:space="preserve"> null </w:t>
+            </w:r>
+            <w:r>
+              <w:rPr>
+                <w:rFonts w:hint="eastAsia"/>
+              </w:rPr>
+              <w:t xml:space="preserve">不臆測；推斷值自動降信心</w:t>
+            </w:r>
+          </w:p>
+        </w:tc>
+      </w:tr>
+      <w:tr>
+        <w:tc>
+          <w:tcPr/>
+          <w:p>
+            <w:pPr>
+              <w:pStyle w:val="Compact"/>
+            </w:pPr>
+            <w:r>
+              <w:t xml:space="preserve">AI </w:t>
+            </w:r>
+            <w:r>
+              <w:rPr>
+                <w:rFonts w:hint="eastAsia"/>
+              </w:rPr>
+              <w:t xml:space="preserve">推論成本</w:t>
+            </w:r>
+          </w:p>
+        </w:tc>
+        <w:tc>
+          <w:tcPr/>
+          <w:p>
+            <w:pPr>
+              <w:pStyle w:val="Compact"/>
+            </w:pPr>
+            <w:r>
+              <w:rPr>
+                <w:rFonts w:hint="eastAsia"/>
+              </w:rPr>
+              <w:t xml:space="preserve">約</w:t>
             </w:r>
             <w:r>
               <w:t xml:space="preserve"> </w:t>
@@ -9279,7 +10791,16 @@
               <w:rPr>
                 <w:rFonts w:hint="eastAsia"/>
               </w:rPr>
-              <w:t xml:space="preserve">~NT$1–2（Opus</w:t>
+              <w:t xml:space="preserve">NT$1–2／群組／日（prompt</w:t>
+            </w:r>
+            <w:r>
+              <w:t xml:space="preserve"> caching </w:t>
+            </w:r>
+            <w:r>
+              <w:rPr>
+                <w:rFonts w:hint="eastAsia"/>
+              </w:rPr>
+              <w:t xml:space="preserve">命中率</w:t>
             </w:r>
             <w:r>
               <w:t xml:space="preserve"> </w:t>
@@ -9288,7 +10809,7 @@
               <w:rPr>
                 <w:rFonts w:hint="eastAsia"/>
               </w:rPr>
-              <w:t xml:space="preserve">4.7＋caching）</w:t>
+              <w:t xml:space="preserve">100%）</w:t>
             </w:r>
           </w:p>
         </w:tc>
@@ -9301,8 +10822,56 @@
       <w:r>
         <w:rPr>
           <w:rFonts w:hint="eastAsia"/>
-        </w:rPr>
-        <w:t xml:space="preserve">送委員前以台灣福祉真實訊息量重跑校正；效能數字標「本案場實測」或「參考基準」。</w:t>
+          <w:b/>
+          <w:bCs/>
+        </w:rPr>
+        <w:t xml:space="preserve">誠實說明</w:t>
+      </w:r>
+      <w:r>
+        <w:rPr>
+          <w:rFonts w:hint="eastAsia"/>
+        </w:rPr>
+        <w:t xml:space="preserve">：上表為</w:t>
+      </w:r>
+      <w:r>
+        <w:rPr>
+          <w:rFonts w:hint="eastAsia"/>
+          <w:b/>
+          <w:bCs/>
+        </w:rPr>
+        <w:t xml:space="preserve">通用製造場景的模擬資料</w:t>
+      </w:r>
+      <w:r>
+        <w:rPr>
+          <w:rFonts w:hint="eastAsia"/>
+        </w:rPr>
+        <w:t xml:space="preserve">驗證，證明的是「分類/抽取/事件合併/KM/成本」等</w:t>
+      </w:r>
+      <w:r>
+        <w:rPr>
+          <w:rFonts w:hint="eastAsia"/>
+          <w:b/>
+          <w:bCs/>
+        </w:rPr>
+        <w:t xml:space="preserve">能力可移轉性</w:t>
+      </w:r>
+      <w:r>
+        <w:rPr>
+          <w:rFonts w:hint="eastAsia"/>
+        </w:rPr>
+        <w:t xml:space="preserve">；台灣福祉真實六群組（車輛改裝）資料須再校正（§十五成本、§十九驗收）。戰情室三角色視圖亦有資料綁定原型（</w:t>
+      </w:r>
+      <w:r>
+        <w:rPr>
+          <w:rStyle w:val="VerbatimChar"/>
+        </w:rPr>
+        <w:t xml:space="preserve">src/warroom/</w:t>
+      </w:r>
+      <w:r>
+        <w:rPr>
+          <w:rFonts w:hint="eastAsia"/>
+        </w:rPr>
+        <w:t xml:space="preserve">）。</w:t>
       </w:r>
     </w:p>
     <w:p>
@@ -9312,8 +10881,8 @@
         </w:pict>
       </w:r>
     </w:p>
-    <w:bookmarkEnd w:id="37"/>
-    <w:bookmarkStart w:id="38" w:name="十四非功能需求-nfrv07-新增"/>
+    <w:bookmarkEnd w:id="50"/>
+    <w:bookmarkStart w:id="51" w:name="十五成本模型v07-量化數字為估算須實測校正"/>
     <w:p>
       <w:pPr>
         <w:pStyle w:val="Heading2"/>
@@ -9322,34 +10891,21 @@
         <w:rPr>
           <w:rFonts w:hint="eastAsia"/>
         </w:rPr>
-        <w:t xml:space="preserve">十四、非功能需求</w:t>
-      </w:r>
-      <w:r>
-        <w:t xml:space="preserve"> </w:t>
-      </w:r>
-      <w:r>
-        <w:rPr>
-          <w:rFonts w:hint="eastAsia"/>
-        </w:rPr>
-        <w:t xml:space="preserve">NFR（‹v0.7›</w:t>
-      </w:r>
-      <w:r>
-        <w:t xml:space="preserve"> </w:t>
-      </w:r>
-      <w:r>
-        <w:rPr>
-          <w:rFonts w:hint="eastAsia"/>
-        </w:rPr>
-        <w:t xml:space="preserve">新增）</w:t>
-      </w:r>
-    </w:p>
-    <w:p>
-      <w:pPr>
-        <w:pStyle w:val="Compact"/>
-        <w:numPr>
-          <w:ilvl w:val="0"/>
-          <w:numId w:val="1004"/>
-        </w:numPr>
+        <w:t xml:space="preserve">十五、成本模型（‹v0.7›</w:t>
+      </w:r>
+      <w:r>
+        <w:t xml:space="preserve"> </w:t>
+      </w:r>
+      <w:r>
+        <w:rPr>
+          <w:rFonts w:hint="eastAsia"/>
+        </w:rPr>
+        <w:t xml:space="preserve">量化；數字為估算，須實測校正）</w:t>
+      </w:r>
+    </w:p>
+    <w:p>
+      <w:pPr>
+        <w:pStyle w:val="FirstParagraph"/>
       </w:pPr>
       <w:r>
         <w:rPr>
@@ -9357,271 +10913,40 @@
           <w:b/>
           <w:bCs/>
         </w:rPr>
-        <w:t xml:space="preserve">批次</w:t>
-      </w:r>
-      <w:r>
-        <w:rPr>
-          <w:b/>
-          <w:bCs/>
-        </w:rPr>
-        <w:t xml:space="preserve"> SLA</w:t>
-      </w:r>
-      <w:r>
-        <w:rPr>
-          <w:rFonts w:hint="eastAsia"/>
-        </w:rPr>
-        <w:t xml:space="preserve">：每日分析須於上班前（建議</w:t>
-      </w:r>
-      <w:r>
-        <w:t xml:space="preserve"> </w:t>
-      </w:r>
-      <w:r>
-        <w:rPr>
-          <w:rFonts w:hint="eastAsia"/>
-        </w:rPr>
-        <w:t xml:space="preserve">08:00）完成，否則當日戰情室無資料。</w:t>
-      </w:r>
-    </w:p>
-    <w:p>
-      <w:pPr>
-        <w:pStyle w:val="Compact"/>
-        <w:numPr>
-          <w:ilvl w:val="0"/>
-          <w:numId w:val="1004"/>
-        </w:numPr>
-      </w:pPr>
-      <w:r>
-        <w:rPr>
-          <w:rFonts w:hint="eastAsia"/>
-          <w:b/>
-          <w:bCs/>
-        </w:rPr>
-        <w:t xml:space="preserve">可用性</w:t>
-      </w:r>
-      <w:r>
-        <w:rPr>
-          <w:rFonts w:hint="eastAsia"/>
-        </w:rPr>
-        <w:t xml:space="preserve">：Web</w:t>
-      </w:r>
-      <w:r>
-        <w:t xml:space="preserve"> </w:t>
-      </w:r>
-      <w:r>
-        <w:rPr>
-          <w:rFonts w:hint="eastAsia"/>
-        </w:rPr>
-        <w:t xml:space="preserve">應用</w:t>
-      </w:r>
-      <w:r>
-        <w:t xml:space="preserve"> </w:t>
-      </w:r>
-      <w:r>
-        <w:rPr>
-          <w:rFonts w:hint="eastAsia"/>
-        </w:rPr>
-        <w:t xml:space="preserve">99.5%；批次失敗告警＋人工介入</w:t>
-      </w:r>
-      <w:r>
-        <w:t xml:space="preserve"> runbook。</w:t>
-      </w:r>
-    </w:p>
-    <w:p>
-      <w:pPr>
-        <w:pStyle w:val="Compact"/>
-        <w:numPr>
-          <w:ilvl w:val="0"/>
-          <w:numId w:val="1004"/>
-        </w:numPr>
-      </w:pPr>
-      <w:r>
-        <w:rPr>
-          <w:rFonts w:hint="eastAsia"/>
-          <w:b/>
-          <w:bCs/>
-        </w:rPr>
-        <w:t xml:space="preserve">備份/DR</w:t>
-      </w:r>
-      <w:r>
-        <w:rPr>
-          <w:rFonts w:hint="eastAsia"/>
-        </w:rPr>
-        <w:t xml:space="preserve">：DB</w:t>
-      </w:r>
-      <w:r>
-        <w:t xml:space="preserve"> </w:t>
-      </w:r>
-      <w:r>
-        <w:rPr>
-          <w:rFonts w:hint="eastAsia"/>
-        </w:rPr>
-        <w:t xml:space="preserve">每日備份、異地保存；地端硬體故障定義</w:t>
-      </w:r>
-      <w:r>
-        <w:t xml:space="preserve"> RTO/RPO。</w:t>
-      </w:r>
-    </w:p>
-    <w:p>
-      <w:pPr>
-        <w:pStyle w:val="Compact"/>
-        <w:numPr>
-          <w:ilvl w:val="0"/>
-          <w:numId w:val="1004"/>
-        </w:numPr>
-      </w:pPr>
-      <w:r>
-        <w:rPr>
-          <w:rFonts w:hint="eastAsia"/>
-          <w:b/>
-          <w:bCs/>
-        </w:rPr>
-        <w:t xml:space="preserve">規模</w:t>
-      </w:r>
-      <w:r>
-        <w:rPr>
-          <w:rFonts w:hint="eastAsia"/>
-        </w:rPr>
-        <w:t xml:space="preserve">：20</w:t>
-      </w:r>
-      <w:r>
-        <w:t xml:space="preserve"> </w:t>
-      </w:r>
-      <w:r>
-        <w:rPr>
-          <w:rFonts w:hint="eastAsia"/>
-        </w:rPr>
-        <w:t xml:space="preserve">租戶</w:t>
-      </w:r>
-      <w:r>
-        <w:t xml:space="preserve"> × 6 </w:t>
-      </w:r>
-      <w:r>
-        <w:rPr>
-          <w:rFonts w:hint="eastAsia"/>
-        </w:rPr>
-        <w:t xml:space="preserve">群組</w:t>
-      </w:r>
-      <w:r>
-        <w:t xml:space="preserve"> × ~300 </w:t>
-      </w:r>
-      <w:r>
-        <w:rPr>
-          <w:rFonts w:hint="eastAsia"/>
-        </w:rPr>
-        <w:t xml:space="preserve">則/日</w:t>
-      </w:r>
-      <w:r>
-        <w:t xml:space="preserve"> ≈ 3.6 </w:t>
-      </w:r>
-      <w:r>
-        <w:rPr>
-          <w:rFonts w:hint="eastAsia"/>
-        </w:rPr>
-        <w:t xml:space="preserve">萬則/日；tickets</w:t>
-      </w:r>
-      <w:r>
-        <w:t xml:space="preserve"> </w:t>
-      </w:r>
-      <w:r>
-        <w:rPr>
-          <w:rFonts w:hint="eastAsia"/>
-        </w:rPr>
-        <w:t xml:space="preserve">依</w:t>
-      </w:r>
-      <w:r>
-        <w:t xml:space="preserve"> tenant_id </w:t>
-      </w:r>
-      <w:r>
-        <w:rPr>
-          <w:rFonts w:hint="eastAsia"/>
-        </w:rPr>
-        <w:t xml:space="preserve">分區。</w:t>
-      </w:r>
-    </w:p>
-    <w:p>
-      <w:pPr>
-        <w:pStyle w:val="Compact"/>
-        <w:numPr>
-          <w:ilvl w:val="0"/>
-          <w:numId w:val="1004"/>
-        </w:numPr>
-      </w:pPr>
-      <w:r>
-        <w:rPr>
-          <w:rFonts w:hint="eastAsia"/>
-          <w:b/>
-          <w:bCs/>
-        </w:rPr>
-        <w:t xml:space="preserve">安全</w:t>
-      </w:r>
-      <w:r>
-        <w:rPr>
-          <w:b/>
-          <w:bCs/>
-        </w:rPr>
-        <w:t xml:space="preserve"> hardening</w:t>
-      </w:r>
-      <w:r>
-        <w:rPr>
-          <w:rFonts w:hint="eastAsia"/>
-        </w:rPr>
-        <w:t xml:space="preserve">：地端</w:t>
-      </w:r>
-      <w:r>
-        <w:t xml:space="preserve"> </w:t>
-      </w:r>
-      <w:r>
-        <w:rPr>
-          <w:rFonts w:hint="eastAsia"/>
-        </w:rPr>
-        <w:t xml:space="preserve">OS/網路隔離、金鑰管理、最小權限、依</w:t>
-      </w:r>
-      <w:r>
-        <w:t xml:space="preserve"> </w:t>
-      </w:r>
-      <w:r>
-        <w:rPr>
-          <w:rFonts w:hint="eastAsia"/>
-        </w:rPr>
-        <w:t xml:space="preserve">§七</w:t>
-      </w:r>
-      <w:r>
-        <w:t xml:space="preserve"> </w:t>
-      </w:r>
-      <w:r>
-        <w:rPr>
-          <w:rFonts w:hint="eastAsia"/>
-        </w:rPr>
-        <w:t xml:space="preserve">稽核。</w:t>
-      </w:r>
-    </w:p>
-    <w:p>
-      <w:r>
-        <w:pict>
-          <v:rect style="width:0;height:1.5pt" o:hralign="center" o:hrstd="t" o:hr="t"/>
-        </w:pict>
-      </w:r>
-    </w:p>
-    <w:bookmarkEnd w:id="38"/>
-    <w:bookmarkStart w:id="39" w:name="十五驗收與測試計畫v07-新增三大宣稱可當場驗"/>
-    <w:p>
-      <w:pPr>
-        <w:pStyle w:val="Heading2"/>
-      </w:pPr>
-      <w:r>
-        <w:rPr>
-          <w:rFonts w:hint="eastAsia"/>
-        </w:rPr>
-        <w:t xml:space="preserve">十五、驗收與測試計畫（‹v0.7›</w:t>
-      </w:r>
-      <w:r>
-        <w:t xml:space="preserve"> </w:t>
-      </w:r>
-      <w:r>
-        <w:rPr>
-          <w:rFonts w:hint="eastAsia"/>
-        </w:rPr>
-        <w:t xml:space="preserve">新增；三大宣稱可當場驗）</w:t>
+        <w:t xml:space="preserve">假設</w:t>
+      </w:r>
+      <w:r>
+        <w:rPr>
+          <w:rFonts w:hint="eastAsia"/>
+        </w:rPr>
+        <w:t xml:space="preserve">：每租戶</w:t>
+      </w:r>
+      <w:r>
+        <w:t xml:space="preserve"> 6 </w:t>
+      </w:r>
+      <w:r>
+        <w:rPr>
+          <w:rFonts w:hint="eastAsia"/>
+        </w:rPr>
+        <w:t xml:space="preserve">群組、每日</w:t>
+      </w:r>
+      <w:r>
+        <w:t xml:space="preserve"> 150–300 </w:t>
+      </w:r>
+      <w:r>
+        <w:rPr>
+          <w:rFonts w:hint="eastAsia"/>
+        </w:rPr>
+        <w:t xml:space="preserve">則訊息、每日批次一次、prompt</w:t>
+      </w:r>
+      <w:r>
+        <w:t xml:space="preserve"> caching </w:t>
+      </w:r>
+      <w:r>
+        <w:rPr>
+          <w:rFonts w:hint="eastAsia"/>
+        </w:rPr>
+        <w:t xml:space="preserve">命中主檔、去識別後文本較短。</w:t>
       </w:r>
     </w:p>
     <w:tbl>
@@ -9648,21 +10973,21 @@
               <w:rPr>
                 <w:rFonts w:hint="eastAsia"/>
               </w:rPr>
-              <w:t xml:space="preserve">宣稱</w:t>
-            </w:r>
-          </w:p>
-        </w:tc>
-        <w:tc>
-          <w:tcPr/>
-          <w:p>
-            <w:pPr>
-              <w:pStyle w:val="Compact"/>
-            </w:pPr>
-            <w:r>
-              <w:rPr>
-                <w:rFonts w:hint="eastAsia"/>
-              </w:rPr>
-              <w:t xml:space="preserve">驗收測試</w:t>
+              <w:t xml:space="preserve">項目</w:t>
+            </w:r>
+          </w:p>
+        </w:tc>
+        <w:tc>
+          <w:tcPr/>
+          <w:p>
+            <w:pPr>
+              <w:pStyle w:val="Compact"/>
+            </w:pPr>
+            <w:r>
+              <w:rPr>
+                <w:rFonts w:hint="eastAsia"/>
+              </w:rPr>
+              <w:t xml:space="preserve">估算</w:t>
             </w:r>
           </w:p>
         </w:tc>
@@ -9678,42 +11003,7 @@
               <w:rPr>
                 <w:rFonts w:hint="eastAsia"/>
               </w:rPr>
-              <w:t xml:space="preserve">租戶隔離</w:t>
-            </w:r>
-          </w:p>
-        </w:tc>
-        <w:tc>
-          <w:tcPr/>
-          <w:p>
-            <w:pPr>
-              <w:pStyle w:val="Compact"/>
-            </w:pPr>
-            <w:r>
-              <w:t xml:space="preserve">tenant_admin(A) </w:t>
-            </w:r>
-            <w:r>
-              <w:rPr>
-                <w:rFonts w:hint="eastAsia"/>
-              </w:rPr>
-              <w:t xml:space="preserve">查</w:t>
-            </w:r>
-            <w:r>
-              <w:t xml:space="preserve"> tenant(B) → API </w:t>
-            </w:r>
-            <w:r>
-              <w:rPr>
-                <w:rFonts w:hint="eastAsia"/>
-              </w:rPr>
-              <w:t xml:space="preserve">與</w:t>
-            </w:r>
-            <w:r>
-              <w:t xml:space="preserve"> DB RLS </w:t>
-            </w:r>
-            <w:r>
-              <w:rPr>
-                <w:rFonts w:hint="eastAsia"/>
-              </w:rPr>
-              <w:t xml:space="preserve">皆回</w:t>
+              <w:t xml:space="preserve">雲端</w:t>
             </w:r>
             <w:r>
               <w:t xml:space="preserve"> </w:t>
@@ -9722,7 +11012,21 @@
               <w:rPr>
                 <w:rFonts w:hint="eastAsia"/>
               </w:rPr>
-              <w:t xml:space="preserve">403/空；aiproot_admin</w:t>
+              <w:t xml:space="preserve">LLM／租戶／日</w:t>
+            </w:r>
+          </w:p>
+        </w:tc>
+        <w:tc>
+          <w:tcPr/>
+          <w:p>
+            <w:pPr>
+              <w:pStyle w:val="Compact"/>
+            </w:pPr>
+            <w:r>
+              <w:rPr>
+                <w:rFonts w:hint="eastAsia"/>
+              </w:rPr>
+              <w:t xml:space="preserve">~NT$15–40（分階：日報用</w:t>
             </w:r>
             <w:r>
               <w:t xml:space="preserve"> </w:t>
@@ -9731,16 +11035,7 @@
               <w:rPr>
                 <w:rFonts w:hint="eastAsia"/>
               </w:rPr>
-              <w:t xml:space="preserve">查任一租戶</w:t>
-            </w:r>
-            <w:r>
-              <w:t xml:space="preserve"> tickets → </w:t>
-            </w:r>
-            <w:r>
-              <w:rPr>
-                <w:rFonts w:hint="eastAsia"/>
-              </w:rPr>
-              <w:t xml:space="preserve">只得</w:t>
+              <w:t xml:space="preserve">Haiku、售後/vision</w:t>
             </w:r>
             <w:r>
               <w:t xml:space="preserve"> </w:t>
@@ -9749,7 +11044,7 @@
               <w:rPr>
                 <w:rFonts w:hint="eastAsia"/>
               </w:rPr>
-              <w:t xml:space="preserve">COUNT，取不到</w:t>
+              <w:t xml:space="preserve">用</w:t>
             </w:r>
             <w:r>
               <w:t xml:space="preserve"> </w:t>
@@ -9758,16 +11053,7 @@
               <w:rPr>
                 <w:rFonts w:hint="eastAsia"/>
               </w:rPr>
-              <w:t xml:space="preserve">summary（DB</w:t>
-            </w:r>
-            <w:r>
-              <w:t xml:space="preserve"> view </w:t>
-            </w:r>
-            <w:r>
-              <w:rPr>
-                <w:rFonts w:hint="eastAsia"/>
-              </w:rPr>
-              <w:t xml:space="preserve">物理隔離）</w:t>
+              <w:t xml:space="preserve">Sonnet）</w:t>
             </w:r>
           </w:p>
         </w:tc>
@@ -9780,54 +11066,30 @@
               <w:pStyle w:val="Compact"/>
             </w:pPr>
             <w:r>
-              <w:t xml:space="preserve">AI </w:t>
-            </w:r>
-            <w:r>
-              <w:rPr>
-                <w:rFonts w:hint="eastAsia"/>
-              </w:rPr>
-              <w:t xml:space="preserve">不幻覺/不硬寫</w:t>
-            </w:r>
-          </w:p>
-        </w:tc>
-        <w:tc>
-          <w:tcPr/>
-          <w:p>
-            <w:pPr>
-              <w:pStyle w:val="Compact"/>
-            </w:pPr>
-            <w:r>
-              <w:rPr>
-                <w:rFonts w:hint="eastAsia"/>
-              </w:rPr>
-              <w:t xml:space="preserve">餵語意模糊訊息（無車號的「門壞了」）→</w:t>
-            </w:r>
-            <w:r>
-              <w:t xml:space="preserve"> </w:t>
-            </w:r>
-            <w:r>
-              <w:rPr>
-                <w:rFonts w:hint="eastAsia"/>
-              </w:rPr>
-              <w:t xml:space="preserve">標</w:t>
-            </w:r>
-            <w:r>
-              <w:t xml:space="preserve"> low + needs_review + </w:t>
-            </w:r>
-            <w:r>
-              <w:rPr>
-                <w:rFonts w:hint="eastAsia"/>
-              </w:rPr>
-              <w:t xml:space="preserve">攔截；未簽核前不寫</w:t>
-            </w:r>
-            <w:r>
-              <w:t xml:space="preserve"> </w:t>
-            </w:r>
-            <w:r>
-              <w:rPr>
-                <w:rFonts w:hint="eastAsia"/>
-              </w:rPr>
-              <w:t xml:space="preserve">Ragic、不計正式統計</w:t>
+              <w:t xml:space="preserve">20 </w:t>
+            </w:r>
+            <w:r>
+              <w:rPr>
+                <w:rFonts w:hint="eastAsia"/>
+              </w:rPr>
+              <w:t xml:space="preserve">租戶／月</w:t>
+            </w:r>
+          </w:p>
+        </w:tc>
+        <w:tc>
+          <w:tcPr/>
+          <w:p>
+            <w:pPr>
+              <w:pStyle w:val="Compact"/>
+            </w:pPr>
+            <w:r>
+              <w:t xml:space="preserve">~NT$0.9–2.4 </w:t>
+            </w:r>
+            <w:r>
+              <w:rPr>
+                <w:rFonts w:hint="eastAsia"/>
+              </w:rPr>
+              <w:t xml:space="preserve">萬</w:t>
             </w:r>
           </w:p>
         </w:tc>
@@ -9843,33 +11105,27 @@
               <w:rPr>
                 <w:rFonts w:hint="eastAsia"/>
               </w:rPr>
-              <w:t xml:space="preserve">簽核</w:t>
-            </w:r>
-            <w:r>
-              <w:t xml:space="preserve"> gate</w:t>
-            </w:r>
-          </w:p>
-        </w:tc>
-        <w:tc>
-          <w:tcPr/>
-          <w:p>
-            <w:pPr>
-              <w:pStyle w:val="Compact"/>
-            </w:pPr>
-            <w:r>
-              <w:rPr>
-                <w:rFonts w:hint="eastAsia"/>
-              </w:rPr>
-              <w:t xml:space="preserve">未簽核</w:t>
-            </w:r>
-            <w:r>
-              <w:t xml:space="preserve"> ticket </w:t>
-            </w:r>
-            <w:r>
-              <w:rPr>
-                <w:rFonts w:hint="eastAsia"/>
-              </w:rPr>
-              <w:t xml:space="preserve">不進</w:t>
+              <w:t xml:space="preserve">地端</w:t>
+            </w:r>
+            <w:r>
+              <w:t xml:space="preserve"> GPU capex</w:t>
+            </w:r>
+          </w:p>
+        </w:tc>
+        <w:tc>
+          <w:tcPr/>
+          <w:p>
+            <w:pPr>
+              <w:pStyle w:val="Compact"/>
+            </w:pPr>
+            <w:r>
+              <w:t xml:space="preserve">1 </w:t>
+            </w:r>
+            <w:r>
+              <w:rPr>
+                <w:rFonts w:hint="eastAsia"/>
+              </w:rPr>
+              <w:t xml:space="preserve">張推論級</w:t>
             </w:r>
             <w:r>
               <w:t xml:space="preserve"> </w:t>
@@ -9878,16 +11134,25 @@
               <w:rPr>
                 <w:rFonts w:hint="eastAsia"/>
               </w:rPr>
-              <w:t xml:space="preserve">Ragic；簽核後才寫入且</w:t>
-            </w:r>
-            <w:r>
-              <w:t xml:space="preserve"> audit_log </w:t>
-            </w:r>
-            <w:r>
-              <w:rPr>
-                <w:rFonts w:hint="eastAsia"/>
-              </w:rPr>
-              <w:t xml:space="preserve">有記錄</w:t>
+              <w:t xml:space="preserve">GPU（Whisper</w:t>
+            </w:r>
+            <w:r>
+              <w:t xml:space="preserve"> </w:t>
+            </w:r>
+            <w:r>
+              <w:rPr>
+                <w:rFonts w:hint="eastAsia"/>
+              </w:rPr>
+              <w:t xml:space="preserve">ASR＋BGE-M3</w:t>
+            </w:r>
+            <w:r>
+              <w:t xml:space="preserve"> </w:t>
+            </w:r>
+            <w:r>
+              <w:rPr>
+                <w:rFonts w:hint="eastAsia"/>
+              </w:rPr>
+              <w:t xml:space="preserve">索引＋NER），一次性</w:t>
             </w:r>
           </w:p>
         </w:tc>
@@ -9900,89 +11165,61 @@
               <w:pStyle w:val="Compact"/>
             </w:pPr>
             <w:r>
-              <w:rPr>
-                <w:rFonts w:hint="eastAsia"/>
-              </w:rPr>
-              <w:t xml:space="preserve">逾時警示</w:t>
-            </w:r>
-          </w:p>
-        </w:tc>
-        <w:tc>
-          <w:tcPr/>
-          <w:p>
-            <w:pPr>
-              <w:pStyle w:val="Compact"/>
-            </w:pPr>
-            <w:r>
-              <w:rPr>
-                <w:rFonts w:hint="eastAsia"/>
-              </w:rPr>
-              <w:t xml:space="preserve">造一筆逾</w:t>
-            </w:r>
-            <w:r>
-              <w:t xml:space="preserve"> overdue_window </w:t>
-            </w:r>
-            <w:r>
-              <w:rPr>
-                <w:rFonts w:hint="eastAsia"/>
-              </w:rPr>
-              <w:t xml:space="preserve">未簽核</w:t>
-            </w:r>
-            <w:r>
-              <w:t xml:space="preserve"> → </w:t>
-            </w:r>
-            <w:r>
-              <w:rPr>
-                <w:rFonts w:hint="eastAsia"/>
-              </w:rPr>
-              <w:t xml:space="preserve">自動轉逾時警示＋紅燈</w:t>
-            </w:r>
-          </w:p>
-        </w:tc>
-      </w:tr>
-      <w:tr>
-        <w:tc>
-          <w:tcPr/>
-          <w:p>
-            <w:pPr>
-              <w:pStyle w:val="Compact"/>
-            </w:pPr>
-            <w:r>
-              <w:rPr>
-                <w:rFonts w:hint="eastAsia"/>
-              </w:rPr>
-              <w:t xml:space="preserve">代簽稽核</w:t>
-            </w:r>
-          </w:p>
-        </w:tc>
-        <w:tc>
-          <w:tcPr/>
-          <w:p>
-            <w:pPr>
-              <w:pStyle w:val="Compact"/>
-            </w:pPr>
-            <w:r>
-              <w:t xml:space="preserve">consultant </w:t>
-            </w:r>
-            <w:r>
-              <w:rPr>
-                <w:rFonts w:hint="eastAsia"/>
-              </w:rPr>
-              <w:t xml:space="preserve">代簽</w:t>
-            </w:r>
-            <w:r>
-              <w:t xml:space="preserve"> → proxy_by </w:t>
-            </w:r>
-            <w:r>
-              <w:rPr>
-                <w:rFonts w:hint="eastAsia"/>
-              </w:rPr>
-              <w:t xml:space="preserve">記錄、代簽徽章、audit_log(proxy_sign)</w:t>
+              <w:t xml:space="preserve">PoC </w:t>
+            </w:r>
+            <w:r>
+              <w:rPr>
+                <w:rFonts w:hint="eastAsia"/>
+              </w:rPr>
+              <w:t xml:space="preserve">實測參考</w:t>
+            </w:r>
+          </w:p>
+        </w:tc>
+        <w:tc>
+          <w:tcPr/>
+          <w:p>
+            <w:pPr>
+              <w:pStyle w:val="Compact"/>
+            </w:pPr>
+            <w:r>
+              <w:rPr>
+                <w:rFonts w:hint="eastAsia"/>
+              </w:rPr>
+              <w:t xml:space="preserve">單群組單日</w:t>
+            </w:r>
+            <w:r>
+              <w:t xml:space="preserve"> </w:t>
+            </w:r>
+            <w:r>
+              <w:rPr>
+                <w:rFonts w:hint="eastAsia"/>
+              </w:rPr>
+              <w:t xml:space="preserve">~NT$1–2（Opus</w:t>
+            </w:r>
+            <w:r>
+              <w:t xml:space="preserve"> </w:t>
+            </w:r>
+            <w:r>
+              <w:rPr>
+                <w:rFonts w:hint="eastAsia"/>
+              </w:rPr>
+              <w:t xml:space="preserve">4.7＋caching）</w:t>
             </w:r>
           </w:p>
         </w:tc>
       </w:tr>
     </w:tbl>
+    <w:p>
+      <w:pPr>
+        <w:pStyle w:val="BlockText"/>
+      </w:pPr>
+      <w:r>
+        <w:rPr>
+          <w:rFonts w:hint="eastAsia"/>
+        </w:rPr>
+        <w:t xml:space="preserve">送委員前以台灣福祉真實訊息量重跑校正；效能數字標「本案場實測」或「參考基準」。</w:t>
+      </w:r>
+    </w:p>
     <w:p>
       <w:r>
         <w:pict>
@@ -9990,8 +11227,8 @@
         </w:pict>
       </w:r>
     </w:p>
-    <w:bookmarkEnd w:id="39"/>
-    <w:bookmarkStart w:id="40" w:name="十六整合契約v07-收斂-todo"/>
+    <w:bookmarkEnd w:id="51"/>
+    <w:bookmarkStart w:id="52" w:name="十六kpi-與預期效益融入計畫書優勢"/>
     <w:p>
       <w:pPr>
         <w:pStyle w:val="Heading2"/>
@@ -10000,192 +11237,16 @@
         <w:rPr>
           <w:rFonts w:hint="eastAsia"/>
         </w:rPr>
-        <w:t xml:space="preserve">十六、整合契約（‹v0.7›</w:t>
-      </w:r>
-      <w:r>
-        <w:t xml:space="preserve"> </w:t>
-      </w:r>
-      <w:r>
-        <w:rPr>
-          <w:rFonts w:hint="eastAsia"/>
-        </w:rPr>
-        <w:t xml:space="preserve">收斂</w:t>
-      </w:r>
-      <w:r>
-        <w:t xml:space="preserve"> </w:t>
-      </w:r>
-      <w:r>
-        <w:rPr>
-          <w:rFonts w:hint="eastAsia"/>
-        </w:rPr>
-        <w:t xml:space="preserve">TODO）</w:t>
-      </w:r>
-    </w:p>
-    <w:p>
-      <w:pPr>
-        <w:pStyle w:val="FirstParagraph"/>
-      </w:pPr>
-      <w:r>
-        <w:rPr>
-          <w:rFonts w:hint="eastAsia"/>
-        </w:rPr>
-        <w:t xml:space="preserve">須向對方確認並寫入合約的介面契約：</w:t>
-      </w:r>
-    </w:p>
-    <w:p>
-      <w:pPr>
-        <w:pStyle w:val="Compact"/>
-        <w:numPr>
-          <w:ilvl w:val="0"/>
-          <w:numId w:val="1005"/>
-        </w:numPr>
-      </w:pPr>
-      <w:r>
-        <w:rPr>
-          <w:rFonts w:hint="eastAsia"/>
-          <w:b/>
-          <w:bCs/>
-        </w:rPr>
-        <w:t xml:space="preserve">工研院多模態</w:t>
-      </w:r>
-      <w:r>
-        <w:rPr>
-          <w:b/>
-          <w:bCs/>
-        </w:rPr>
-        <w:t xml:space="preserve"> RAG</w:t>
-      </w:r>
-      <w:r>
-        <w:rPr>
-          <w:rFonts w:hint="eastAsia"/>
-        </w:rPr>
-        <w:t xml:space="preserve">（窗口：資通所</w:t>
-      </w:r>
-      <w:r>
-        <w:t xml:space="preserve"> </w:t>
-      </w:r>
-      <w:r>
-        <w:rPr>
-          <w:rFonts w:hint="eastAsia"/>
-        </w:rPr>
-        <w:t xml:space="preserve">鄧澤宇</w:t>
-      </w:r>
-      <w:r>
-        <w:t xml:space="preserve"> Fisher TENG, </w:t>
-      </w:r>
-      <w:r>
-        <w:rPr>
-          <w:rFonts w:hint="eastAsia"/>
-        </w:rPr>
-        <w:t xml:space="preserve">03-591-2068）：技轉或</w:t>
-      </w:r>
-      <w:r>
-        <w:t xml:space="preserve"> API </w:t>
-      </w:r>
-      <w:r>
-        <w:rPr>
-          <w:rFonts w:hint="eastAsia"/>
-        </w:rPr>
-        <w:t xml:space="preserve">串接？端點/認證/請求-回應格式/索引更新頻率/</w:t>
-      </w:r>
-      <w:r>
-        <w:rPr>
-          <w:b/>
-          <w:bCs/>
-        </w:rPr>
-        <w:t xml:space="preserve">IP </w:t>
-      </w:r>
-      <w:r>
-        <w:rPr>
-          <w:rFonts w:hint="eastAsia"/>
-          <w:b/>
-          <w:bCs/>
-        </w:rPr>
-        <w:t xml:space="preserve">與資料歸屬</w:t>
-      </w:r>
-      <w:r>
-        <w:rPr>
-          <w:rFonts w:hint="eastAsia"/>
-        </w:rPr>
-        <w:t xml:space="preserve">/SLA/地端可用性。</w:t>
-      </w:r>
-    </w:p>
-    <w:p>
-      <w:pPr>
-        <w:pStyle w:val="Compact"/>
-        <w:numPr>
-          <w:ilvl w:val="0"/>
-          <w:numId w:val="1005"/>
-        </w:numPr>
-      </w:pPr>
-      <w:r>
-        <w:rPr>
-          <w:b/>
-          <w:bCs/>
-        </w:rPr>
-        <w:t xml:space="preserve">Ragic API</w:t>
-      </w:r>
-      <w:r>
-        <w:rPr>
-          <w:rFonts w:hint="eastAsia"/>
-        </w:rPr>
-        <w:t xml:space="preserve">：讀主檔（employees/vehicles/work_orders）與寫（各群組目標表）的端點、認證、rate</w:t>
-      </w:r>
-      <w:r>
-        <w:t xml:space="preserve"> </w:t>
-      </w:r>
-      <w:r>
-        <w:rPr>
-          <w:rFonts w:hint="eastAsia"/>
-        </w:rPr>
-        <w:t xml:space="preserve">limit、寫入失敗語義（配合</w:t>
-      </w:r>
-      <w:r>
-        <w:t xml:space="preserve"> </w:t>
-      </w:r>
-      <w:r>
-        <w:rPr>
-          <w:rFonts w:hint="eastAsia"/>
-        </w:rPr>
-        <w:t xml:space="preserve">§十</w:t>
-      </w:r>
-      <w:r>
-        <w:t xml:space="preserve"> </w:t>
-      </w:r>
-      <w:r>
-        <w:rPr>
-          <w:rFonts w:hint="eastAsia"/>
-        </w:rPr>
-        <w:t xml:space="preserve">Outbox）、schema</w:t>
-      </w:r>
-      <w:r>
-        <w:t xml:space="preserve"> </w:t>
-      </w:r>
-      <w:r>
-        <w:rPr>
-          <w:rFonts w:hint="eastAsia"/>
-        </w:rPr>
-        <w:t xml:space="preserve">版本控管。</w:t>
-      </w:r>
-    </w:p>
-    <w:p>
-      <w:r>
-        <w:pict>
-          <v:rect style="width:0;height:1.5pt" o:hralign="center" o:hrstd="t" o:hr="t"/>
-        </w:pict>
-      </w:r>
-    </w:p>
-    <w:bookmarkEnd w:id="40"/>
-    <w:bookmarkStart w:id="41" w:name="十七開發階段與時程"/>
-    <w:p>
-      <w:pPr>
-        <w:pStyle w:val="Heading2"/>
-      </w:pPr>
-      <w:r>
-        <w:rPr>
-          <w:rFonts w:hint="eastAsia"/>
-        </w:rPr>
-        <w:t xml:space="preserve">十七、開發階段與時程</w:t>
+        <w:t xml:space="preserve">十六、KPI</w:t>
+      </w:r>
+      <w:r>
+        <w:t xml:space="preserve"> </w:t>
+      </w:r>
+      <w:r>
+        <w:rPr>
+          <w:rFonts w:hint="eastAsia"/>
+        </w:rPr>
+        <w:t xml:space="preserve">與預期效益（融入計畫書優勢）</w:t>
       </w:r>
     </w:p>
     <w:tbl>
@@ -10213,35 +11274,35 @@
               <w:rPr>
                 <w:rFonts w:hint="eastAsia"/>
               </w:rPr>
-              <w:t xml:space="preserve">階段</w:t>
-            </w:r>
-          </w:p>
-        </w:tc>
-        <w:tc>
-          <w:tcPr/>
-          <w:p>
-            <w:pPr>
-              <w:pStyle w:val="Compact"/>
-            </w:pPr>
-            <w:r>
-              <w:rPr>
-                <w:rFonts w:hint="eastAsia"/>
-              </w:rPr>
-              <w:t xml:space="preserve">內容</w:t>
-            </w:r>
-          </w:p>
-        </w:tc>
-        <w:tc>
-          <w:tcPr/>
-          <w:p>
-            <w:pPr>
-              <w:pStyle w:val="Compact"/>
-            </w:pPr>
-            <w:r>
-              <w:rPr>
-                <w:rFonts w:hint="eastAsia"/>
-              </w:rPr>
-              <w:t xml:space="preserve">天數</w:t>
+              <w:t xml:space="preserve">指標</w:t>
+            </w:r>
+          </w:p>
+        </w:tc>
+        <w:tc>
+          <w:tcPr/>
+          <w:p>
+            <w:pPr>
+              <w:pStyle w:val="Compact"/>
+            </w:pPr>
+            <w:r>
+              <w:rPr>
+                <w:rFonts w:hint="eastAsia"/>
+              </w:rPr>
+              <w:t xml:space="preserve">基線（導入前）</w:t>
+            </w:r>
+          </w:p>
+        </w:tc>
+        <w:tc>
+          <w:tcPr/>
+          <w:p>
+            <w:pPr>
+              <w:pStyle w:val="Compact"/>
+            </w:pPr>
+            <w:r>
+              <w:rPr>
+                <w:rFonts w:hint="eastAsia"/>
+              </w:rPr>
+              <w:t xml:space="preserve">目標</w:t>
             </w:r>
           </w:p>
         </w:tc>
@@ -10254,44 +11315,35 @@
               <w:pStyle w:val="Compact"/>
             </w:pPr>
             <w:r>
-              <w:t xml:space="preserve">Day 1</w:t>
-            </w:r>
-          </w:p>
-        </w:tc>
-        <w:tc>
-          <w:tcPr/>
-          <w:p>
-            <w:pPr>
-              <w:pStyle w:val="Compact"/>
-            </w:pPr>
-            <w:r>
-              <w:rPr>
-                <w:rFonts w:hint="eastAsia"/>
-              </w:rPr>
-              <w:t xml:space="preserve">多租戶/License/users/RLS</w:t>
-            </w:r>
-            <w:r>
-              <w:t xml:space="preserve"> </w:t>
-            </w:r>
-            <w:r>
-              <w:rPr>
-                <w:rFonts w:hint="eastAsia"/>
-              </w:rPr>
-              <w:t xml:space="preserve">權限</w:t>
-            </w:r>
-            <w:r>
-              <w:t xml:space="preserve"> schema</w:t>
-            </w:r>
-          </w:p>
-        </w:tc>
-        <w:tc>
-          <w:tcPr/>
-          <w:p>
-            <w:pPr>
-              <w:pStyle w:val="Compact"/>
-            </w:pPr>
-            <w:r>
-              <w:t xml:space="preserve">1</w:t>
+              <w:rPr>
+                <w:rFonts w:hint="eastAsia"/>
+              </w:rPr>
+              <w:t xml:space="preserve">日報/工單結構化率</w:t>
+            </w:r>
+          </w:p>
+        </w:tc>
+        <w:tc>
+          <w:tcPr/>
+          <w:p>
+            <w:pPr>
+              <w:pStyle w:val="Compact"/>
+            </w:pPr>
+            <w:r>
+              <w:rPr>
+                <w:rFonts w:hint="eastAsia"/>
+              </w:rPr>
+              <w:t xml:space="preserve">0%（純文字，無法統計）</w:t>
+            </w:r>
+          </w:p>
+        </w:tc>
+        <w:tc>
+          <w:tcPr/>
+          <w:p>
+            <w:pPr>
+              <w:pStyle w:val="Compact"/>
+            </w:pPr>
+            <w:r>
+              <w:t xml:space="preserve">≥ 95%</w:t>
             </w:r>
           </w:p>
         </w:tc>
@@ -10304,44 +11356,41 @@
               <w:pStyle w:val="Compact"/>
             </w:pPr>
             <w:r>
-              <w:t xml:space="preserve">Day 2-3</w:t>
-            </w:r>
-          </w:p>
-        </w:tc>
-        <w:tc>
-          <w:tcPr/>
-          <w:p>
-            <w:pPr>
-              <w:pStyle w:val="Compact"/>
-            </w:pPr>
-            <w:r>
-              <w:t xml:space="preserve">LINE Bot + </w:t>
-            </w:r>
-            <w:r>
-              <w:rPr>
-                <w:rFonts w:hint="eastAsia"/>
-              </w:rPr>
-              <w:t xml:space="preserve">Webhook（六群組）+</w:t>
-            </w:r>
-            <w:r>
-              <w:t xml:space="preserve"> raw_messages + </w:t>
-            </w:r>
-            <w:r>
-              <w:rPr>
-                <w:rFonts w:hint="eastAsia"/>
-              </w:rPr>
-              <w:t xml:space="preserve">同意/去識別前處理</w:t>
-            </w:r>
-          </w:p>
-        </w:tc>
-        <w:tc>
-          <w:tcPr/>
-          <w:p>
-            <w:pPr>
-              <w:pStyle w:val="Compact"/>
-            </w:pPr>
-            <w:r>
-              <w:t xml:space="preserve">2</w:t>
+              <w:rPr>
+                <w:rFonts w:hint="eastAsia"/>
+              </w:rPr>
+              <w:t xml:space="preserve">日報漏交追蹤</w:t>
+            </w:r>
+          </w:p>
+        </w:tc>
+        <w:tc>
+          <w:tcPr/>
+          <w:p>
+            <w:pPr>
+              <w:pStyle w:val="Compact"/>
+            </w:pPr>
+            <w:r>
+              <w:rPr>
+                <w:rFonts w:hint="eastAsia"/>
+              </w:rPr>
+              <w:t xml:space="preserve">無法追蹤</w:t>
+            </w:r>
+          </w:p>
+        </w:tc>
+        <w:tc>
+          <w:tcPr/>
+          <w:p>
+            <w:pPr>
+              <w:pStyle w:val="Compact"/>
+            </w:pPr>
+            <w:r>
+              <w:rPr>
+                <w:rFonts w:hint="eastAsia"/>
+              </w:rPr>
+              <w:t xml:space="preserve">可追蹤，漏交下降</w:t>
+            </w:r>
+            <w:r>
+              <w:t xml:space="preserve"> ≥ 50%</w:t>
             </w:r>
           </w:p>
         </w:tc>
@@ -10354,24 +11403,41 @@
               <w:pStyle w:val="Compact"/>
             </w:pPr>
             <w:r>
-              <w:t xml:space="preserve">Day 4-5</w:t>
-            </w:r>
-          </w:p>
-        </w:tc>
-        <w:tc>
-          <w:tcPr/>
-          <w:p>
-            <w:pPr>
-              <w:pStyle w:val="Compact"/>
-            </w:pPr>
-            <w:r>
-              <w:t xml:space="preserve">tickets + tenant_vocabulary + audit_log + </w:t>
-            </w:r>
-            <w:r>
-              <w:rPr>
-                <w:rFonts w:hint="eastAsia"/>
-              </w:rPr>
-              <w:t xml:space="preserve">批次</w:t>
+              <w:rPr>
+                <w:rFonts w:hint="eastAsia"/>
+              </w:rPr>
+              <w:t xml:space="preserve">查找歷史記錄時間</w:t>
+            </w:r>
+          </w:p>
+        </w:tc>
+        <w:tc>
+          <w:tcPr/>
+          <w:p>
+            <w:pPr>
+              <w:pStyle w:val="Compact"/>
+            </w:pPr>
+            <w:r>
+              <w:rPr>
+                <w:rFonts w:hint="eastAsia"/>
+              </w:rPr>
+              <w:t xml:space="preserve">數十分鐘（人工翻訊息）</w:t>
+            </w:r>
+          </w:p>
+        </w:tc>
+        <w:tc>
+          <w:tcPr/>
+          <w:p>
+            <w:pPr>
+              <w:pStyle w:val="Compact"/>
+            </w:pPr>
+            <w:r>
+              <w:t xml:space="preserve">≤ 1 </w:t>
+            </w:r>
+            <w:r>
+              <w:rPr>
+                <w:rFonts w:hint="eastAsia"/>
+              </w:rPr>
+              <w:t xml:space="preserve">分鐘（跨群搜尋/LINE</w:t>
             </w:r>
             <w:r>
               <w:t xml:space="preserve"> </w:t>
@@ -10380,18 +11446,7 @@
               <w:rPr>
                 <w:rFonts w:hint="eastAsia"/>
               </w:rPr>
-              <w:t xml:space="preserve">cron（冪等）</w:t>
-            </w:r>
-          </w:p>
-        </w:tc>
-        <w:tc>
-          <w:tcPr/>
-          <w:p>
-            <w:pPr>
-              <w:pStyle w:val="Compact"/>
-            </w:pPr>
-            <w:r>
-              <w:t xml:space="preserve">2</w:t>
+              <w:t xml:space="preserve">反向問答）</w:t>
             </w:r>
           </w:p>
         </w:tc>
@@ -10404,50 +11459,44 @@
               <w:pStyle w:val="Compact"/>
             </w:pPr>
             <w:r>
-              <w:t xml:space="preserve">Day 6-7</w:t>
-            </w:r>
-          </w:p>
-        </w:tc>
-        <w:tc>
-          <w:tcPr/>
-          <w:p>
-            <w:pPr>
-              <w:pStyle w:val="Compact"/>
-            </w:pPr>
-            <w:r>
-              <w:rPr>
-                <w:rFonts w:hint="eastAsia"/>
-              </w:rPr>
-              <w:t xml:space="preserve">地端多模態（Whisper</w:t>
-            </w:r>
-            <w:r>
-              <w:t xml:space="preserve"> ASR / </w:t>
-            </w:r>
-            <w:r>
-              <w:rPr>
-                <w:rFonts w:hint="eastAsia"/>
-              </w:rPr>
-              <w:t xml:space="preserve">遮罩</w:t>
-            </w:r>
-            <w:r>
-              <w:t xml:space="preserve"> / NER / BGE-M3 </w:t>
-            </w:r>
-            <w:r>
-              <w:rPr>
-                <w:rFonts w:hint="eastAsia"/>
-              </w:rPr>
-              <w:t xml:space="preserve">索引）</w:t>
-            </w:r>
-          </w:p>
-        </w:tc>
-        <w:tc>
-          <w:tcPr/>
-          <w:p>
-            <w:pPr>
-              <w:pStyle w:val="Compact"/>
-            </w:pPr>
-            <w:r>
-              <w:t xml:space="preserve">2</w:t>
+              <w:rPr>
+                <w:rFonts w:hint="eastAsia"/>
+              </w:rPr>
+              <w:t xml:space="preserve">隱形知識留存</w:t>
+            </w:r>
+          </w:p>
+        </w:tc>
+        <w:tc>
+          <w:tcPr/>
+          <w:p>
+            <w:pPr>
+              <w:pStyle w:val="Compact"/>
+            </w:pPr>
+            <w:r>
+              <w:t xml:space="preserve">0 </w:t>
+            </w:r>
+            <w:r>
+              <w:rPr>
+                <w:rFonts w:hint="eastAsia"/>
+              </w:rPr>
+              <w:t xml:space="preserve">筆（隨訊息流失）</w:t>
+            </w:r>
+          </w:p>
+        </w:tc>
+        <w:tc>
+          <w:tcPr/>
+          <w:p>
+            <w:pPr>
+              <w:pStyle w:val="Compact"/>
+            </w:pPr>
+            <w:r>
+              <w:t xml:space="preserve">≥ 200 </w:t>
+            </w:r>
+            <w:r>
+              <w:rPr>
+                <w:rFonts w:hint="eastAsia"/>
+              </w:rPr>
+              <w:t xml:space="preserve">筆知識卡片／廠／年</w:t>
             </w:r>
           </w:p>
         </w:tc>
@@ -10460,24 +11509,10 @@
               <w:pStyle w:val="Compact"/>
             </w:pPr>
             <w:r>
-              <w:t xml:space="preserve">Day 8-11</w:t>
-            </w:r>
-          </w:p>
-        </w:tc>
-        <w:tc>
-          <w:tcPr/>
-          <w:p>
-            <w:pPr>
-              <w:pStyle w:val="Compact"/>
-            </w:pPr>
-            <w:r>
-              <w:t xml:space="preserve">Claude </w:t>
-            </w:r>
-            <w:r>
-              <w:rPr>
-                <w:rFonts w:hint="eastAsia"/>
-              </w:rPr>
-              <w:t xml:space="preserve">分階</w:t>
+              <w:rPr>
+                <w:rFonts w:hint="eastAsia"/>
+              </w:rPr>
+              <w:t xml:space="preserve">本日簽核完成率（治理</w:t>
             </w:r>
             <w:r>
               <w:t xml:space="preserve"> </w:t>
@@ -10486,7 +11521,21 @@
               <w:rPr>
                 <w:rFonts w:hint="eastAsia"/>
               </w:rPr>
-              <w:t xml:space="preserve">prompt（分類/抽取/grounding/vision，六</w:t>
+              <w:t xml:space="preserve">KPI）</w:t>
+            </w:r>
+          </w:p>
+        </w:tc>
+        <w:tc>
+          <w:tcPr/>
+          <w:p>
+            <w:pPr>
+              <w:pStyle w:val="Compact"/>
+            </w:pPr>
+            <w:r>
+              <w:rPr>
+                <w:rFonts w:hint="eastAsia"/>
+              </w:rPr>
+              <w:t xml:space="preserve">無（AI</w:t>
             </w:r>
             <w:r>
               <w:t xml:space="preserve"> </w:t>
@@ -10495,18 +11544,21 @@
               <w:rPr>
                 <w:rFonts w:hint="eastAsia"/>
               </w:rPr>
-              <w:t xml:space="preserve">Agent）</w:t>
-            </w:r>
-          </w:p>
-        </w:tc>
-        <w:tc>
-          <w:tcPr/>
-          <w:p>
-            <w:pPr>
-              <w:pStyle w:val="Compact"/>
-            </w:pPr>
-            <w:r>
-              <w:t xml:space="preserve">4</w:t>
+              <w:t xml:space="preserve">無把關）</w:t>
+            </w:r>
+          </w:p>
+        </w:tc>
+        <w:tc>
+          <w:tcPr/>
+          <w:p>
+            <w:pPr>
+              <w:pStyle w:val="Compact"/>
+            </w:pPr>
+            <w:r>
+              <w:rPr>
+                <w:rFonts w:hint="eastAsia"/>
+              </w:rPr>
+              <w:t xml:space="preserve">每日可視化，逾時自動警示</w:t>
             </w:r>
           </w:p>
         </w:tc>
@@ -10519,62 +11571,38 @@
               <w:pStyle w:val="Compact"/>
             </w:pPr>
             <w:r>
-              <w:t xml:space="preserve">Day 12-13</w:t>
-            </w:r>
-          </w:p>
-        </w:tc>
-        <w:tc>
-          <w:tcPr/>
-          <w:p>
-            <w:pPr>
-              <w:pStyle w:val="Compact"/>
-            </w:pPr>
-            <w:r>
-              <w:rPr>
-                <w:rFonts w:hint="eastAsia"/>
-              </w:rPr>
-              <w:t xml:space="preserve">每日簽核面板</w:t>
-            </w:r>
-            <w:r>
-              <w:t xml:space="preserve"> + </w:t>
-            </w:r>
-            <w:r>
-              <w:rPr>
-                <w:rFonts w:hint="eastAsia"/>
-              </w:rPr>
-              <w:t xml:space="preserve">逾時警示</w:t>
-            </w:r>
-            <w:r>
-              <w:t xml:space="preserve"> + Ragic Outbox </w:t>
-            </w:r>
-            <w:r>
-              <w:rPr>
-                <w:rFonts w:hint="eastAsia"/>
-              </w:rPr>
-              <w:t xml:space="preserve">同步</w:t>
-            </w:r>
-            <w:r>
-              <w:t xml:space="preserve"> + </w:t>
-            </w:r>
-            <w:r>
-              <w:rPr>
-                <w:rFonts w:hint="eastAsia"/>
-              </w:rPr>
-              <w:t xml:space="preserve">工研院</w:t>
-            </w:r>
-            <w:r>
-              <w:t xml:space="preserve"> RAG</w:t>
-            </w:r>
-          </w:p>
-        </w:tc>
-        <w:tc>
-          <w:tcPr/>
-          <w:p>
-            <w:pPr>
-              <w:pStyle w:val="Compact"/>
-            </w:pPr>
-            <w:r>
-              <w:t xml:space="preserve">2</w:t>
+              <w:rPr>
+                <w:rFonts w:hint="eastAsia"/>
+              </w:rPr>
+              <w:t xml:space="preserve">主管掌握群組狀態</w:t>
+            </w:r>
+          </w:p>
+        </w:tc>
+        <w:tc>
+          <w:tcPr/>
+          <w:p>
+            <w:pPr>
+              <w:pStyle w:val="Compact"/>
+            </w:pPr>
+            <w:r>
+              <w:rPr>
+                <w:rFonts w:hint="eastAsia"/>
+              </w:rPr>
+              <w:t xml:space="preserve">人肉逐群爬訊息</w:t>
+            </w:r>
+          </w:p>
+        </w:tc>
+        <w:tc>
+          <w:tcPr/>
+          <w:p>
+            <w:pPr>
+              <w:pStyle w:val="Compact"/>
+            </w:pPr>
+            <w:r>
+              <w:rPr>
+                <w:rFonts w:hint="eastAsia"/>
+              </w:rPr>
+              <w:t xml:space="preserve">戰情室單一畫面即時呈現</w:t>
             </w:r>
           </w:p>
         </w:tc>
@@ -10587,97 +11615,44 @@
               <w:pStyle w:val="Compact"/>
             </w:pPr>
             <w:r>
-              <w:t xml:space="preserve">Day 14-15</w:t>
-            </w:r>
-          </w:p>
-        </w:tc>
-        <w:tc>
-          <w:tcPr/>
-          <w:p>
-            <w:pPr>
-              <w:pStyle w:val="Compact"/>
-            </w:pPr>
-            <w:r>
-              <w:rPr>
-                <w:rFonts w:hint="eastAsia"/>
-              </w:rPr>
-              <w:t xml:space="preserve">單一戰情室應用，四角色視圖（同套元件依</w:t>
-            </w:r>
-            <w:r>
-              <w:t xml:space="preserve"> role </w:t>
-            </w:r>
-            <w:r>
-              <w:rPr>
-                <w:rFonts w:hint="eastAsia"/>
-              </w:rPr>
-              <w:t xml:space="preserve">渲染）</w:t>
-            </w:r>
-          </w:p>
-        </w:tc>
-        <w:tc>
-          <w:tcPr/>
-          <w:p>
-            <w:pPr>
-              <w:pStyle w:val="Compact"/>
-            </w:pPr>
-            <w:r>
-              <w:t xml:space="preserve">2</w:t>
-            </w:r>
-          </w:p>
-        </w:tc>
-      </w:tr>
-      <w:tr>
-        <w:tc>
-          <w:tcPr/>
-          <w:p>
-            <w:pPr>
-              <w:pStyle w:val="Compact"/>
-            </w:pPr>
-            <w:r>
-              <w:t xml:space="preserve">Day 16</w:t>
-            </w:r>
-          </w:p>
-        </w:tc>
-        <w:tc>
-          <w:tcPr/>
-          <w:p>
-            <w:pPr>
-              <w:pStyle w:val="Compact"/>
-            </w:pPr>
-            <w:r>
-              <w:rPr>
-                <w:rFonts w:hint="eastAsia"/>
-              </w:rPr>
-              <w:t xml:space="preserve">隔離/防幻覺/簽核</w:t>
-            </w:r>
-            <w:r>
-              <w:t xml:space="preserve"> gate </w:t>
-            </w:r>
-            <w:r>
-              <w:rPr>
-                <w:rFonts w:hint="eastAsia"/>
-              </w:rPr>
-              <w:t xml:space="preserve">驗收測試（§十五）+</w:t>
-            </w:r>
-            <w:r>
-              <w:t xml:space="preserve"> </w:t>
-            </w:r>
-            <w:r>
-              <w:rPr>
-                <w:rFonts w:hint="eastAsia"/>
-              </w:rPr>
-              <w:t xml:space="preserve">端對端</w:t>
-            </w:r>
-          </w:p>
-        </w:tc>
-        <w:tc>
-          <w:tcPr/>
-          <w:p>
-            <w:pPr>
-              <w:pStyle w:val="Compact"/>
-            </w:pPr>
-            <w:r>
-              <w:t xml:space="preserve">1</w:t>
+              <w:rPr>
+                <w:rFonts w:hint="eastAsia"/>
+              </w:rPr>
+              <w:t xml:space="preserve">導入週期</w:t>
+            </w:r>
+          </w:p>
+        </w:tc>
+        <w:tc>
+          <w:tcPr/>
+          <w:p>
+            <w:pPr>
+              <w:pStyle w:val="Compact"/>
+            </w:pPr>
+            <w:r>
+              <w:t xml:space="preserve">—</w:t>
+            </w:r>
+          </w:p>
+        </w:tc>
+        <w:tc>
+          <w:tcPr/>
+          <w:p>
+            <w:pPr>
+              <w:pStyle w:val="Compact"/>
+            </w:pPr>
+            <w:r>
+              <w:rPr>
+                <w:rFonts w:hint="eastAsia"/>
+              </w:rPr>
+              <w:t xml:space="preserve">每廠</w:t>
+            </w:r>
+            <w:r>
+              <w:t xml:space="preserve"> ≤ 2 </w:t>
+            </w:r>
+            <w:r>
+              <w:rPr>
+                <w:rFonts w:hint="eastAsia"/>
+              </w:rPr>
+              <w:t xml:space="preserve">週（含冷啟動）</w:t>
             </w:r>
           </w:p>
         </w:tc>
@@ -10690,8 +11665,8 @@
         </w:pict>
       </w:r>
     </w:p>
-    <w:bookmarkEnd w:id="41"/>
-    <w:bookmarkStart w:id="42" w:name="十八待確認事項"/>
+    <w:bookmarkEnd w:id="52"/>
+    <w:bookmarkStart w:id="53" w:name="十七非功能需求-nfrv07-新增"/>
     <w:p>
       <w:pPr>
         <w:pStyle w:val="Heading2"/>
@@ -10700,106 +11675,25 @@
         <w:rPr>
           <w:rFonts w:hint="eastAsia"/>
         </w:rPr>
-        <w:t xml:space="preserve">十八、待確認事項</w:t>
-      </w:r>
-    </w:p>
-    <w:p>
-      <w:pPr>
-        <w:pStyle w:val="FirstParagraph"/>
-      </w:pPr>
-      <w:r>
-        <w:rPr>
-          <w:b/>
-          <w:bCs/>
-        </w:rPr>
-        <w:t xml:space="preserve">P0 </w:t>
-      </w:r>
-      <w:r>
-        <w:rPr>
-          <w:rFonts w:hint="eastAsia"/>
-          <w:b/>
-          <w:bCs/>
-        </w:rPr>
-        <w:t xml:space="preserve">已決策（本版）</w:t>
-      </w:r>
-      <w:r>
-        <w:rPr>
-          <w:rFonts w:hint="eastAsia"/>
-        </w:rPr>
-        <w:t xml:space="preserve">：①</w:t>
-      </w:r>
-      <w:r>
-        <w:t xml:space="preserve"> </w:t>
-      </w:r>
-      <w:r>
-        <w:rPr>
-          <w:rFonts w:hint="eastAsia"/>
-        </w:rPr>
-        <w:t xml:space="preserve">部署＝只有服務地端、LLM</w:t>
-      </w:r>
-      <w:r>
-        <w:t xml:space="preserve"> </w:t>
-      </w:r>
-      <w:r>
-        <w:rPr>
-          <w:rFonts w:hint="eastAsia"/>
-        </w:rPr>
-        <w:t xml:space="preserve">雲端吃去識別內容</w:t>
-      </w:r>
-      <w:r>
-        <w:t xml:space="preserve"> ② </w:t>
-      </w:r>
-      <w:r>
-        <w:rPr>
-          <w:rFonts w:hint="eastAsia"/>
-        </w:rPr>
-        <w:t xml:space="preserve">多模態逐場景選型</w:t>
-      </w:r>
-      <w:r>
-        <w:t xml:space="preserve"> ③ consultant </w:t>
-      </w:r>
-      <w:r>
-        <w:rPr>
-          <w:rFonts w:hint="eastAsia"/>
-        </w:rPr>
-        <w:t xml:space="preserve">預設不可代簽。</w:t>
-      </w:r>
-    </w:p>
-    <w:p>
-      <w:pPr>
-        <w:pStyle w:val="BodyText"/>
-      </w:pPr>
-      <w:r>
-        <w:rPr>
-          <w:rFonts w:hint="eastAsia"/>
-          <w:b/>
-          <w:bCs/>
-        </w:rPr>
-        <w:t xml:space="preserve">待確認（P1/P2）</w:t>
-      </w:r>
-      <w:r>
-        <w:rPr>
-          <w:rFonts w:hint="eastAsia"/>
-        </w:rPr>
-        <w:t xml:space="preserve">：</w:t>
-      </w:r>
-    </w:p>
-    <w:p>
-      <w:pPr>
-        <w:pStyle w:val="Compact"/>
-        <w:numPr>
-          <w:ilvl w:val="0"/>
-          <w:numId w:val="1006"/>
-        </w:numPr>
-      </w:pPr>
-      <w:r>
-        <w:t xml:space="preserve">License </w:t>
-      </w:r>
-      <w:r>
-        <w:rPr>
-          <w:rFonts w:hint="eastAsia"/>
-        </w:rPr>
-        <w:t xml:space="preserve">計費細節（席位增減如何影響計費）</w:t>
+        <w:t xml:space="preserve">十七、非功能需求</w:t>
+      </w:r>
+      <w:r>
+        <w:t xml:space="preserve"> </w:t>
+      </w:r>
+      <w:r>
+        <w:rPr>
+          <w:rFonts w:hint="eastAsia"/>
+        </w:rPr>
+        <w:t xml:space="preserve">NFR（‹v0.7›</w:t>
+      </w:r>
+      <w:r>
+        <w:t xml:space="preserve"> </w:t>
+      </w:r>
+      <w:r>
+        <w:rPr>
+          <w:rFonts w:hint="eastAsia"/>
+        </w:rPr>
+        <w:t xml:space="preserve">新增）</w:t>
       </w:r>
     </w:p>
     <w:p>
@@ -10813,17 +11707,1153 @@
       <w:r>
         <w:rPr>
           <w:rFonts w:hint="eastAsia"/>
-        </w:rPr>
-        <w:t xml:space="preserve">工研院</w:t>
-      </w:r>
-      <w:r>
-        <w:t xml:space="preserve"> RAG </w:t>
-      </w:r>
-      <w:r>
-        <w:rPr>
-          <w:rFonts w:hint="eastAsia"/>
-        </w:rPr>
-        <w:t xml:space="preserve">技轉/串接契約（§十六）</w:t>
+          <w:b/>
+          <w:bCs/>
+        </w:rPr>
+        <w:t xml:space="preserve">批次</w:t>
+      </w:r>
+      <w:r>
+        <w:rPr>
+          <w:b/>
+          <w:bCs/>
+        </w:rPr>
+        <w:t xml:space="preserve"> SLA</w:t>
+      </w:r>
+      <w:r>
+        <w:rPr>
+          <w:rFonts w:hint="eastAsia"/>
+        </w:rPr>
+        <w:t xml:space="preserve">：每日分析須於上班前（建議</w:t>
+      </w:r>
+      <w:r>
+        <w:t xml:space="preserve"> </w:t>
+      </w:r>
+      <w:r>
+        <w:rPr>
+          <w:rFonts w:hint="eastAsia"/>
+        </w:rPr>
+        <w:t xml:space="preserve">08:00）完成，否則當日戰情室無資料。</w:t>
+      </w:r>
+    </w:p>
+    <w:p>
+      <w:pPr>
+        <w:pStyle w:val="Compact"/>
+        <w:numPr>
+          <w:ilvl w:val="0"/>
+          <w:numId w:val="1007"/>
+        </w:numPr>
+      </w:pPr>
+      <w:r>
+        <w:rPr>
+          <w:rFonts w:hint="eastAsia"/>
+          <w:b/>
+          <w:bCs/>
+        </w:rPr>
+        <w:t xml:space="preserve">可用性</w:t>
+      </w:r>
+      <w:r>
+        <w:rPr>
+          <w:rFonts w:hint="eastAsia"/>
+        </w:rPr>
+        <w:t xml:space="preserve">：Web</w:t>
+      </w:r>
+      <w:r>
+        <w:t xml:space="preserve"> </w:t>
+      </w:r>
+      <w:r>
+        <w:rPr>
+          <w:rFonts w:hint="eastAsia"/>
+        </w:rPr>
+        <w:t xml:space="preserve">應用</w:t>
+      </w:r>
+      <w:r>
+        <w:t xml:space="preserve"> </w:t>
+      </w:r>
+      <w:r>
+        <w:rPr>
+          <w:rFonts w:hint="eastAsia"/>
+        </w:rPr>
+        <w:t xml:space="preserve">99.5%；批次失敗告警＋人工介入</w:t>
+      </w:r>
+      <w:r>
+        <w:t xml:space="preserve"> runbook。</w:t>
+      </w:r>
+    </w:p>
+    <w:p>
+      <w:pPr>
+        <w:pStyle w:val="Compact"/>
+        <w:numPr>
+          <w:ilvl w:val="0"/>
+          <w:numId w:val="1007"/>
+        </w:numPr>
+      </w:pPr>
+      <w:r>
+        <w:rPr>
+          <w:rFonts w:hint="eastAsia"/>
+          <w:b/>
+          <w:bCs/>
+        </w:rPr>
+        <w:t xml:space="preserve">備份/DR</w:t>
+      </w:r>
+      <w:r>
+        <w:rPr>
+          <w:rFonts w:hint="eastAsia"/>
+        </w:rPr>
+        <w:t xml:space="preserve">：DB</w:t>
+      </w:r>
+      <w:r>
+        <w:t xml:space="preserve"> </w:t>
+      </w:r>
+      <w:r>
+        <w:rPr>
+          <w:rFonts w:hint="eastAsia"/>
+        </w:rPr>
+        <w:t xml:space="preserve">每日備份、異地保存；地端硬體故障定義</w:t>
+      </w:r>
+      <w:r>
+        <w:t xml:space="preserve"> RTO/RPO。</w:t>
+      </w:r>
+    </w:p>
+    <w:p>
+      <w:pPr>
+        <w:pStyle w:val="Compact"/>
+        <w:numPr>
+          <w:ilvl w:val="0"/>
+          <w:numId w:val="1007"/>
+        </w:numPr>
+      </w:pPr>
+      <w:r>
+        <w:rPr>
+          <w:rFonts w:hint="eastAsia"/>
+          <w:b/>
+          <w:bCs/>
+        </w:rPr>
+        <w:t xml:space="preserve">規模</w:t>
+      </w:r>
+      <w:r>
+        <w:rPr>
+          <w:rFonts w:hint="eastAsia"/>
+        </w:rPr>
+        <w:t xml:space="preserve">：20</w:t>
+      </w:r>
+      <w:r>
+        <w:t xml:space="preserve"> </w:t>
+      </w:r>
+      <w:r>
+        <w:rPr>
+          <w:rFonts w:hint="eastAsia"/>
+        </w:rPr>
+        <w:t xml:space="preserve">租戶</w:t>
+      </w:r>
+      <w:r>
+        <w:t xml:space="preserve"> × 6 </w:t>
+      </w:r>
+      <w:r>
+        <w:rPr>
+          <w:rFonts w:hint="eastAsia"/>
+        </w:rPr>
+        <w:t xml:space="preserve">群組</w:t>
+      </w:r>
+      <w:r>
+        <w:t xml:space="preserve"> × ~300 </w:t>
+      </w:r>
+      <w:r>
+        <w:rPr>
+          <w:rFonts w:hint="eastAsia"/>
+        </w:rPr>
+        <w:t xml:space="preserve">則/日</w:t>
+      </w:r>
+      <w:r>
+        <w:t xml:space="preserve"> ≈ 3.6 </w:t>
+      </w:r>
+      <w:r>
+        <w:rPr>
+          <w:rFonts w:hint="eastAsia"/>
+        </w:rPr>
+        <w:t xml:space="preserve">萬則/日；tickets</w:t>
+      </w:r>
+      <w:r>
+        <w:t xml:space="preserve"> </w:t>
+      </w:r>
+      <w:r>
+        <w:rPr>
+          <w:rFonts w:hint="eastAsia"/>
+        </w:rPr>
+        <w:t xml:space="preserve">依</w:t>
+      </w:r>
+      <w:r>
+        <w:t xml:space="preserve"> tenant_id </w:t>
+      </w:r>
+      <w:r>
+        <w:rPr>
+          <w:rFonts w:hint="eastAsia"/>
+        </w:rPr>
+        <w:t xml:space="preserve">分區。</w:t>
+      </w:r>
+    </w:p>
+    <w:p>
+      <w:pPr>
+        <w:pStyle w:val="Compact"/>
+        <w:numPr>
+          <w:ilvl w:val="0"/>
+          <w:numId w:val="1007"/>
+        </w:numPr>
+      </w:pPr>
+      <w:r>
+        <w:rPr>
+          <w:rFonts w:hint="eastAsia"/>
+          <w:b/>
+          <w:bCs/>
+        </w:rPr>
+        <w:t xml:space="preserve">安全</w:t>
+      </w:r>
+      <w:r>
+        <w:rPr>
+          <w:b/>
+          <w:bCs/>
+        </w:rPr>
+        <w:t xml:space="preserve"> hardening</w:t>
+      </w:r>
+      <w:r>
+        <w:rPr>
+          <w:rFonts w:hint="eastAsia"/>
+        </w:rPr>
+        <w:t xml:space="preserve">：地端</w:t>
+      </w:r>
+      <w:r>
+        <w:t xml:space="preserve"> </w:t>
+      </w:r>
+      <w:r>
+        <w:rPr>
+          <w:rFonts w:hint="eastAsia"/>
+        </w:rPr>
+        <w:t xml:space="preserve">OS/網路隔離、金鑰管理、最小權限、依</w:t>
+      </w:r>
+      <w:r>
+        <w:t xml:space="preserve"> </w:t>
+      </w:r>
+      <w:r>
+        <w:rPr>
+          <w:rFonts w:hint="eastAsia"/>
+        </w:rPr>
+        <w:t xml:space="preserve">§八</w:t>
+      </w:r>
+      <w:r>
+        <w:t xml:space="preserve"> </w:t>
+      </w:r>
+      <w:r>
+        <w:rPr>
+          <w:rFonts w:hint="eastAsia"/>
+        </w:rPr>
+        <w:t xml:space="preserve">稽核。</w:t>
+      </w:r>
+    </w:p>
+    <w:p>
+      <w:r>
+        <w:pict>
+          <v:rect style="width:0;height:1.5pt" o:hralign="center" o:hrstd="t" o:hr="t"/>
+        </w:pict>
+      </w:r>
+    </w:p>
+    <w:bookmarkEnd w:id="53"/>
+    <w:bookmarkStart w:id="54" w:name="十八風險與因應融入計畫書優勢"/>
+    <w:p>
+      <w:pPr>
+        <w:pStyle w:val="Heading2"/>
+      </w:pPr>
+      <w:r>
+        <w:rPr>
+          <w:rFonts w:hint="eastAsia"/>
+        </w:rPr>
+        <w:t xml:space="preserve">十八、風險與因應（融入計畫書優勢）</w:t>
+      </w:r>
+    </w:p>
+    <w:tbl>
+      <w:tblPr>
+        <w:tblStyle w:val="Table"/>
+        <w:tblW w:type="auto" w:w="0"/>
+        <w:tblLook w:firstRow="1" w:lastRow="0" w:firstColumn="0" w:lastColumn="0" w:noHBand="0" w:noVBand="0" w:val="0020"/>
+      </w:tblPr>
+      <w:tblGrid>
+        <w:gridCol w:w="2640"/>
+        <w:gridCol w:w="2640"/>
+        <w:gridCol w:w="2640"/>
+      </w:tblGrid>
+      <w:tr>
+        <w:trPr>
+          <w:tblHeader w:val="on"/>
+        </w:trPr>
+        <w:tc>
+          <w:tcPr/>
+          <w:p>
+            <w:pPr>
+              <w:pStyle w:val="Compact"/>
+            </w:pPr>
+            <w:r>
+              <w:rPr>
+                <w:rFonts w:hint="eastAsia"/>
+              </w:rPr>
+              <w:t xml:space="preserve">風險</w:t>
+            </w:r>
+          </w:p>
+        </w:tc>
+        <w:tc>
+          <w:tcPr/>
+          <w:p>
+            <w:pPr>
+              <w:pStyle w:val="Compact"/>
+            </w:pPr>
+            <w:r>
+              <w:rPr>
+                <w:rFonts w:hint="eastAsia"/>
+              </w:rPr>
+              <w:t xml:space="preserve">因應設計</w:t>
+            </w:r>
+          </w:p>
+        </w:tc>
+        <w:tc>
+          <w:tcPr/>
+          <w:p>
+            <w:pPr>
+              <w:pStyle w:val="Compact"/>
+            </w:pPr>
+            <w:r>
+              <w:rPr>
+                <w:rFonts w:hint="eastAsia"/>
+              </w:rPr>
+              <w:t xml:space="preserve">對應章節</w:t>
+            </w:r>
+          </w:p>
+        </w:tc>
+      </w:tr>
+      <w:tr>
+        <w:tc>
+          <w:tcPr/>
+          <w:p>
+            <w:pPr>
+              <w:pStyle w:val="Compact"/>
+            </w:pPr>
+            <w:r>
+              <w:t xml:space="preserve">LINE API </w:t>
+            </w:r>
+            <w:r>
+              <w:rPr>
+                <w:rFonts w:hint="eastAsia"/>
+              </w:rPr>
+              <w:t xml:space="preserve">無歷史訊息回溯</w:t>
+            </w:r>
+          </w:p>
+        </w:tc>
+        <w:tc>
+          <w:tcPr/>
+          <w:p>
+            <w:pPr>
+              <w:pStyle w:val="Compact"/>
+            </w:pPr>
+            <w:r>
+              <w:rPr>
+                <w:rFonts w:hint="eastAsia"/>
+              </w:rPr>
+              <w:t xml:space="preserve">導入以聊天記錄匯出檔冷啟動，bot</w:t>
+            </w:r>
+            <w:r>
+              <w:t xml:space="preserve"> </w:t>
+            </w:r>
+            <w:r>
+              <w:rPr>
+                <w:rFonts w:hint="eastAsia"/>
+              </w:rPr>
+              <w:t xml:space="preserve">只負責即時流</w:t>
+            </w:r>
+          </w:p>
+        </w:tc>
+        <w:tc>
+          <w:tcPr/>
+          <w:p>
+            <w:pPr>
+              <w:pStyle w:val="Compact"/>
+            </w:pPr>
+            <w:r>
+              <w:t xml:space="preserve">§4.2</w:t>
+            </w:r>
+          </w:p>
+        </w:tc>
+      </w:tr>
+      <w:tr>
+        <w:tc>
+          <w:tcPr/>
+          <w:p>
+            <w:pPr>
+              <w:pStyle w:val="Compact"/>
+            </w:pPr>
+            <w:r>
+              <w:t xml:space="preserve">AI </w:t>
+            </w:r>
+            <w:r>
+              <w:rPr>
+                <w:rFonts w:hint="eastAsia"/>
+              </w:rPr>
+              <w:t xml:space="preserve">抽取錯誤損害信任</w:t>
+            </w:r>
+          </w:p>
+        </w:tc>
+        <w:tc>
+          <w:tcPr/>
+          <w:p>
+            <w:pPr>
+              <w:pStyle w:val="Compact"/>
+            </w:pPr>
+            <w:r>
+              <w:rPr>
+                <w:rFonts w:hint="eastAsia"/>
+              </w:rPr>
+              <w:t xml:space="preserve">確認迴圈＋低信心即時攔截＋錯誤回饋詞庫</w:t>
+            </w:r>
+          </w:p>
+        </w:tc>
+        <w:tc>
+          <w:tcPr/>
+          <w:p>
+            <w:pPr>
+              <w:pStyle w:val="Compact"/>
+            </w:pPr>
+            <w:r>
+              <w:rPr>
+                <w:rFonts w:hint="eastAsia"/>
+              </w:rPr>
+              <w:t xml:space="preserve">§7.4、§九</w:t>
+            </w:r>
+          </w:p>
+        </w:tc>
+      </w:tr>
+      <w:tr>
+        <w:tc>
+          <w:tcPr/>
+          <w:p>
+            <w:pPr>
+              <w:pStyle w:val="Compact"/>
+            </w:pPr>
+            <w:r>
+              <w:rPr>
+                <w:rFonts w:hint="eastAsia"/>
+              </w:rPr>
+              <w:t xml:space="preserve">員工抗拒「被監控」</w:t>
+            </w:r>
+          </w:p>
+        </w:tc>
+        <w:tc>
+          <w:tcPr/>
+          <w:p>
+            <w:pPr>
+              <w:pStyle w:val="Compact"/>
+            </w:pPr>
+            <w:r>
+              <w:rPr>
+                <w:rFonts w:hint="eastAsia"/>
+              </w:rPr>
+              <w:t xml:space="preserve">不改習慣＋助理定位＋閒聊不留存</w:t>
+            </w:r>
+          </w:p>
+        </w:tc>
+        <w:tc>
+          <w:tcPr/>
+          <w:p>
+            <w:pPr>
+              <w:pStyle w:val="Compact"/>
+            </w:pPr>
+            <w:r>
+              <w:t xml:space="preserve">§1.3、§9.1、§8.3</w:t>
+            </w:r>
+          </w:p>
+        </w:tc>
+      </w:tr>
+      <w:tr>
+        <w:tc>
+          <w:tcPr/>
+          <w:p>
+            <w:pPr>
+              <w:pStyle w:val="Compact"/>
+            </w:pPr>
+            <w:r>
+              <w:rPr>
+                <w:rFonts w:hint="eastAsia"/>
+              </w:rPr>
+              <w:t xml:space="preserve">各廠用語差異大</w:t>
+            </w:r>
+          </w:p>
+        </w:tc>
+        <w:tc>
+          <w:tcPr/>
+          <w:p>
+            <w:pPr>
+              <w:pStyle w:val="Compact"/>
+            </w:pPr>
+            <w:r>
+              <w:rPr>
+                <w:rFonts w:hint="eastAsia"/>
+              </w:rPr>
+              <w:t xml:space="preserve">每廠獨立詞庫（可規模化資產）</w:t>
+            </w:r>
+          </w:p>
+        </w:tc>
+        <w:tc>
+          <w:tcPr/>
+          <w:p>
+            <w:pPr>
+              <w:pStyle w:val="Compact"/>
+            </w:pPr>
+            <w:r>
+              <w:t xml:space="preserve">§7.4</w:t>
+            </w:r>
+          </w:p>
+        </w:tc>
+      </w:tr>
+      <w:tr>
+        <w:tc>
+          <w:tcPr/>
+          <w:p>
+            <w:pPr>
+              <w:pStyle w:val="Compact"/>
+            </w:pPr>
+            <w:r>
+              <w:t xml:space="preserve">LINE </w:t>
+            </w:r>
+            <w:r>
+              <w:rPr>
+                <w:rFonts w:hint="eastAsia"/>
+              </w:rPr>
+              <w:t xml:space="preserve">推播訊息費用</w:t>
+            </w:r>
+          </w:p>
+        </w:tc>
+        <w:tc>
+          <w:tcPr/>
+          <w:p>
+            <w:pPr>
+              <w:pStyle w:val="Compact"/>
+            </w:pPr>
+            <w:r>
+              <w:rPr>
+                <w:rFonts w:hint="eastAsia"/>
+              </w:rPr>
+              <w:t xml:space="preserve">確認/問答用免費</w:t>
+            </w:r>
+            <w:r>
+              <w:t xml:space="preserve"> </w:t>
+            </w:r>
+            <w:r>
+              <w:rPr>
+                <w:rFonts w:hint="eastAsia"/>
+              </w:rPr>
+              <w:t xml:space="preserve">reply，不用</w:t>
+            </w:r>
+            <w:r>
+              <w:t xml:space="preserve"> </w:t>
+            </w:r>
+            <w:r>
+              <w:rPr>
+                <w:rFonts w:hint="eastAsia"/>
+              </w:rPr>
+              <w:t xml:space="preserve">push；push</w:t>
+            </w:r>
+            <w:r>
+              <w:t xml:space="preserve"> </w:t>
+            </w:r>
+            <w:r>
+              <w:rPr>
+                <w:rFonts w:hint="eastAsia"/>
+              </w:rPr>
+              <w:t xml:space="preserve">量納成本監控</w:t>
+            </w:r>
+          </w:p>
+        </w:tc>
+        <w:tc>
+          <w:tcPr/>
+          <w:p>
+            <w:pPr>
+              <w:pStyle w:val="Compact"/>
+            </w:pPr>
+            <w:r>
+              <w:rPr>
+                <w:rFonts w:hint="eastAsia"/>
+              </w:rPr>
+              <w:t xml:space="preserve">§九、§十五</w:t>
+            </w:r>
+          </w:p>
+        </w:tc>
+      </w:tr>
+      <w:tr>
+        <w:tc>
+          <w:tcPr/>
+          <w:p>
+            <w:pPr>
+              <w:pStyle w:val="Compact"/>
+            </w:pPr>
+            <w:r>
+              <w:rPr>
+                <w:rFonts w:hint="eastAsia"/>
+              </w:rPr>
+              <w:t xml:space="preserve">委員質疑「資料外流」</w:t>
+            </w:r>
+          </w:p>
+        </w:tc>
+        <w:tc>
+          <w:tcPr/>
+          <w:p>
+            <w:pPr>
+              <w:pStyle w:val="Compact"/>
+            </w:pPr>
+            <w:r>
+              <w:rPr>
+                <w:rFonts w:hint="eastAsia"/>
+              </w:rPr>
+              <w:t xml:space="preserve">服務地端＋去識別後才上雲，定義可驗</w:t>
+            </w:r>
+          </w:p>
+        </w:tc>
+        <w:tc>
+          <w:tcPr/>
+          <w:p>
+            <w:pPr>
+              <w:pStyle w:val="Compact"/>
+            </w:pPr>
+            <w:r>
+              <w:rPr>
+                <w:rFonts w:hint="eastAsia"/>
+              </w:rPr>
+              <w:t xml:space="preserve">§三、§十九</w:t>
+            </w:r>
+          </w:p>
+        </w:tc>
+      </w:tr>
+      <w:tr>
+        <w:tc>
+          <w:tcPr/>
+          <w:p>
+            <w:pPr>
+              <w:pStyle w:val="Compact"/>
+            </w:pPr>
+            <w:r>
+              <w:rPr>
+                <w:rFonts w:hint="eastAsia"/>
+              </w:rPr>
+              <w:t xml:space="preserve">靜默資料遺失（同步失敗）</w:t>
+            </w:r>
+          </w:p>
+        </w:tc>
+        <w:tc>
+          <w:tcPr/>
+          <w:p>
+            <w:pPr>
+              <w:pStyle w:val="Compact"/>
+            </w:pPr>
+            <w:r>
+              <w:t xml:space="preserve">Ragic </w:t>
+            </w:r>
+            <w:r>
+              <w:rPr>
+                <w:rFonts w:hint="eastAsia"/>
+              </w:rPr>
+              <w:t xml:space="preserve">Outbox＋重試＋同步失敗徽章</w:t>
+            </w:r>
+          </w:p>
+        </w:tc>
+        <w:tc>
+          <w:tcPr/>
+          <w:p>
+            <w:pPr>
+              <w:pStyle w:val="Compact"/>
+            </w:pPr>
+            <w:r>
+              <w:t xml:space="preserve">§11.2</w:t>
+            </w:r>
+          </w:p>
+        </w:tc>
+      </w:tr>
+    </w:tbl>
+    <w:p>
+      <w:r>
+        <w:pict>
+          <v:rect style="width:0;height:1.5pt" o:hralign="center" o:hrstd="t" o:hr="t"/>
+        </w:pict>
+      </w:r>
+    </w:p>
+    <w:bookmarkEnd w:id="54"/>
+    <w:bookmarkStart w:id="55" w:name="十九驗收與測試計畫v07-新增三大宣稱可當場驗"/>
+    <w:p>
+      <w:pPr>
+        <w:pStyle w:val="Heading2"/>
+      </w:pPr>
+      <w:r>
+        <w:rPr>
+          <w:rFonts w:hint="eastAsia"/>
+        </w:rPr>
+        <w:t xml:space="preserve">十九、驗收與測試計畫（‹v0.7›</w:t>
+      </w:r>
+      <w:r>
+        <w:t xml:space="preserve"> </w:t>
+      </w:r>
+      <w:r>
+        <w:rPr>
+          <w:rFonts w:hint="eastAsia"/>
+        </w:rPr>
+        <w:t xml:space="preserve">新增；三大宣稱可當場驗）</w:t>
+      </w:r>
+    </w:p>
+    <w:tbl>
+      <w:tblPr>
+        <w:tblStyle w:val="Table"/>
+        <w:tblW w:type="auto" w:w="0"/>
+        <w:tblLook w:firstRow="1" w:lastRow="0" w:firstColumn="0" w:lastColumn="0" w:noHBand="0" w:noVBand="0" w:val="0020"/>
+      </w:tblPr>
+      <w:tblGrid>
+        <w:gridCol w:w="3960"/>
+        <w:gridCol w:w="3960"/>
+      </w:tblGrid>
+      <w:tr>
+        <w:trPr>
+          <w:tblHeader w:val="on"/>
+        </w:trPr>
+        <w:tc>
+          <w:tcPr/>
+          <w:p>
+            <w:pPr>
+              <w:pStyle w:val="Compact"/>
+            </w:pPr>
+            <w:r>
+              <w:rPr>
+                <w:rFonts w:hint="eastAsia"/>
+              </w:rPr>
+              <w:t xml:space="preserve">宣稱</w:t>
+            </w:r>
+          </w:p>
+        </w:tc>
+        <w:tc>
+          <w:tcPr/>
+          <w:p>
+            <w:pPr>
+              <w:pStyle w:val="Compact"/>
+            </w:pPr>
+            <w:r>
+              <w:rPr>
+                <w:rFonts w:hint="eastAsia"/>
+              </w:rPr>
+              <w:t xml:space="preserve">驗收測試</w:t>
+            </w:r>
+          </w:p>
+        </w:tc>
+      </w:tr>
+      <w:tr>
+        <w:tc>
+          <w:tcPr/>
+          <w:p>
+            <w:pPr>
+              <w:pStyle w:val="Compact"/>
+            </w:pPr>
+            <w:r>
+              <w:rPr>
+                <w:rFonts w:hint="eastAsia"/>
+              </w:rPr>
+              <w:t xml:space="preserve">租戶隔離</w:t>
+            </w:r>
+          </w:p>
+        </w:tc>
+        <w:tc>
+          <w:tcPr/>
+          <w:p>
+            <w:pPr>
+              <w:pStyle w:val="Compact"/>
+            </w:pPr>
+            <w:r>
+              <w:t xml:space="preserve">tenant_admin(A) </w:t>
+            </w:r>
+            <w:r>
+              <w:rPr>
+                <w:rFonts w:hint="eastAsia"/>
+              </w:rPr>
+              <w:t xml:space="preserve">查</w:t>
+            </w:r>
+            <w:r>
+              <w:t xml:space="preserve"> tenant(B) → API </w:t>
+            </w:r>
+            <w:r>
+              <w:rPr>
+                <w:rFonts w:hint="eastAsia"/>
+              </w:rPr>
+              <w:t xml:space="preserve">與</w:t>
+            </w:r>
+            <w:r>
+              <w:t xml:space="preserve"> DB RLS </w:t>
+            </w:r>
+            <w:r>
+              <w:rPr>
+                <w:rFonts w:hint="eastAsia"/>
+              </w:rPr>
+              <w:t xml:space="preserve">皆回</w:t>
+            </w:r>
+            <w:r>
+              <w:t xml:space="preserve"> </w:t>
+            </w:r>
+            <w:r>
+              <w:rPr>
+                <w:rFonts w:hint="eastAsia"/>
+              </w:rPr>
+              <w:t xml:space="preserve">403/空；aiproot_admin</w:t>
+            </w:r>
+            <w:r>
+              <w:t xml:space="preserve"> </w:t>
+            </w:r>
+            <w:r>
+              <w:rPr>
+                <w:rFonts w:hint="eastAsia"/>
+              </w:rPr>
+              <w:t xml:space="preserve">查任一租戶</w:t>
+            </w:r>
+            <w:r>
+              <w:t xml:space="preserve"> tickets → </w:t>
+            </w:r>
+            <w:r>
+              <w:rPr>
+                <w:rFonts w:hint="eastAsia"/>
+              </w:rPr>
+              <w:t xml:space="preserve">只得</w:t>
+            </w:r>
+            <w:r>
+              <w:t xml:space="preserve"> </w:t>
+            </w:r>
+            <w:r>
+              <w:rPr>
+                <w:rFonts w:hint="eastAsia"/>
+              </w:rPr>
+              <w:t xml:space="preserve">COUNT，取不到</w:t>
+            </w:r>
+            <w:r>
+              <w:t xml:space="preserve"> </w:t>
+            </w:r>
+            <w:r>
+              <w:rPr>
+                <w:rFonts w:hint="eastAsia"/>
+              </w:rPr>
+              <w:t xml:space="preserve">summary（DB</w:t>
+            </w:r>
+            <w:r>
+              <w:t xml:space="preserve"> view </w:t>
+            </w:r>
+            <w:r>
+              <w:rPr>
+                <w:rFonts w:hint="eastAsia"/>
+              </w:rPr>
+              <w:t xml:space="preserve">物理隔離）</w:t>
+            </w:r>
+          </w:p>
+        </w:tc>
+      </w:tr>
+      <w:tr>
+        <w:tc>
+          <w:tcPr/>
+          <w:p>
+            <w:pPr>
+              <w:pStyle w:val="Compact"/>
+            </w:pPr>
+            <w:r>
+              <w:t xml:space="preserve">AI </w:t>
+            </w:r>
+            <w:r>
+              <w:rPr>
+                <w:rFonts w:hint="eastAsia"/>
+              </w:rPr>
+              <w:t xml:space="preserve">不幻覺/不硬寫</w:t>
+            </w:r>
+          </w:p>
+        </w:tc>
+        <w:tc>
+          <w:tcPr/>
+          <w:p>
+            <w:pPr>
+              <w:pStyle w:val="Compact"/>
+            </w:pPr>
+            <w:r>
+              <w:rPr>
+                <w:rFonts w:hint="eastAsia"/>
+              </w:rPr>
+              <w:t xml:space="preserve">餵語意模糊訊息（無車號的「門壞了」）→</w:t>
+            </w:r>
+            <w:r>
+              <w:t xml:space="preserve"> </w:t>
+            </w:r>
+            <w:r>
+              <w:rPr>
+                <w:rFonts w:hint="eastAsia"/>
+              </w:rPr>
+              <w:t xml:space="preserve">標</w:t>
+            </w:r>
+            <w:r>
+              <w:t xml:space="preserve"> low + needs_review + </w:t>
+            </w:r>
+            <w:r>
+              <w:rPr>
+                <w:rFonts w:hint="eastAsia"/>
+              </w:rPr>
+              <w:t xml:space="preserve">攔截；未簽核前不寫</w:t>
+            </w:r>
+            <w:r>
+              <w:t xml:space="preserve"> </w:t>
+            </w:r>
+            <w:r>
+              <w:rPr>
+                <w:rFonts w:hint="eastAsia"/>
+              </w:rPr>
+              <w:t xml:space="preserve">Ragic、不計正式統計</w:t>
+            </w:r>
+          </w:p>
+        </w:tc>
+      </w:tr>
+      <w:tr>
+        <w:tc>
+          <w:tcPr/>
+          <w:p>
+            <w:pPr>
+              <w:pStyle w:val="Compact"/>
+            </w:pPr>
+            <w:r>
+              <w:rPr>
+                <w:rFonts w:hint="eastAsia"/>
+              </w:rPr>
+              <w:t xml:space="preserve">簽核</w:t>
+            </w:r>
+            <w:r>
+              <w:t xml:space="preserve"> gate</w:t>
+            </w:r>
+          </w:p>
+        </w:tc>
+        <w:tc>
+          <w:tcPr/>
+          <w:p>
+            <w:pPr>
+              <w:pStyle w:val="Compact"/>
+            </w:pPr>
+            <w:r>
+              <w:rPr>
+                <w:rFonts w:hint="eastAsia"/>
+              </w:rPr>
+              <w:t xml:space="preserve">未簽核</w:t>
+            </w:r>
+            <w:r>
+              <w:t xml:space="preserve"> ticket </w:t>
+            </w:r>
+            <w:r>
+              <w:rPr>
+                <w:rFonts w:hint="eastAsia"/>
+              </w:rPr>
+              <w:t xml:space="preserve">不進</w:t>
+            </w:r>
+            <w:r>
+              <w:t xml:space="preserve"> </w:t>
+            </w:r>
+            <w:r>
+              <w:rPr>
+                <w:rFonts w:hint="eastAsia"/>
+              </w:rPr>
+              <w:t xml:space="preserve">Ragic；簽核後才寫入且</w:t>
+            </w:r>
+            <w:r>
+              <w:t xml:space="preserve"> audit_log </w:t>
+            </w:r>
+            <w:r>
+              <w:rPr>
+                <w:rFonts w:hint="eastAsia"/>
+              </w:rPr>
+              <w:t xml:space="preserve">有記錄</w:t>
+            </w:r>
+          </w:p>
+        </w:tc>
+      </w:tr>
+      <w:tr>
+        <w:tc>
+          <w:tcPr/>
+          <w:p>
+            <w:pPr>
+              <w:pStyle w:val="Compact"/>
+            </w:pPr>
+            <w:r>
+              <w:rPr>
+                <w:rFonts w:hint="eastAsia"/>
+              </w:rPr>
+              <w:t xml:space="preserve">逾時警示</w:t>
+            </w:r>
+          </w:p>
+        </w:tc>
+        <w:tc>
+          <w:tcPr/>
+          <w:p>
+            <w:pPr>
+              <w:pStyle w:val="Compact"/>
+            </w:pPr>
+            <w:r>
+              <w:rPr>
+                <w:rFonts w:hint="eastAsia"/>
+              </w:rPr>
+              <w:t xml:space="preserve">造一筆逾</w:t>
+            </w:r>
+            <w:r>
+              <w:t xml:space="preserve"> overdue_window </w:t>
+            </w:r>
+            <w:r>
+              <w:rPr>
+                <w:rFonts w:hint="eastAsia"/>
+              </w:rPr>
+              <w:t xml:space="preserve">未簽核</w:t>
+            </w:r>
+            <w:r>
+              <w:t xml:space="preserve"> → </w:t>
+            </w:r>
+            <w:r>
+              <w:rPr>
+                <w:rFonts w:hint="eastAsia"/>
+              </w:rPr>
+              <w:t xml:space="preserve">自動轉逾時警示＋紅燈</w:t>
+            </w:r>
+          </w:p>
+        </w:tc>
+      </w:tr>
+      <w:tr>
+        <w:tc>
+          <w:tcPr/>
+          <w:p>
+            <w:pPr>
+              <w:pStyle w:val="Compact"/>
+            </w:pPr>
+            <w:r>
+              <w:rPr>
+                <w:rFonts w:hint="eastAsia"/>
+              </w:rPr>
+              <w:t xml:space="preserve">代簽稽核</w:t>
+            </w:r>
+          </w:p>
+        </w:tc>
+        <w:tc>
+          <w:tcPr/>
+          <w:p>
+            <w:pPr>
+              <w:pStyle w:val="Compact"/>
+            </w:pPr>
+            <w:r>
+              <w:t xml:space="preserve">consultant </w:t>
+            </w:r>
+            <w:r>
+              <w:rPr>
+                <w:rFonts w:hint="eastAsia"/>
+              </w:rPr>
+              <w:t xml:space="preserve">代簽</w:t>
+            </w:r>
+            <w:r>
+              <w:t xml:space="preserve"> → proxy_by </w:t>
+            </w:r>
+            <w:r>
+              <w:rPr>
+                <w:rFonts w:hint="eastAsia"/>
+              </w:rPr>
+              <w:t xml:space="preserve">記錄、代簽徽章、audit_log(proxy_sign)</w:t>
+            </w:r>
+          </w:p>
+        </w:tc>
+      </w:tr>
+      <w:tr>
+        <w:tc>
+          <w:tcPr/>
+          <w:p>
+            <w:pPr>
+              <w:pStyle w:val="Compact"/>
+            </w:pPr>
+            <w:r>
+              <w:rPr>
+                <w:rFonts w:hint="eastAsia"/>
+              </w:rPr>
+              <w:t xml:space="preserve">資料不外流</w:t>
+            </w:r>
+          </w:p>
+        </w:tc>
+        <w:tc>
+          <w:tcPr/>
+          <w:p>
+            <w:pPr>
+              <w:pStyle w:val="Compact"/>
+            </w:pPr>
+            <w:r>
+              <w:rPr>
+                <w:rFonts w:hint="eastAsia"/>
+              </w:rPr>
+              <w:t xml:space="preserve">抽查送雲端</w:t>
+            </w:r>
+            <w:r>
+              <w:t xml:space="preserve"> payload → </w:t>
+            </w:r>
+            <w:r>
+              <w:rPr>
+                <w:rFonts w:hint="eastAsia"/>
+              </w:rPr>
+              <w:t xml:space="preserve">人名/車號/客戶為</w:t>
+            </w:r>
+            <w:r>
+              <w:t xml:space="preserve"> </w:t>
+            </w:r>
+            <w:r>
+              <w:rPr>
+                <w:rFonts w:hint="eastAsia"/>
+              </w:rPr>
+              <w:t xml:space="preserve">token、無原始媒體/語音</w:t>
+            </w:r>
+          </w:p>
+        </w:tc>
+      </w:tr>
+    </w:tbl>
+    <w:p>
+      <w:r>
+        <w:pict>
+          <v:rect style="width:0;height:1.5pt" o:hralign="center" o:hrstd="t" o:hr="t"/>
+        </w:pict>
+      </w:r>
+    </w:p>
+    <w:bookmarkEnd w:id="55"/>
+    <w:bookmarkStart w:id="56" w:name="二十整合契約v07-收斂-todo"/>
+    <w:p>
+      <w:pPr>
+        <w:pStyle w:val="Heading2"/>
+      </w:pPr>
+      <w:r>
+        <w:rPr>
+          <w:rFonts w:hint="eastAsia"/>
+        </w:rPr>
+        <w:t xml:space="preserve">二十、整合契約（‹v0.7›</w:t>
+      </w:r>
+      <w:r>
+        <w:t xml:space="preserve"> </w:t>
+      </w:r>
+      <w:r>
+        <w:rPr>
+          <w:rFonts w:hint="eastAsia"/>
+        </w:rPr>
+        <w:t xml:space="preserve">收斂</w:t>
+      </w:r>
+      <w:r>
+        <w:t xml:space="preserve"> </w:t>
+      </w:r>
+      <w:r>
+        <w:rPr>
+          <w:rFonts w:hint="eastAsia"/>
+        </w:rPr>
+        <w:t xml:space="preserve">TODO）</w:t>
+      </w:r>
+    </w:p>
+    <w:p>
+      <w:pPr>
+        <w:pStyle w:val="FirstParagraph"/>
+      </w:pPr>
+      <w:r>
+        <w:rPr>
+          <w:rFonts w:hint="eastAsia"/>
+        </w:rPr>
+        <w:t xml:space="preserve">須向對方確認並寫入合約的介面契約：</w:t>
       </w:r>
     </w:p>
     <w:p>
@@ -10837,26 +12867,1034 @@
       <w:r>
         <w:rPr>
           <w:rFonts w:hint="eastAsia"/>
-        </w:rPr>
-        <w:t xml:space="preserve">六大群組</w:t>
-      </w:r>
-      <w:r>
-        <w:t xml:space="preserve"> LINE OA </w:t>
-      </w:r>
-      <w:r>
-        <w:rPr>
-          <w:rFonts w:hint="eastAsia"/>
-        </w:rPr>
-        <w:t xml:space="preserve">由台灣福祉或</w:t>
-      </w:r>
-      <w:r>
-        <w:t xml:space="preserve"> aiproot </w:t>
-      </w:r>
-      <w:r>
-        <w:rPr>
-          <w:rFonts w:hint="eastAsia"/>
-        </w:rPr>
-        <w:t xml:space="preserve">申請管理</w:t>
+          <w:b/>
+          <w:bCs/>
+        </w:rPr>
+        <w:t xml:space="preserve">工研院多模態</w:t>
+      </w:r>
+      <w:r>
+        <w:rPr>
+          <w:b/>
+          <w:bCs/>
+        </w:rPr>
+        <w:t xml:space="preserve"> RAG</w:t>
+      </w:r>
+      <w:r>
+        <w:rPr>
+          <w:rFonts w:hint="eastAsia"/>
+        </w:rPr>
+        <w:t xml:space="preserve">（窗口：資通所</w:t>
+      </w:r>
+      <w:r>
+        <w:t xml:space="preserve"> </w:t>
+      </w:r>
+      <w:r>
+        <w:rPr>
+          <w:rFonts w:hint="eastAsia"/>
+        </w:rPr>
+        <w:t xml:space="preserve">鄧澤宇</w:t>
+      </w:r>
+      <w:r>
+        <w:t xml:space="preserve"> Fisher TENG, </w:t>
+      </w:r>
+      <w:r>
+        <w:rPr>
+          <w:rFonts w:hint="eastAsia"/>
+        </w:rPr>
+        <w:t xml:space="preserve">03-591-2068）：技轉或</w:t>
+      </w:r>
+      <w:r>
+        <w:t xml:space="preserve"> API </w:t>
+      </w:r>
+      <w:r>
+        <w:rPr>
+          <w:rFonts w:hint="eastAsia"/>
+        </w:rPr>
+        <w:t xml:space="preserve">串接？端點/認證/請求-回應格式/索引更新頻率/</w:t>
+      </w:r>
+      <w:r>
+        <w:rPr>
+          <w:b/>
+          <w:bCs/>
+        </w:rPr>
+        <w:t xml:space="preserve">IP </w:t>
+      </w:r>
+      <w:r>
+        <w:rPr>
+          <w:rFonts w:hint="eastAsia"/>
+          <w:b/>
+          <w:bCs/>
+        </w:rPr>
+        <w:t xml:space="preserve">與資料歸屬</w:t>
+      </w:r>
+      <w:r>
+        <w:rPr>
+          <w:rFonts w:hint="eastAsia"/>
+        </w:rPr>
+        <w:t xml:space="preserve">/SLA/地端可用性。</w:t>
+      </w:r>
+    </w:p>
+    <w:p>
+      <w:pPr>
+        <w:pStyle w:val="Compact"/>
+        <w:numPr>
+          <w:ilvl w:val="0"/>
+          <w:numId w:val="1008"/>
+        </w:numPr>
+      </w:pPr>
+      <w:r>
+        <w:rPr>
+          <w:b/>
+          <w:bCs/>
+        </w:rPr>
+        <w:t xml:space="preserve">Ragic API</w:t>
+      </w:r>
+      <w:r>
+        <w:rPr>
+          <w:rFonts w:hint="eastAsia"/>
+        </w:rPr>
+        <w:t xml:space="preserve">：讀主檔（employees/vehicles/work_orders）與寫（各群組目標表）的端點、認證、rate</w:t>
+      </w:r>
+      <w:r>
+        <w:t xml:space="preserve"> </w:t>
+      </w:r>
+      <w:r>
+        <w:rPr>
+          <w:rFonts w:hint="eastAsia"/>
+        </w:rPr>
+        <w:t xml:space="preserve">limit、寫入失敗語義（配合</w:t>
+      </w:r>
+      <w:r>
+        <w:t xml:space="preserve"> §11.2 </w:t>
+      </w:r>
+      <w:r>
+        <w:rPr>
+          <w:rFonts w:hint="eastAsia"/>
+        </w:rPr>
+        <w:t xml:space="preserve">Outbox）、schema</w:t>
+      </w:r>
+      <w:r>
+        <w:t xml:space="preserve"> </w:t>
+      </w:r>
+      <w:r>
+        <w:rPr>
+          <w:rFonts w:hint="eastAsia"/>
+        </w:rPr>
+        <w:t xml:space="preserve">版本控管。</w:t>
+      </w:r>
+    </w:p>
+    <w:p>
+      <w:r>
+        <w:pict>
+          <v:rect style="width:0;height:1.5pt" o:hralign="center" o:hrstd="t" o:hr="t"/>
+        </w:pict>
+      </w:r>
+    </w:p>
+    <w:bookmarkEnd w:id="56"/>
+    <w:bookmarkStart w:id="59" w:name="二十一實施藍圖"/>
+    <w:p>
+      <w:pPr>
+        <w:pStyle w:val="Heading2"/>
+      </w:pPr>
+      <w:r>
+        <w:rPr>
+          <w:rFonts w:hint="eastAsia"/>
+        </w:rPr>
+        <w:t xml:space="preserve">二十一、實施藍圖</w:t>
+      </w:r>
+    </w:p>
+    <w:bookmarkStart w:id="57" w:name="X21b9eabec2686ff5e3551371ab42e0c83df48e3"/>
+    <w:p>
+      <w:pPr>
+        <w:pStyle w:val="Heading3"/>
+      </w:pPr>
+      <w:r>
+        <w:t xml:space="preserve">21.1 </w:t>
+      </w:r>
+      <w:r>
+        <w:rPr>
+          <w:rFonts w:hint="eastAsia"/>
+        </w:rPr>
+        <w:t xml:space="preserve">初期建置（16</w:t>
+      </w:r>
+      <w:r>
+        <w:t xml:space="preserve"> </w:t>
+      </w:r>
+      <w:r>
+        <w:rPr>
+          <w:rFonts w:hint="eastAsia"/>
+        </w:rPr>
+        <w:t xml:space="preserve">天</w:t>
+      </w:r>
+      <w:r>
+        <w:t xml:space="preserve"> </w:t>
+      </w:r>
+      <w:r>
+        <w:rPr>
+          <w:rFonts w:hint="eastAsia"/>
+        </w:rPr>
+        <w:t xml:space="preserve">sprint）</w:t>
+      </w:r>
+    </w:p>
+    <w:tbl>
+      <w:tblPr>
+        <w:tblStyle w:val="Table"/>
+        <w:tblW w:type="auto" w:w="0"/>
+        <w:tblLook w:firstRow="1" w:lastRow="0" w:firstColumn="0" w:lastColumn="0" w:noHBand="0" w:noVBand="0" w:val="0020"/>
+      </w:tblPr>
+      <w:tblGrid>
+        <w:gridCol w:w="2640"/>
+        <w:gridCol w:w="2640"/>
+        <w:gridCol w:w="2640"/>
+      </w:tblGrid>
+      <w:tr>
+        <w:trPr>
+          <w:tblHeader w:val="on"/>
+        </w:trPr>
+        <w:tc>
+          <w:tcPr/>
+          <w:p>
+            <w:pPr>
+              <w:pStyle w:val="Compact"/>
+            </w:pPr>
+            <w:r>
+              <w:rPr>
+                <w:rFonts w:hint="eastAsia"/>
+              </w:rPr>
+              <w:t xml:space="preserve">階段</w:t>
+            </w:r>
+          </w:p>
+        </w:tc>
+        <w:tc>
+          <w:tcPr/>
+          <w:p>
+            <w:pPr>
+              <w:pStyle w:val="Compact"/>
+            </w:pPr>
+            <w:r>
+              <w:rPr>
+                <w:rFonts w:hint="eastAsia"/>
+              </w:rPr>
+              <w:t xml:space="preserve">內容</w:t>
+            </w:r>
+          </w:p>
+        </w:tc>
+        <w:tc>
+          <w:tcPr/>
+          <w:p>
+            <w:pPr>
+              <w:pStyle w:val="Compact"/>
+            </w:pPr>
+            <w:r>
+              <w:rPr>
+                <w:rFonts w:hint="eastAsia"/>
+              </w:rPr>
+              <w:t xml:space="preserve">天數</w:t>
+            </w:r>
+          </w:p>
+        </w:tc>
+      </w:tr>
+      <w:tr>
+        <w:tc>
+          <w:tcPr/>
+          <w:p>
+            <w:pPr>
+              <w:pStyle w:val="Compact"/>
+            </w:pPr>
+            <w:r>
+              <w:t xml:space="preserve">Day 1</w:t>
+            </w:r>
+          </w:p>
+        </w:tc>
+        <w:tc>
+          <w:tcPr/>
+          <w:p>
+            <w:pPr>
+              <w:pStyle w:val="Compact"/>
+            </w:pPr>
+            <w:r>
+              <w:rPr>
+                <w:rFonts w:hint="eastAsia"/>
+              </w:rPr>
+              <w:t xml:space="preserve">多租戶/License/users/RLS</w:t>
+            </w:r>
+            <w:r>
+              <w:t xml:space="preserve"> </w:t>
+            </w:r>
+            <w:r>
+              <w:rPr>
+                <w:rFonts w:hint="eastAsia"/>
+              </w:rPr>
+              <w:t xml:space="preserve">權限</w:t>
+            </w:r>
+            <w:r>
+              <w:t xml:space="preserve"> schema</w:t>
+            </w:r>
+          </w:p>
+        </w:tc>
+        <w:tc>
+          <w:tcPr/>
+          <w:p>
+            <w:pPr>
+              <w:pStyle w:val="Compact"/>
+            </w:pPr>
+            <w:r>
+              <w:t xml:space="preserve">1</w:t>
+            </w:r>
+          </w:p>
+        </w:tc>
+      </w:tr>
+      <w:tr>
+        <w:tc>
+          <w:tcPr/>
+          <w:p>
+            <w:pPr>
+              <w:pStyle w:val="Compact"/>
+            </w:pPr>
+            <w:r>
+              <w:t xml:space="preserve">Day 2-3</w:t>
+            </w:r>
+          </w:p>
+        </w:tc>
+        <w:tc>
+          <w:tcPr/>
+          <w:p>
+            <w:pPr>
+              <w:pStyle w:val="Compact"/>
+            </w:pPr>
+            <w:r>
+              <w:t xml:space="preserve">LINE Bot + </w:t>
+            </w:r>
+            <w:r>
+              <w:rPr>
+                <w:rFonts w:hint="eastAsia"/>
+              </w:rPr>
+              <w:t xml:space="preserve">Webhook（六群組）+</w:t>
+            </w:r>
+            <w:r>
+              <w:t xml:space="preserve"> raw_messages + </w:t>
+            </w:r>
+            <w:r>
+              <w:rPr>
+                <w:rFonts w:hint="eastAsia"/>
+              </w:rPr>
+              <w:t xml:space="preserve">同意/去識別前處理</w:t>
+            </w:r>
+          </w:p>
+        </w:tc>
+        <w:tc>
+          <w:tcPr/>
+          <w:p>
+            <w:pPr>
+              <w:pStyle w:val="Compact"/>
+            </w:pPr>
+            <w:r>
+              <w:t xml:space="preserve">2</w:t>
+            </w:r>
+          </w:p>
+        </w:tc>
+      </w:tr>
+      <w:tr>
+        <w:tc>
+          <w:tcPr/>
+          <w:p>
+            <w:pPr>
+              <w:pStyle w:val="Compact"/>
+            </w:pPr>
+            <w:r>
+              <w:t xml:space="preserve">Day 4-5</w:t>
+            </w:r>
+          </w:p>
+        </w:tc>
+        <w:tc>
+          <w:tcPr/>
+          <w:p>
+            <w:pPr>
+              <w:pStyle w:val="Compact"/>
+            </w:pPr>
+            <w:r>
+              <w:t xml:space="preserve">tickets + knowledge_cards + tenant_vocabulary + audit_log + </w:t>
+            </w:r>
+            <w:r>
+              <w:rPr>
+                <w:rFonts w:hint="eastAsia"/>
+              </w:rPr>
+              <w:t xml:space="preserve">批次</w:t>
+            </w:r>
+            <w:r>
+              <w:t xml:space="preserve"> </w:t>
+            </w:r>
+            <w:r>
+              <w:rPr>
+                <w:rFonts w:hint="eastAsia"/>
+              </w:rPr>
+              <w:t xml:space="preserve">cron（冪等）</w:t>
+            </w:r>
+          </w:p>
+        </w:tc>
+        <w:tc>
+          <w:tcPr/>
+          <w:p>
+            <w:pPr>
+              <w:pStyle w:val="Compact"/>
+            </w:pPr>
+            <w:r>
+              <w:t xml:space="preserve">2</w:t>
+            </w:r>
+          </w:p>
+        </w:tc>
+      </w:tr>
+      <w:tr>
+        <w:tc>
+          <w:tcPr/>
+          <w:p>
+            <w:pPr>
+              <w:pStyle w:val="Compact"/>
+            </w:pPr>
+            <w:r>
+              <w:t xml:space="preserve">Day 6-7</w:t>
+            </w:r>
+          </w:p>
+        </w:tc>
+        <w:tc>
+          <w:tcPr/>
+          <w:p>
+            <w:pPr>
+              <w:pStyle w:val="Compact"/>
+            </w:pPr>
+            <w:r>
+              <w:rPr>
+                <w:rFonts w:hint="eastAsia"/>
+              </w:rPr>
+              <w:t xml:space="preserve">地端多模態（Whisper</w:t>
+            </w:r>
+            <w:r>
+              <w:t xml:space="preserve"> ASR / </w:t>
+            </w:r>
+            <w:r>
+              <w:rPr>
+                <w:rFonts w:hint="eastAsia"/>
+              </w:rPr>
+              <w:t xml:space="preserve">遮罩</w:t>
+            </w:r>
+            <w:r>
+              <w:t xml:space="preserve"> / NER / BGE-M3 </w:t>
+            </w:r>
+            <w:r>
+              <w:rPr>
+                <w:rFonts w:hint="eastAsia"/>
+              </w:rPr>
+              <w:t xml:space="preserve">索引）</w:t>
+            </w:r>
+          </w:p>
+        </w:tc>
+        <w:tc>
+          <w:tcPr/>
+          <w:p>
+            <w:pPr>
+              <w:pStyle w:val="Compact"/>
+            </w:pPr>
+            <w:r>
+              <w:t xml:space="preserve">2</w:t>
+            </w:r>
+          </w:p>
+        </w:tc>
+      </w:tr>
+      <w:tr>
+        <w:tc>
+          <w:tcPr/>
+          <w:p>
+            <w:pPr>
+              <w:pStyle w:val="Compact"/>
+            </w:pPr>
+            <w:r>
+              <w:t xml:space="preserve">Day 8-11</w:t>
+            </w:r>
+          </w:p>
+        </w:tc>
+        <w:tc>
+          <w:tcPr/>
+          <w:p>
+            <w:pPr>
+              <w:pStyle w:val="Compact"/>
+            </w:pPr>
+            <w:r>
+              <w:t xml:space="preserve">Claude </w:t>
+            </w:r>
+            <w:r>
+              <w:rPr>
+                <w:rFonts w:hint="eastAsia"/>
+              </w:rPr>
+              <w:t xml:space="preserve">分階</w:t>
+            </w:r>
+            <w:r>
+              <w:t xml:space="preserve"> </w:t>
+            </w:r>
+            <w:r>
+              <w:rPr>
+                <w:rFonts w:hint="eastAsia"/>
+              </w:rPr>
+              <w:t xml:space="preserve">prompt（分類/抽取/grounding/vision/事件合併/KM，六</w:t>
+            </w:r>
+            <w:r>
+              <w:t xml:space="preserve"> </w:t>
+            </w:r>
+            <w:r>
+              <w:rPr>
+                <w:rFonts w:hint="eastAsia"/>
+              </w:rPr>
+              <w:t xml:space="preserve">Agent）</w:t>
+            </w:r>
+          </w:p>
+        </w:tc>
+        <w:tc>
+          <w:tcPr/>
+          <w:p>
+            <w:pPr>
+              <w:pStyle w:val="Compact"/>
+            </w:pPr>
+            <w:r>
+              <w:t xml:space="preserve">4</w:t>
+            </w:r>
+          </w:p>
+        </w:tc>
+      </w:tr>
+      <w:tr>
+        <w:tc>
+          <w:tcPr/>
+          <w:p>
+            <w:pPr>
+              <w:pStyle w:val="Compact"/>
+            </w:pPr>
+            <w:r>
+              <w:t xml:space="preserve">Day 12-13</w:t>
+            </w:r>
+          </w:p>
+        </w:tc>
+        <w:tc>
+          <w:tcPr/>
+          <w:p>
+            <w:pPr>
+              <w:pStyle w:val="Compact"/>
+            </w:pPr>
+            <w:r>
+              <w:rPr>
+                <w:rFonts w:hint="eastAsia"/>
+              </w:rPr>
+              <w:t xml:space="preserve">每日簽核面板</w:t>
+            </w:r>
+            <w:r>
+              <w:t xml:space="preserve"> + </w:t>
+            </w:r>
+            <w:r>
+              <w:rPr>
+                <w:rFonts w:hint="eastAsia"/>
+              </w:rPr>
+              <w:t xml:space="preserve">逾時警示</w:t>
+            </w:r>
+            <w:r>
+              <w:t xml:space="preserve"> + Ragic Outbox </w:t>
+            </w:r>
+            <w:r>
+              <w:rPr>
+                <w:rFonts w:hint="eastAsia"/>
+              </w:rPr>
+              <w:t xml:space="preserve">同步</w:t>
+            </w:r>
+            <w:r>
+              <w:t xml:space="preserve"> + </w:t>
+            </w:r>
+            <w:r>
+              <w:rPr>
+                <w:rFonts w:hint="eastAsia"/>
+              </w:rPr>
+              <w:t xml:space="preserve">工研院</w:t>
+            </w:r>
+            <w:r>
+              <w:t xml:space="preserve"> RAG + LINE </w:t>
+            </w:r>
+            <w:r>
+              <w:rPr>
+                <w:rFonts w:hint="eastAsia"/>
+              </w:rPr>
+              <w:t xml:space="preserve">反向問答</w:t>
+            </w:r>
+          </w:p>
+        </w:tc>
+        <w:tc>
+          <w:tcPr/>
+          <w:p>
+            <w:pPr>
+              <w:pStyle w:val="Compact"/>
+            </w:pPr>
+            <w:r>
+              <w:t xml:space="preserve">2</w:t>
+            </w:r>
+          </w:p>
+        </w:tc>
+      </w:tr>
+      <w:tr>
+        <w:tc>
+          <w:tcPr/>
+          <w:p>
+            <w:pPr>
+              <w:pStyle w:val="Compact"/>
+            </w:pPr>
+            <w:r>
+              <w:t xml:space="preserve">Day 14-15</w:t>
+            </w:r>
+          </w:p>
+        </w:tc>
+        <w:tc>
+          <w:tcPr/>
+          <w:p>
+            <w:pPr>
+              <w:pStyle w:val="Compact"/>
+            </w:pPr>
+            <w:r>
+              <w:rPr>
+                <w:rFonts w:hint="eastAsia"/>
+              </w:rPr>
+              <w:t xml:space="preserve">單一戰情室應用，四角色視圖（同套元件依</w:t>
+            </w:r>
+            <w:r>
+              <w:t xml:space="preserve"> role </w:t>
+            </w:r>
+            <w:r>
+              <w:rPr>
+                <w:rFonts w:hint="eastAsia"/>
+              </w:rPr>
+              <w:t xml:space="preserve">渲染）</w:t>
+            </w:r>
+          </w:p>
+        </w:tc>
+        <w:tc>
+          <w:tcPr/>
+          <w:p>
+            <w:pPr>
+              <w:pStyle w:val="Compact"/>
+            </w:pPr>
+            <w:r>
+              <w:t xml:space="preserve">2</w:t>
+            </w:r>
+          </w:p>
+        </w:tc>
+      </w:tr>
+      <w:tr>
+        <w:tc>
+          <w:tcPr/>
+          <w:p>
+            <w:pPr>
+              <w:pStyle w:val="Compact"/>
+            </w:pPr>
+            <w:r>
+              <w:t xml:space="preserve">Day 16</w:t>
+            </w:r>
+          </w:p>
+        </w:tc>
+        <w:tc>
+          <w:tcPr/>
+          <w:p>
+            <w:pPr>
+              <w:pStyle w:val="Compact"/>
+            </w:pPr>
+            <w:r>
+              <w:rPr>
+                <w:rFonts w:hint="eastAsia"/>
+              </w:rPr>
+              <w:t xml:space="preserve">隔離/防幻覺/簽核</w:t>
+            </w:r>
+            <w:r>
+              <w:t xml:space="preserve"> gate </w:t>
+            </w:r>
+            <w:r>
+              <w:rPr>
+                <w:rFonts w:hint="eastAsia"/>
+              </w:rPr>
+              <w:t xml:space="preserve">驗收測試（§十九）+</w:t>
+            </w:r>
+            <w:r>
+              <w:t xml:space="preserve"> </w:t>
+            </w:r>
+            <w:r>
+              <w:rPr>
+                <w:rFonts w:hint="eastAsia"/>
+              </w:rPr>
+              <w:t xml:space="preserve">端對端</w:t>
+            </w:r>
+          </w:p>
+        </w:tc>
+        <w:tc>
+          <w:tcPr/>
+          <w:p>
+            <w:pPr>
+              <w:pStyle w:val="Compact"/>
+            </w:pPr>
+            <w:r>
+              <w:t xml:space="preserve">1</w:t>
+            </w:r>
+          </w:p>
+        </w:tc>
+      </w:tr>
+    </w:tbl>
+    <w:bookmarkEnd w:id="57"/>
+    <w:bookmarkStart w:id="58" w:name="X97afe3eb58af559200e5f13eb909728fbeb848e"/>
+    <w:p>
+      <w:pPr>
+        <w:pStyle w:val="Heading3"/>
+      </w:pPr>
+      <w:r>
+        <w:t xml:space="preserve">21.2 </w:t>
+      </w:r>
+      <w:r>
+        <w:rPr>
+          <w:rFonts w:hint="eastAsia"/>
+        </w:rPr>
+        <w:t xml:space="preserve">產品化路線（分階段，融入計畫書優勢）</w:t>
+      </w:r>
+    </w:p>
+    <w:tbl>
+      <w:tblPr>
+        <w:tblStyle w:val="Table"/>
+        <w:tblW w:type="auto" w:w="0"/>
+        <w:tblLook w:firstRow="1" w:lastRow="0" w:firstColumn="0" w:lastColumn="0" w:noHBand="0" w:noVBand="0" w:val="0020"/>
+      </w:tblPr>
+      <w:tblGrid>
+        <w:gridCol w:w="2640"/>
+        <w:gridCol w:w="2640"/>
+        <w:gridCol w:w="2640"/>
+      </w:tblGrid>
+      <w:tr>
+        <w:trPr>
+          <w:tblHeader w:val="on"/>
+        </w:trPr>
+        <w:tc>
+          <w:tcPr/>
+          <w:p>
+            <w:pPr>
+              <w:pStyle w:val="Compact"/>
+            </w:pPr>
+            <w:r>
+              <w:rPr>
+                <w:rFonts w:hint="eastAsia"/>
+              </w:rPr>
+              <w:t xml:space="preserve">階段</w:t>
+            </w:r>
+          </w:p>
+        </w:tc>
+        <w:tc>
+          <w:tcPr/>
+          <w:p>
+            <w:pPr>
+              <w:pStyle w:val="Compact"/>
+            </w:pPr>
+            <w:r>
+              <w:rPr>
+                <w:rFonts w:hint="eastAsia"/>
+              </w:rPr>
+              <w:t xml:space="preserve">重點</w:t>
+            </w:r>
+          </w:p>
+        </w:tc>
+        <w:tc>
+          <w:tcPr/>
+          <w:p>
+            <w:pPr>
+              <w:pStyle w:val="Compact"/>
+            </w:pPr>
+            <w:r>
+              <w:rPr>
+                <w:rFonts w:hint="eastAsia"/>
+              </w:rPr>
+              <w:t xml:space="preserve">驗收</w:t>
+            </w:r>
+          </w:p>
+        </w:tc>
+      </w:tr>
+      <w:tr>
+        <w:tc>
+          <w:tcPr/>
+          <w:p>
+            <w:pPr>
+              <w:pStyle w:val="Compact"/>
+            </w:pPr>
+            <w:r>
+              <w:t xml:space="preserve">Phase </w:t>
+            </w:r>
+            <w:r>
+              <w:rPr>
+                <w:rFonts w:hint="eastAsia"/>
+              </w:rPr>
+              <w:t xml:space="preserve">1・導入與結構化</w:t>
+            </w:r>
+          </w:p>
+        </w:tc>
+        <w:tc>
+          <w:tcPr/>
+          <w:p>
+            <w:pPr>
+              <w:pStyle w:val="Compact"/>
+            </w:pPr>
+            <w:r>
+              <w:t xml:space="preserve">LINE OA </w:t>
+            </w:r>
+            <w:r>
+              <w:rPr>
+                <w:rFonts w:hint="eastAsia"/>
+              </w:rPr>
+              <w:t xml:space="preserve">導入＋冷啟動調校；日報/工單結構化；確認迴圈；Ragic</w:t>
+            </w:r>
+            <w:r>
+              <w:t xml:space="preserve"> </w:t>
+            </w:r>
+            <w:r>
+              <w:rPr>
+                <w:rFonts w:hint="eastAsia"/>
+              </w:rPr>
+              <w:t xml:space="preserve">匯流</w:t>
+            </w:r>
+          </w:p>
+        </w:tc>
+        <w:tc>
+          <w:tcPr/>
+          <w:p>
+            <w:pPr>
+              <w:pStyle w:val="Compact"/>
+            </w:pPr>
+            <w:r>
+              <w:rPr>
+                <w:rFonts w:hint="eastAsia"/>
+              </w:rPr>
+              <w:t xml:space="preserve">首批示範廠上線；結構化率</w:t>
+            </w:r>
+            <w:r>
+              <w:t xml:space="preserve"> ≥ 95%</w:t>
+            </w:r>
+          </w:p>
+        </w:tc>
+      </w:tr>
+      <w:tr>
+        <w:tc>
+          <w:tcPr/>
+          <w:p>
+            <w:pPr>
+              <w:pStyle w:val="Compact"/>
+            </w:pPr>
+            <w:r>
+              <w:t xml:space="preserve">Phase </w:t>
+            </w:r>
+            <w:r>
+              <w:rPr>
+                <w:rFonts w:hint="eastAsia"/>
+              </w:rPr>
+              <w:t xml:space="preserve">2・維保</w:t>
+            </w:r>
+            <w:r>
+              <w:t xml:space="preserve"> KM </w:t>
+            </w:r>
+            <w:r>
+              <w:rPr>
+                <w:rFonts w:hint="eastAsia"/>
+              </w:rPr>
+              <w:t xml:space="preserve">與問答</w:t>
+            </w:r>
+          </w:p>
+        </w:tc>
+        <w:tc>
+          <w:tcPr/>
+          <w:p>
+            <w:pPr>
+              <w:pStyle w:val="Compact"/>
+            </w:pPr>
+            <w:r>
+              <w:rPr>
+                <w:rFonts w:hint="eastAsia"/>
+              </w:rPr>
+              <w:t xml:space="preserve">跨訊息事件合併；知識卡片；詞庫管理；向量檢索；LINE</w:t>
+            </w:r>
+            <w:r>
+              <w:t xml:space="preserve"> </w:t>
+            </w:r>
+            <w:r>
+              <w:rPr>
+                <w:rFonts w:hint="eastAsia"/>
+              </w:rPr>
+              <w:t xml:space="preserve">反向問答；照片視覺</w:t>
+            </w:r>
+          </w:p>
+        </w:tc>
+        <w:tc>
+          <w:tcPr/>
+          <w:p>
+            <w:pPr>
+              <w:pStyle w:val="Compact"/>
+            </w:pPr>
+            <w:r>
+              <w:rPr>
+                <w:rFonts w:hint="eastAsia"/>
+              </w:rPr>
+              <w:t xml:space="preserve">知識庫</w:t>
+            </w:r>
+            <w:r>
+              <w:t xml:space="preserve"> ≥ 200 </w:t>
+            </w:r>
+            <w:r>
+              <w:rPr>
+                <w:rFonts w:hint="eastAsia"/>
+              </w:rPr>
+              <w:t xml:space="preserve">筆/廠；問答上線</w:t>
+            </w:r>
+          </w:p>
+        </w:tc>
+      </w:tr>
+      <w:tr>
+        <w:tc>
+          <w:tcPr/>
+          <w:p>
+            <w:pPr>
+              <w:pStyle w:val="Compact"/>
+            </w:pPr>
+            <w:r>
+              <w:t xml:space="preserve">Phase </w:t>
+            </w:r>
+            <w:r>
+              <w:rPr>
+                <w:rFonts w:hint="eastAsia"/>
+              </w:rPr>
+              <w:t xml:space="preserve">3・戰情室與規模化</w:t>
+            </w:r>
+          </w:p>
+        </w:tc>
+        <w:tc>
+          <w:tcPr/>
+          <w:p>
+            <w:pPr>
+              <w:pStyle w:val="Compact"/>
+            </w:pPr>
+            <w:r>
+              <w:rPr>
+                <w:rFonts w:hint="eastAsia"/>
+              </w:rPr>
+              <w:t xml:space="preserve">四角色戰情室；補助漏斗；多租戶擴至排隊客戶</w:t>
+            </w:r>
+          </w:p>
+        </w:tc>
+        <w:tc>
+          <w:tcPr/>
+          <w:p>
+            <w:pPr>
+              <w:pStyle w:val="Compact"/>
+            </w:pPr>
+            <w:r>
+              <w:rPr>
+                <w:rFonts w:hint="eastAsia"/>
+              </w:rPr>
+              <w:t xml:space="preserve">戰情室上線；擴展至排隊客戶</w:t>
+            </w:r>
+          </w:p>
+        </w:tc>
+      </w:tr>
+    </w:tbl>
+    <w:p>
+      <w:r>
+        <w:pict>
+          <v:rect style="width:0;height:1.5pt" o:hralign="center" o:hrstd="t" o:hr="t"/>
+        </w:pict>
+      </w:r>
+    </w:p>
+    <w:bookmarkEnd w:id="58"/>
+    <w:bookmarkEnd w:id="59"/>
+    <w:bookmarkStart w:id="60" w:name="二十二待確認事項"/>
+    <w:p>
+      <w:pPr>
+        <w:pStyle w:val="Heading2"/>
+      </w:pPr>
+      <w:r>
+        <w:rPr>
+          <w:rFonts w:hint="eastAsia"/>
+        </w:rPr>
+        <w:t xml:space="preserve">二十二、待確認事項</w:t>
+      </w:r>
+    </w:p>
+    <w:p>
+      <w:pPr>
+        <w:pStyle w:val="FirstParagraph"/>
+      </w:pPr>
+      <w:r>
+        <w:rPr>
+          <w:b/>
+          <w:bCs/>
+        </w:rPr>
+        <w:t xml:space="preserve">P0 </w:t>
+      </w:r>
+      <w:r>
+        <w:rPr>
+          <w:rFonts w:hint="eastAsia"/>
+          <w:b/>
+          <w:bCs/>
+        </w:rPr>
+        <w:t xml:space="preserve">已決策（本版）</w:t>
+      </w:r>
+      <w:r>
+        <w:rPr>
+          <w:rFonts w:hint="eastAsia"/>
+        </w:rPr>
+        <w:t xml:space="preserve">：①</w:t>
+      </w:r>
+      <w:r>
+        <w:t xml:space="preserve"> </w:t>
+      </w:r>
+      <w:r>
+        <w:rPr>
+          <w:rFonts w:hint="eastAsia"/>
+        </w:rPr>
+        <w:t xml:space="preserve">部署＝只有服務地端、LLM</w:t>
+      </w:r>
+      <w:r>
+        <w:t xml:space="preserve"> </w:t>
+      </w:r>
+      <w:r>
+        <w:rPr>
+          <w:rFonts w:hint="eastAsia"/>
+        </w:rPr>
+        <w:t xml:space="preserve">雲端吃去識別內容</w:t>
+      </w:r>
+      <w:r>
+        <w:t xml:space="preserve"> ② </w:t>
+      </w:r>
+      <w:r>
+        <w:rPr>
+          <w:rFonts w:hint="eastAsia"/>
+        </w:rPr>
+        <w:t xml:space="preserve">多模態逐場景選型</w:t>
+      </w:r>
+      <w:r>
+        <w:t xml:space="preserve"> ③ consultant </w:t>
+      </w:r>
+      <w:r>
+        <w:rPr>
+          <w:rFonts w:hint="eastAsia"/>
+        </w:rPr>
+        <w:t xml:space="preserve">預設不可代簽。</w:t>
+      </w:r>
+    </w:p>
+    <w:p>
+      <w:pPr>
+        <w:pStyle w:val="BodyText"/>
+      </w:pPr>
+      <w:r>
+        <w:rPr>
+          <w:rFonts w:hint="eastAsia"/>
+          <w:b/>
+          <w:bCs/>
+        </w:rPr>
+        <w:t xml:space="preserve">待確認（P1/P2）</w:t>
+      </w:r>
+      <w:r>
+        <w:rPr>
+          <w:rFonts w:hint="eastAsia"/>
+        </w:rPr>
+        <w:t xml:space="preserve">：</w:t>
       </w:r>
     </w:p>
     <w:p>
@@ -10868,10 +13906,13 @@
         </w:numPr>
       </w:pPr>
       <w:r>
-        <w:rPr>
-          <w:rFonts w:hint="eastAsia"/>
-        </w:rPr>
-        <w:t xml:space="preserve">各群組簽核負責人名單與代理人</w:t>
+        <w:t xml:space="preserve">License </w:t>
+      </w:r>
+      <w:r>
+        <w:rPr>
+          <w:rFonts w:hint="eastAsia"/>
+        </w:rPr>
+        <w:t xml:space="preserve">計費細節（席位增減如何影響計費）</w:t>
       </w:r>
     </w:p>
     <w:p>
@@ -10883,13 +13924,19 @@
         </w:numPr>
       </w:pPr>
       <w:r>
-        <w:t xml:space="preserve">SFT </w:t>
-      </w:r>
-      <w:r>
-        <w:rPr>
-          <w:rFonts w:hint="eastAsia"/>
-        </w:rPr>
-        <w:t xml:space="preserve">標準答案範例準備分工</w:t>
+        <w:rPr>
+          <w:rFonts w:hint="eastAsia"/>
+        </w:rPr>
+        <w:t xml:space="preserve">工研院</w:t>
+      </w:r>
+      <w:r>
+        <w:t xml:space="preserve"> RAG </w:t>
+      </w:r>
+      <w:r>
+        <w:rPr>
+          <w:rFonts w:hint="eastAsia"/>
+        </w:rPr>
+        <w:t xml:space="preserve">技轉/串接契約（§二十）</w:t>
       </w:r>
     </w:p>
     <w:p>
@@ -10904,16 +13951,25 @@
         <w:rPr>
           <w:rFonts w:hint="eastAsia"/>
         </w:rPr>
-        <w:t xml:space="preserve">地端硬體規格與現場環境評估（含</w:t>
-      </w:r>
-      <w:r>
-        <w:t xml:space="preserve"> </w:t>
-      </w:r>
-      <w:r>
-        <w:rPr>
-          <w:rFonts w:hint="eastAsia"/>
-        </w:rPr>
-        <w:t xml:space="preserve">GPU）</w:t>
+        <w:t xml:space="preserve">六大群組</w:t>
+      </w:r>
+      <w:r>
+        <w:t xml:space="preserve"> LINE OA </w:t>
+      </w:r>
+      <w:r>
+        <w:rPr>
+          <w:rFonts w:hint="eastAsia"/>
+        </w:rPr>
+        <w:t xml:space="preserve">由台灣福祉或</w:t>
+      </w:r>
+      <w:r>
+        <w:t xml:space="preserve"> aiproot </w:t>
+      </w:r>
+      <w:r>
+        <w:rPr>
+          <w:rFonts w:hint="eastAsia"/>
+        </w:rPr>
+        <w:t xml:space="preserve">申請管理</w:t>
       </w:r>
     </w:p>
     <w:p>
@@ -10925,13 +13981,10 @@
         </w:numPr>
       </w:pPr>
       <w:r>
-        <w:t xml:space="preserve">20 </w:t>
-      </w:r>
-      <w:r>
-        <w:rPr>
-          <w:rFonts w:hint="eastAsia"/>
-        </w:rPr>
-        <w:t xml:space="preserve">家排隊客戶導入優先序與上線排程</w:t>
+        <w:rPr>
+          <w:rFonts w:hint="eastAsia"/>
+        </w:rPr>
+        <w:t xml:space="preserve">各群組簽核負責人名單與代理人</w:t>
       </w:r>
     </w:p>
     <w:p>
@@ -10943,19 +13996,13 @@
         </w:numPr>
       </w:pPr>
       <w:r>
-        <w:rPr>
-          <w:rFonts w:hint="eastAsia"/>
-        </w:rPr>
-        <w:t xml:space="preserve">全台地理資訊圖表資料來源（台灣福祉自有</w:t>
-      </w:r>
-      <w:r>
-        <w:t xml:space="preserve"> </w:t>
-      </w:r>
-      <w:r>
-        <w:rPr>
-          <w:rFonts w:hint="eastAsia"/>
-        </w:rPr>
-        <w:t xml:space="preserve">CRM，建議延後或明列來源）</w:t>
+        <w:t xml:space="preserve">SFT </w:t>
+      </w:r>
+      <w:r>
+        <w:rPr>
+          <w:rFonts w:hint="eastAsia"/>
+        </w:rPr>
+        <w:t xml:space="preserve">標準答案範例準備分工</w:t>
       </w:r>
     </w:p>
     <w:p>
@@ -10970,11 +14017,77 @@
         <w:rPr>
           <w:rFonts w:hint="eastAsia"/>
         </w:rPr>
-        <w:t xml:space="preserve">成本以真實訊息量實測校正（§十三）</w:t>
-      </w:r>
-    </w:p>
-    <w:bookmarkEnd w:id="42"/>
-    <w:bookmarkEnd w:id="43"/>
+        <w:t xml:space="preserve">地端硬體規格與現場環境評估（含</w:t>
+      </w:r>
+      <w:r>
+        <w:t xml:space="preserve"> </w:t>
+      </w:r>
+      <w:r>
+        <w:rPr>
+          <w:rFonts w:hint="eastAsia"/>
+        </w:rPr>
+        <w:t xml:space="preserve">GPU）</w:t>
+      </w:r>
+    </w:p>
+    <w:p>
+      <w:pPr>
+        <w:pStyle w:val="Compact"/>
+        <w:numPr>
+          <w:ilvl w:val="0"/>
+          <w:numId w:val="1015"/>
+        </w:numPr>
+      </w:pPr>
+      <w:r>
+        <w:t xml:space="preserve">20 </w:t>
+      </w:r>
+      <w:r>
+        <w:rPr>
+          <w:rFonts w:hint="eastAsia"/>
+        </w:rPr>
+        <w:t xml:space="preserve">家排隊客戶導入優先序與上線排程</w:t>
+      </w:r>
+    </w:p>
+    <w:p>
+      <w:pPr>
+        <w:pStyle w:val="Compact"/>
+        <w:numPr>
+          <w:ilvl w:val="0"/>
+          <w:numId w:val="1016"/>
+        </w:numPr>
+      </w:pPr>
+      <w:r>
+        <w:rPr>
+          <w:rFonts w:hint="eastAsia"/>
+        </w:rPr>
+        <w:t xml:space="preserve">全台地理資訊圖表資料來源（台灣福祉自有</w:t>
+      </w:r>
+      <w:r>
+        <w:t xml:space="preserve"> </w:t>
+      </w:r>
+      <w:r>
+        <w:rPr>
+          <w:rFonts w:hint="eastAsia"/>
+        </w:rPr>
+        <w:t xml:space="preserve">CRM，建議延後或明列來源）</w:t>
+      </w:r>
+    </w:p>
+    <w:p>
+      <w:pPr>
+        <w:pStyle w:val="Compact"/>
+        <w:numPr>
+          <w:ilvl w:val="0"/>
+          <w:numId w:val="1017"/>
+        </w:numPr>
+      </w:pPr>
+      <w:r>
+        <w:rPr>
+          <w:rFonts w:hint="eastAsia"/>
+        </w:rPr>
+        <w:t xml:space="preserve">成本以真實訊息量實測校正（§十五）</w:t>
+      </w:r>
+    </w:p>
+    <w:bookmarkEnd w:id="60"/>
+    <w:bookmarkEnd w:id="61"/>
     <w:sectPr>
       <w:footnotePr>
         <w:numRestart w:val="eachSect"/>
@@ -11386,6 +14499,12 @@
     <w:abstractNumId w:val="991"/>
   </w:num>
   <w:num w:numId="1003">
+    <w:abstractNumId w:val="991"/>
+  </w:num>
+  <w:num w:numId="1004">
+    <w:abstractNumId w:val="991"/>
+  </w:num>
+  <w:num w:numId="1005">
     <w:abstractNumId w:val="99411"/>
     <w:lvlOverride w:ilvl="0">
       <w:startOverride w:val="1"/>
@@ -11415,20 +14534,41 @@
       <w:startOverride w:val="1"/>
     </w:lvlOverride>
   </w:num>
-  <w:num w:numId="1004">
+  <w:num w:numId="1006">
+    <w:abstractNumId w:val="99411"/>
+    <w:lvlOverride w:ilvl="0">
+      <w:startOverride w:val="1"/>
+    </w:lvlOverride>
+    <w:lvlOverride w:ilvl="1">
+      <w:startOverride w:val="1"/>
+    </w:lvlOverride>
+    <w:lvlOverride w:ilvl="2">
+      <w:startOverride w:val="1"/>
+    </w:lvlOverride>
+    <w:lvlOverride w:ilvl="3">
+      <w:startOverride w:val="1"/>
+    </w:lvlOverride>
+    <w:lvlOverride w:ilvl="4">
+      <w:startOverride w:val="1"/>
+    </w:lvlOverride>
+    <w:lvlOverride w:ilvl="5">
+      <w:startOverride w:val="1"/>
+    </w:lvlOverride>
+    <w:lvlOverride w:ilvl="6">
+      <w:startOverride w:val="1"/>
+    </w:lvlOverride>
+    <w:lvlOverride w:ilvl="7">
+      <w:startOverride w:val="1"/>
+    </w:lvlOverride>
+    <w:lvlOverride w:ilvl="8">
+      <w:startOverride w:val="1"/>
+    </w:lvlOverride>
+  </w:num>
+  <w:num w:numId="1007">
     <w:abstractNumId w:val="991"/>
   </w:num>
-  <w:num w:numId="1005">
+  <w:num w:numId="1008">
     <w:abstractNumId w:val="991"/>
-  </w:num>
-  <w:num w:numId="1006">
-    <w:abstractNumId w:val="992"/>
-  </w:num>
-  <w:num w:numId="1007">
-    <w:abstractNumId w:val="992"/>
-  </w:num>
-  <w:num w:numId="1008">
-    <w:abstractNumId w:val="992"/>
   </w:num>
   <w:num w:numId="1009">
     <w:abstractNumId w:val="992"/>
@@ -11446,6 +14586,15 @@
     <w:abstractNumId w:val="992"/>
   </w:num>
   <w:num w:numId="1014">
+    <w:abstractNumId w:val="992"/>
+  </w:num>
+  <w:num w:numId="1015">
+    <w:abstractNumId w:val="992"/>
+  </w:num>
+  <w:num w:numId="1016">
+    <w:abstractNumId w:val="992"/>
+  </w:num>
+  <w:num w:numId="1017">
     <w:abstractNumId w:val="992"/>
   </w:num>
 </w:numbering>
